--- a/INDiGO Trial/Call List/Weekly Data Report/INDiGO_WeeklyNumbers_v1.1.docx
+++ b/INDiGO Trial/Call List/Weekly Data Report/INDiGO_WeeklyNumbers_v1.1.docx
@@ -1,6 +1,6 @@
 
 <file path=word/document.xml><?xml version="1.0" encoding="utf-8"?>
-<w:document xmlns:wpc="http://schemas.microsoft.com/office/word/2010/wordprocessingCanvas" xmlns:cx="http://schemas.microsoft.com/office/drawing/2014/chartex" xmlns:cx1="http://schemas.microsoft.com/office/drawing/2015/9/8/chartex" xmlns:cx2="http://schemas.microsoft.com/office/drawing/2015/10/21/chartex" xmlns:cx3="http://schemas.microsoft.com/office/drawing/2016/5/9/chartex" xmlns:cx4="http://schemas.microsoft.com/office/drawing/2016/5/10/chartex" xmlns:cx5="http://schemas.microsoft.com/office/drawing/2016/5/11/chartex" xmlns:cx6="http://schemas.microsoft.com/office/drawing/2016/5/12/chartex" xmlns:cx7="http://schemas.microsoft.com/office/drawing/2016/5/13/chartex" xmlns:cx8="http://schemas.microsoft.com/office/drawing/2016/5/14/chartex" xmlns:mc="http://schemas.openxmlformats.org/markup-compatibility/2006" xmlns:aink="http://schemas.microsoft.com/office/drawing/2016/ink" xmlns:am3d="http://schemas.microsoft.com/office/drawing/2017/model3d" xmlns:o="urn:schemas-microsoft-com:office:office" xmlns:oel="http://schemas.microsoft.com/office/2019/extlst" xmlns:r="http://schemas.openxmlformats.org/officeDocument/2006/relationships" xmlns:m="http://schemas.openxmlformats.org/officeDocument/2006/math" xmlns:v="urn:schemas-microsoft-com:vml" xmlns:wp14="http://schemas.microsoft.com/office/word/2010/wordprocessingDrawing" xmlns:wp="http://schemas.openxmlformats.org/drawingml/2006/wordprocessingDrawing" xmlns:w10="urn:schemas-microsoft-com:office:word" xmlns:w="http://schemas.openxmlformats.org/wordprocessingml/2006/main" xmlns:w14="http://schemas.microsoft.com/office/word/2010/wordml" xmlns:w15="http://schemas.microsoft.com/office/word/2012/wordml" xmlns:w16cex="http://schemas.microsoft.com/office/word/2018/wordml/cex" xmlns:w16cid="http://schemas.microsoft.com/office/word/2016/wordml/cid" xmlns:w16="http://schemas.microsoft.com/office/word/2018/wordml" xmlns:w16du="http://schemas.microsoft.com/office/word/2023/wordml/word16du" xmlns:w16sdtdh="http://schemas.microsoft.com/office/word/2020/wordml/sdtdatahash" xmlns:w16se="http://schemas.microsoft.com/office/word/2015/wordml/symex" xmlns:wpg="http://schemas.microsoft.com/office/word/2010/wordprocessingGroup" xmlns:wpi="http://schemas.microsoft.com/office/word/2010/wordprocessingInk" xmlns:wne="http://schemas.microsoft.com/office/word/2006/wordml" xmlns:wps="http://schemas.microsoft.com/office/word/2010/wordprocessingShape" mc:Ignorable="w14 w15 w16se w16cid w16 w16cex w16sdtdh w16du wp14">
+<w:document xmlns:wpc="http://schemas.microsoft.com/office/word/2010/wordprocessingCanvas" xmlns:cx="http://schemas.microsoft.com/office/drawing/2014/chartex" xmlns:cx1="http://schemas.microsoft.com/office/drawing/2015/9/8/chartex" xmlns:cx2="http://schemas.microsoft.com/office/drawing/2015/10/21/chartex" xmlns:cx3="http://schemas.microsoft.com/office/drawing/2016/5/9/chartex" xmlns:cx4="http://schemas.microsoft.com/office/drawing/2016/5/10/chartex" xmlns:cx5="http://schemas.microsoft.com/office/drawing/2016/5/11/chartex" xmlns:cx6="http://schemas.microsoft.com/office/drawing/2016/5/12/chartex" xmlns:cx7="http://schemas.microsoft.com/office/drawing/2016/5/13/chartex" xmlns:cx8="http://schemas.microsoft.com/office/drawing/2016/5/14/chartex" xmlns:mc="http://schemas.openxmlformats.org/markup-compatibility/2006" xmlns:aink="http://schemas.microsoft.com/office/drawing/2016/ink" xmlns:am3d="http://schemas.microsoft.com/office/drawing/2017/model3d" xmlns:o="urn:schemas-microsoft-com:office:office" xmlns:oel="http://schemas.microsoft.com/office/2019/extlst" xmlns:r="http://schemas.openxmlformats.org/officeDocument/2006/relationships" xmlns:m="http://schemas.openxmlformats.org/officeDocument/2006/math" xmlns:v="urn:schemas-microsoft-com:vml" xmlns:wp14="http://schemas.microsoft.com/office/word/2010/wordprocessingDrawing" xmlns:wp="http://schemas.openxmlformats.org/drawingml/2006/wordprocessingDrawing" xmlns:w10="urn:schemas-microsoft-com:office:word" xmlns:w="http://schemas.openxmlformats.org/wordprocessingml/2006/main" xmlns:w14="http://schemas.microsoft.com/office/word/2010/wordml" xmlns:w15="http://schemas.microsoft.com/office/word/2012/wordml" xmlns:w16cex="http://schemas.microsoft.com/office/word/2018/wordml/cex" xmlns:w16cid="http://schemas.microsoft.com/office/word/2016/wordml/cid" xmlns:w16="http://schemas.microsoft.com/office/word/2018/wordml" xmlns:w16du="http://schemas.microsoft.com/office/word/2023/wordml/word16du" xmlns:w16sdtdh="http://schemas.microsoft.com/office/word/2020/wordml/sdtdatahash" xmlns:w16sdtfl="http://schemas.microsoft.com/office/word/2024/wordml/sdtformatlock" xmlns:w16se="http://schemas.microsoft.com/office/word/2015/wordml/symex" xmlns:wpg="http://schemas.microsoft.com/office/word/2010/wordprocessingGroup" xmlns:wpi="http://schemas.microsoft.com/office/word/2010/wordprocessingInk" xmlns:wne="http://schemas.microsoft.com/office/word/2006/wordml" xmlns:wps="http://schemas.microsoft.com/office/word/2010/wordprocessingShape" mc:Ignorable="w14 w15 w16se w16cid w16 w16cex w16sdtdh w16sdtfl w16du wp14">
   <w:body>
     <w:p>
       <w:pPr>
@@ -13,7 +13,7 @@
           <w:noProof/>
         </w:rPr>
         <w:drawing>
-          <wp:anchor distT="0" distB="0" distL="114300" distR="114300" simplePos="0" relativeHeight="251660288" behindDoc="0" locked="0" layoutInCell="1" allowOverlap="1" wp14:anchorId="2CB15F08" wp14:editId="64FE670E">
+          <wp:anchor distT="0" distB="0" distL="114300" distR="114300" simplePos="0" relativeHeight="251660288" behindDoc="0" locked="0" layoutInCell="1" allowOverlap="1" wp14:anchorId="2CB15F08" wp14:editId="54658CB5">
             <wp:simplePos x="0" y="0"/>
             <wp:positionH relativeFrom="column">
               <wp:posOffset>943969</wp:posOffset>
@@ -238,6 +238,16 @@
         </mc:AlternateContent>
       </w:r>
     </w:p>
+    <w:p/>
+    <w:p/>
+    <w:p/>
+    <w:p/>
+    <w:p/>
+    <w:p>
+      <w:pPr>
+        <w:jc w:val="center"/>
+      </w:pPr>
+    </w:p>
     <w:p>
       <w:pPr>
         <w:tabs>
@@ -270,44 +280,37 @@
     </w:p>
     <w:tbl>
       <w:tblPr>
-        <w:tblW w:w="7220" w:type="dxa"/>
-        <w:tblInd w:w="1128" w:type="dxa"/>
+        <w:tblStyle w:val="GridTable5Dark-Accent6"/>
+        <w:tblW w:w="6607" w:type="dxa"/>
+        <w:jc w:val="center"/>
         <w:tblLook w:val="04A0" w:firstRow="1" w:lastRow="0" w:firstColumn="1" w:lastColumn="0" w:noHBand="0" w:noVBand="1"/>
       </w:tblPr>
       <w:tblGrid>
-        <w:gridCol w:w="2100"/>
+        <w:gridCol w:w="2052"/>
         <w:gridCol w:w="960"/>
         <w:gridCol w:w="960"/>
         <w:gridCol w:w="960"/>
         <w:gridCol w:w="960"/>
-        <w:gridCol w:w="1280"/>
+        <w:gridCol w:w="960"/>
       </w:tblGrid>
       <w:tr>
         <w:trPr>
+          <w:cnfStyle w:val="100000000000" w:firstRow="1" w:lastRow="0" w:firstColumn="0" w:lastColumn="0" w:oddVBand="0" w:evenVBand="0" w:oddHBand="0" w:evenHBand="0" w:firstRowFirstColumn="0" w:firstRowLastColumn="0" w:lastRowFirstColumn="0" w:lastRowLastColumn="0"/>
           <w:trHeight w:val="290"/>
+          <w:jc w:val="center"/>
         </w:trPr>
         <w:tc>
           <w:tcPr>
-            <w:tcW w:w="2100" w:type="dxa"/>
-            <w:tcBorders>
-              <w:top w:val="nil"/>
-              <w:left w:val="nil"/>
-              <w:bottom w:val="single" w:sz="12" w:space="0" w:color="FFFFFF"/>
-              <w:right w:val="single" w:sz="4" w:space="0" w:color="FFFFFF"/>
-            </w:tcBorders>
-            <w:shd w:val="clear" w:color="000000" w:fill="4EA72E"/>
+            <w:cnfStyle w:val="001000000000" w:firstRow="0" w:lastRow="0" w:firstColumn="1" w:lastColumn="0" w:oddVBand="0" w:evenVBand="0" w:oddHBand="0" w:evenHBand="0" w:firstRowFirstColumn="0" w:firstRowLastColumn="0" w:lastRowFirstColumn="0" w:lastRowLastColumn="0"/>
+            <w:tcW w:w="1807" w:type="dxa"/>
             <w:noWrap/>
-            <w:vAlign w:val="bottom"/>
             <w:hideMark/>
           </w:tcPr>
           <w:p>
             <w:pPr>
-              <w:spacing w:after="0" w:line="240" w:lineRule="auto"/>
-              <w:rPr>
-                <w:rFonts w:ascii="Aptos Narrow" w:eastAsia="Times New Roman" w:hAnsi="Aptos Narrow" w:cs="Times New Roman"/>
-                <w:b/>
-                <w:bCs/>
-                <w:color w:val="FFFFFF"/>
+              <w:rPr>
+                <w:rFonts w:ascii="Aptos Narrow" w:eastAsia="Times New Roman" w:hAnsi="Aptos Narrow" w:cs="Times New Roman"/>
+                <w:color w:val="000000"/>
                 <w:lang w:eastAsia="en-GB"/>
               </w:rPr>
             </w:pPr>
@@ -315,9 +318,7 @@
             <w:r>
               <w:rPr>
                 <w:rFonts w:ascii="Aptos Narrow" w:eastAsia="Times New Roman" w:hAnsi="Aptos Narrow" w:cs="Times New Roman"/>
-                <w:b/>
-                <w:bCs/>
-                <w:color w:val="FFFFFF"/>
+                <w:color w:val="000000"/>
                 <w:lang w:eastAsia="en-GB"/>
               </w:rPr>
               <w:t>redcap_event_name</w:t>
@@ -328,34 +329,22 @@
         <w:tc>
           <w:tcPr>
             <w:tcW w:w="960" w:type="dxa"/>
-            <w:tcBorders>
-              <w:top w:val="nil"/>
-              <w:left w:val="single" w:sz="4" w:space="0" w:color="FFFFFF"/>
-              <w:bottom w:val="single" w:sz="12" w:space="0" w:color="FFFFFF"/>
-              <w:right w:val="single" w:sz="4" w:space="0" w:color="FFFFFF"/>
-            </w:tcBorders>
-            <w:shd w:val="clear" w:color="4EA72E" w:fill="4EA72E"/>
             <w:noWrap/>
-            <w:vAlign w:val="bottom"/>
             <w:hideMark/>
           </w:tcPr>
           <w:p>
             <w:pPr>
-              <w:spacing w:after="0" w:line="240" w:lineRule="auto"/>
-              <w:rPr>
-                <w:rFonts w:ascii="Aptos Narrow" w:eastAsia="Times New Roman" w:hAnsi="Aptos Narrow" w:cs="Times New Roman"/>
-                <w:b/>
-                <w:bCs/>
-                <w:color w:val="FFFFFF"/>
+              <w:cnfStyle w:val="100000000000" w:firstRow="1" w:lastRow="0" w:firstColumn="0" w:lastColumn="0" w:oddVBand="0" w:evenVBand="0" w:oddHBand="0" w:evenHBand="0" w:firstRowFirstColumn="0" w:firstRowLastColumn="0" w:lastRowFirstColumn="0" w:lastRowLastColumn="0"/>
+              <w:rPr>
+                <w:rFonts w:ascii="Aptos Narrow" w:eastAsia="Times New Roman" w:hAnsi="Aptos Narrow" w:cs="Times New Roman"/>
+                <w:color w:val="000000"/>
                 <w:lang w:eastAsia="en-GB"/>
               </w:rPr>
             </w:pPr>
             <w:r>
               <w:rPr>
                 <w:rFonts w:ascii="Aptos Narrow" w:eastAsia="Times New Roman" w:hAnsi="Aptos Narrow" w:cs="Times New Roman"/>
-                <w:b/>
-                <w:bCs/>
-                <w:color w:val="FFFFFF"/>
+                <w:color w:val="000000"/>
                 <w:lang w:eastAsia="en-GB"/>
               </w:rPr>
               <w:t>Blood</w:t>
@@ -365,34 +354,22 @@
         <w:tc>
           <w:tcPr>
             <w:tcW w:w="960" w:type="dxa"/>
-            <w:tcBorders>
-              <w:top w:val="nil"/>
-              <w:left w:val="single" w:sz="4" w:space="0" w:color="FFFFFF"/>
-              <w:bottom w:val="single" w:sz="12" w:space="0" w:color="FFFFFF"/>
-              <w:right w:val="single" w:sz="4" w:space="0" w:color="FFFFFF"/>
-            </w:tcBorders>
-            <w:shd w:val="clear" w:color="4EA72E" w:fill="4EA72E"/>
             <w:noWrap/>
-            <w:vAlign w:val="bottom"/>
             <w:hideMark/>
           </w:tcPr>
           <w:p>
             <w:pPr>
-              <w:spacing w:after="0" w:line="240" w:lineRule="auto"/>
-              <w:rPr>
-                <w:rFonts w:ascii="Aptos Narrow" w:eastAsia="Times New Roman" w:hAnsi="Aptos Narrow" w:cs="Times New Roman"/>
-                <w:b/>
-                <w:bCs/>
-                <w:color w:val="FFFFFF"/>
+              <w:cnfStyle w:val="100000000000" w:firstRow="1" w:lastRow="0" w:firstColumn="0" w:lastColumn="0" w:oddVBand="0" w:evenVBand="0" w:oddHBand="0" w:evenHBand="0" w:firstRowFirstColumn="0" w:firstRowLastColumn="0" w:lastRowFirstColumn="0" w:lastRowLastColumn="0"/>
+              <w:rPr>
+                <w:rFonts w:ascii="Aptos Narrow" w:eastAsia="Times New Roman" w:hAnsi="Aptos Narrow" w:cs="Times New Roman"/>
+                <w:color w:val="000000"/>
                 <w:lang w:eastAsia="en-GB"/>
               </w:rPr>
             </w:pPr>
             <w:r>
               <w:rPr>
                 <w:rFonts w:ascii="Aptos Narrow" w:eastAsia="Times New Roman" w:hAnsi="Aptos Narrow" w:cs="Times New Roman"/>
-                <w:b/>
-                <w:bCs/>
-                <w:color w:val="FFFFFF"/>
+                <w:color w:val="000000"/>
                 <w:lang w:eastAsia="en-GB"/>
               </w:rPr>
               <w:t>Urine</w:t>
@@ -402,34 +379,22 @@
         <w:tc>
           <w:tcPr>
             <w:tcW w:w="960" w:type="dxa"/>
-            <w:tcBorders>
-              <w:top w:val="nil"/>
-              <w:left w:val="single" w:sz="4" w:space="0" w:color="FFFFFF"/>
-              <w:bottom w:val="single" w:sz="12" w:space="0" w:color="FFFFFF"/>
-              <w:right w:val="single" w:sz="4" w:space="0" w:color="FFFFFF"/>
-            </w:tcBorders>
-            <w:shd w:val="clear" w:color="4EA72E" w:fill="4EA72E"/>
             <w:noWrap/>
-            <w:vAlign w:val="bottom"/>
             <w:hideMark/>
           </w:tcPr>
           <w:p>
             <w:pPr>
-              <w:spacing w:after="0" w:line="240" w:lineRule="auto"/>
-              <w:rPr>
-                <w:rFonts w:ascii="Aptos Narrow" w:eastAsia="Times New Roman" w:hAnsi="Aptos Narrow" w:cs="Times New Roman"/>
-                <w:b/>
-                <w:bCs/>
-                <w:color w:val="FFFFFF"/>
+              <w:cnfStyle w:val="100000000000" w:firstRow="1" w:lastRow="0" w:firstColumn="0" w:lastColumn="0" w:oddVBand="0" w:evenVBand="0" w:oddHBand="0" w:evenHBand="0" w:firstRowFirstColumn="0" w:firstRowLastColumn="0" w:lastRowFirstColumn="0" w:lastRowLastColumn="0"/>
+              <w:rPr>
+                <w:rFonts w:ascii="Aptos Narrow" w:eastAsia="Times New Roman" w:hAnsi="Aptos Narrow" w:cs="Times New Roman"/>
+                <w:color w:val="000000"/>
                 <w:lang w:eastAsia="en-GB"/>
               </w:rPr>
             </w:pPr>
             <w:r>
               <w:rPr>
                 <w:rFonts w:ascii="Aptos Narrow" w:eastAsia="Times New Roman" w:hAnsi="Aptos Narrow" w:cs="Times New Roman"/>
-                <w:b/>
-                <w:bCs/>
-                <w:color w:val="FFFFFF"/>
+                <w:color w:val="000000"/>
                 <w:lang w:eastAsia="en-GB"/>
               </w:rPr>
               <w:t>Stool</w:t>
@@ -439,34 +404,22 @@
         <w:tc>
           <w:tcPr>
             <w:tcW w:w="960" w:type="dxa"/>
-            <w:tcBorders>
-              <w:top w:val="nil"/>
-              <w:left w:val="single" w:sz="4" w:space="0" w:color="FFFFFF"/>
-              <w:bottom w:val="single" w:sz="12" w:space="0" w:color="FFFFFF"/>
-              <w:right w:val="single" w:sz="4" w:space="0" w:color="FFFFFF"/>
-            </w:tcBorders>
-            <w:shd w:val="clear" w:color="4EA72E" w:fill="4EA72E"/>
             <w:noWrap/>
-            <w:vAlign w:val="bottom"/>
             <w:hideMark/>
           </w:tcPr>
           <w:p>
             <w:pPr>
-              <w:spacing w:after="0" w:line="240" w:lineRule="auto"/>
-              <w:rPr>
-                <w:rFonts w:ascii="Aptos Narrow" w:eastAsia="Times New Roman" w:hAnsi="Aptos Narrow" w:cs="Times New Roman"/>
-                <w:b/>
-                <w:bCs/>
-                <w:color w:val="FFFFFF"/>
+              <w:cnfStyle w:val="100000000000" w:firstRow="1" w:lastRow="0" w:firstColumn="0" w:lastColumn="0" w:oddVBand="0" w:evenVBand="0" w:oddHBand="0" w:evenHBand="0" w:firstRowFirstColumn="0" w:firstRowLastColumn="0" w:lastRowFirstColumn="0" w:lastRowLastColumn="0"/>
+              <w:rPr>
+                <w:rFonts w:ascii="Aptos Narrow" w:eastAsia="Times New Roman" w:hAnsi="Aptos Narrow" w:cs="Times New Roman"/>
+                <w:color w:val="000000"/>
                 <w:lang w:eastAsia="en-GB"/>
               </w:rPr>
             </w:pPr>
             <w:r>
               <w:rPr>
                 <w:rFonts w:ascii="Aptos Narrow" w:eastAsia="Times New Roman" w:hAnsi="Aptos Narrow" w:cs="Times New Roman"/>
-                <w:b/>
-                <w:bCs/>
-                <w:color w:val="FFFFFF"/>
+                <w:color w:val="000000"/>
                 <w:lang w:eastAsia="en-GB"/>
               </w:rPr>
               <w:t>Milk</w:t>
@@ -475,35 +428,23 @@
         </w:tc>
         <w:tc>
           <w:tcPr>
-            <w:tcW w:w="1280" w:type="dxa"/>
-            <w:tcBorders>
-              <w:top w:val="nil"/>
-              <w:left w:val="single" w:sz="4" w:space="0" w:color="FFFFFF"/>
-              <w:bottom w:val="single" w:sz="12" w:space="0" w:color="FFFFFF"/>
-              <w:right w:val="nil"/>
-            </w:tcBorders>
-            <w:shd w:val="clear" w:color="4EA72E" w:fill="4EA72E"/>
+            <w:tcW w:w="960" w:type="dxa"/>
             <w:noWrap/>
-            <w:vAlign w:val="bottom"/>
             <w:hideMark/>
           </w:tcPr>
           <w:p>
             <w:pPr>
-              <w:spacing w:after="0" w:line="240" w:lineRule="auto"/>
-              <w:rPr>
-                <w:rFonts w:ascii="Aptos Narrow" w:eastAsia="Times New Roman" w:hAnsi="Aptos Narrow" w:cs="Times New Roman"/>
-                <w:b/>
-                <w:bCs/>
-                <w:color w:val="FFFFFF"/>
+              <w:cnfStyle w:val="100000000000" w:firstRow="1" w:lastRow="0" w:firstColumn="0" w:lastColumn="0" w:oddVBand="0" w:evenVBand="0" w:oddHBand="0" w:evenHBand="0" w:firstRowFirstColumn="0" w:firstRowLastColumn="0" w:lastRowFirstColumn="0" w:lastRowLastColumn="0"/>
+              <w:rPr>
+                <w:rFonts w:ascii="Aptos Narrow" w:eastAsia="Times New Roman" w:hAnsi="Aptos Narrow" w:cs="Times New Roman"/>
+                <w:color w:val="000000"/>
                 <w:lang w:eastAsia="en-GB"/>
               </w:rPr>
             </w:pPr>
             <w:r>
               <w:rPr>
                 <w:rFonts w:ascii="Aptos Narrow" w:eastAsia="Times New Roman" w:hAnsi="Aptos Narrow" w:cs="Times New Roman"/>
-                <w:b/>
-                <w:bCs/>
-                <w:color w:val="FFFFFF"/>
+                <w:color w:val="000000"/>
                 <w:lang w:eastAsia="en-GB"/>
               </w:rPr>
               <w:t>Cord Blood</w:t>
@@ -513,25 +454,19 @@
       </w:tr>
       <w:tr>
         <w:trPr>
+          <w:cnfStyle w:val="000000100000" w:firstRow="0" w:lastRow="0" w:firstColumn="0" w:lastColumn="0" w:oddVBand="0" w:evenVBand="0" w:oddHBand="1" w:evenHBand="0" w:firstRowFirstColumn="0" w:firstRowLastColumn="0" w:lastRowFirstColumn="0" w:lastRowLastColumn="0"/>
           <w:trHeight w:val="290"/>
+          <w:jc w:val="center"/>
         </w:trPr>
         <w:tc>
           <w:tcPr>
-            <w:tcW w:w="2100" w:type="dxa"/>
-            <w:tcBorders>
-              <w:top w:val="single" w:sz="4" w:space="0" w:color="FFFFFF"/>
-              <w:left w:val="nil"/>
-              <w:bottom w:val="single" w:sz="4" w:space="0" w:color="FFFFFF"/>
-              <w:right w:val="single" w:sz="4" w:space="0" w:color="FFFFFF"/>
-            </w:tcBorders>
-            <w:shd w:val="clear" w:color="000000" w:fill="4EA72E"/>
+            <w:cnfStyle w:val="001000000000" w:firstRow="0" w:lastRow="0" w:firstColumn="1" w:lastColumn="0" w:oddVBand="0" w:evenVBand="0" w:oddHBand="0" w:evenHBand="0" w:firstRowFirstColumn="0" w:firstRowLastColumn="0" w:lastRowFirstColumn="0" w:lastRowLastColumn="0"/>
+            <w:tcW w:w="1807" w:type="dxa"/>
             <w:noWrap/>
-            <w:vAlign w:val="bottom"/>
             <w:hideMark/>
           </w:tcPr>
           <w:p>
             <w:pPr>
-              <w:spacing w:after="0" w:line="240" w:lineRule="auto"/>
               <w:rPr>
                 <w:rFonts w:ascii="Aptos Narrow" w:eastAsia="Times New Roman" w:hAnsi="Aptos Narrow" w:cs="Times New Roman"/>
                 <w:color w:val="000000"/>
@@ -551,21 +486,13 @@
         <w:tc>
           <w:tcPr>
             <w:tcW w:w="960" w:type="dxa"/>
-            <w:tcBorders>
-              <w:top w:val="single" w:sz="4" w:space="0" w:color="FFFFFF"/>
-              <w:left w:val="single" w:sz="4" w:space="0" w:color="FFFFFF"/>
-              <w:bottom w:val="single" w:sz="4" w:space="0" w:color="FFFFFF"/>
-              <w:right w:val="single" w:sz="4" w:space="0" w:color="FFFFFF"/>
-            </w:tcBorders>
-            <w:shd w:val="clear" w:color="B5E6A2" w:fill="B5E6A2"/>
             <w:noWrap/>
-            <w:vAlign w:val="bottom"/>
             <w:hideMark/>
           </w:tcPr>
           <w:p>
             <w:pPr>
-              <w:spacing w:after="0" w:line="240" w:lineRule="auto"/>
               <w:jc w:val="right"/>
+              <w:cnfStyle w:val="000000100000" w:firstRow="0" w:lastRow="0" w:firstColumn="0" w:lastColumn="0" w:oddVBand="0" w:evenVBand="0" w:oddHBand="1" w:evenHBand="0" w:firstRowFirstColumn="0" w:firstRowLastColumn="0" w:lastRowFirstColumn="0" w:lastRowLastColumn="0"/>
               <w:rPr>
                 <w:rFonts w:ascii="Aptos Narrow" w:eastAsia="Times New Roman" w:hAnsi="Aptos Narrow" w:cs="Times New Roman"/>
                 <w:color w:val="000000"/>
@@ -585,21 +512,13 @@
         <w:tc>
           <w:tcPr>
             <w:tcW w:w="960" w:type="dxa"/>
-            <w:tcBorders>
-              <w:top w:val="single" w:sz="4" w:space="0" w:color="FFFFFF"/>
-              <w:left w:val="single" w:sz="4" w:space="0" w:color="FFFFFF"/>
-              <w:bottom w:val="single" w:sz="4" w:space="0" w:color="FFFFFF"/>
-              <w:right w:val="single" w:sz="4" w:space="0" w:color="FFFFFF"/>
-            </w:tcBorders>
-            <w:shd w:val="clear" w:color="B5E6A2" w:fill="B5E6A2"/>
             <w:noWrap/>
-            <w:vAlign w:val="bottom"/>
             <w:hideMark/>
           </w:tcPr>
           <w:p>
             <w:pPr>
-              <w:spacing w:after="0" w:line="240" w:lineRule="auto"/>
               <w:jc w:val="right"/>
+              <w:cnfStyle w:val="000000100000" w:firstRow="0" w:lastRow="0" w:firstColumn="0" w:lastColumn="0" w:oddVBand="0" w:evenVBand="0" w:oddHBand="1" w:evenHBand="0" w:firstRowFirstColumn="0" w:firstRowLastColumn="0" w:lastRowFirstColumn="0" w:lastRowLastColumn="0"/>
               <w:rPr>
                 <w:rFonts w:ascii="Aptos Narrow" w:eastAsia="Times New Roman" w:hAnsi="Aptos Narrow" w:cs="Times New Roman"/>
                 <w:color w:val="000000"/>
@@ -619,21 +538,13 @@
         <w:tc>
           <w:tcPr>
             <w:tcW w:w="960" w:type="dxa"/>
-            <w:tcBorders>
-              <w:top w:val="single" w:sz="4" w:space="0" w:color="FFFFFF"/>
-              <w:left w:val="single" w:sz="4" w:space="0" w:color="FFFFFF"/>
-              <w:bottom w:val="single" w:sz="4" w:space="0" w:color="FFFFFF"/>
-              <w:right w:val="single" w:sz="4" w:space="0" w:color="FFFFFF"/>
-            </w:tcBorders>
-            <w:shd w:val="clear" w:color="B5E6A2" w:fill="B5E6A2"/>
             <w:noWrap/>
-            <w:vAlign w:val="bottom"/>
             <w:hideMark/>
           </w:tcPr>
           <w:p>
             <w:pPr>
-              <w:spacing w:after="0" w:line="240" w:lineRule="auto"/>
               <w:jc w:val="right"/>
+              <w:cnfStyle w:val="000000100000" w:firstRow="0" w:lastRow="0" w:firstColumn="0" w:lastColumn="0" w:oddVBand="0" w:evenVBand="0" w:oddHBand="1" w:evenHBand="0" w:firstRowFirstColumn="0" w:firstRowLastColumn="0" w:lastRowFirstColumn="0" w:lastRowLastColumn="0"/>
               <w:rPr>
                 <w:rFonts w:ascii="Aptos Narrow" w:eastAsia="Times New Roman" w:hAnsi="Aptos Narrow" w:cs="Times New Roman"/>
                 <w:color w:val="000000"/>
@@ -653,21 +564,13 @@
         <w:tc>
           <w:tcPr>
             <w:tcW w:w="960" w:type="dxa"/>
-            <w:tcBorders>
-              <w:top w:val="single" w:sz="4" w:space="0" w:color="FFFFFF"/>
-              <w:left w:val="single" w:sz="4" w:space="0" w:color="FFFFFF"/>
-              <w:bottom w:val="single" w:sz="4" w:space="0" w:color="FFFFFF"/>
-              <w:right w:val="single" w:sz="4" w:space="0" w:color="FFFFFF"/>
-            </w:tcBorders>
-            <w:shd w:val="clear" w:color="B5E6A2" w:fill="B5E6A2"/>
             <w:noWrap/>
-            <w:vAlign w:val="bottom"/>
             <w:hideMark/>
           </w:tcPr>
           <w:p>
             <w:pPr>
-              <w:spacing w:after="0" w:line="240" w:lineRule="auto"/>
               <w:jc w:val="right"/>
+              <w:cnfStyle w:val="000000100000" w:firstRow="0" w:lastRow="0" w:firstColumn="0" w:lastColumn="0" w:oddVBand="0" w:evenVBand="0" w:oddHBand="1" w:evenHBand="0" w:firstRowFirstColumn="0" w:firstRowLastColumn="0" w:lastRowFirstColumn="0" w:lastRowLastColumn="0"/>
               <w:rPr>
                 <w:rFonts w:ascii="Aptos Narrow" w:eastAsia="Times New Roman" w:hAnsi="Aptos Narrow" w:cs="Times New Roman"/>
                 <w:color w:val="000000"/>
@@ -686,22 +589,14 @@
         </w:tc>
         <w:tc>
           <w:tcPr>
-            <w:tcW w:w="1280" w:type="dxa"/>
-            <w:tcBorders>
-              <w:top w:val="single" w:sz="4" w:space="0" w:color="FFFFFF"/>
-              <w:left w:val="single" w:sz="4" w:space="0" w:color="FFFFFF"/>
-              <w:bottom w:val="single" w:sz="4" w:space="0" w:color="FFFFFF"/>
-              <w:right w:val="nil"/>
-            </w:tcBorders>
-            <w:shd w:val="clear" w:color="B5E6A2" w:fill="B5E6A2"/>
+            <w:tcW w:w="960" w:type="dxa"/>
             <w:noWrap/>
-            <w:vAlign w:val="bottom"/>
             <w:hideMark/>
           </w:tcPr>
           <w:p>
             <w:pPr>
-              <w:spacing w:after="0" w:line="240" w:lineRule="auto"/>
               <w:jc w:val="right"/>
+              <w:cnfStyle w:val="000000100000" w:firstRow="0" w:lastRow="0" w:firstColumn="0" w:lastColumn="0" w:oddVBand="0" w:evenVBand="0" w:oddHBand="1" w:evenHBand="0" w:firstRowFirstColumn="0" w:firstRowLastColumn="0" w:lastRowFirstColumn="0" w:lastRowLastColumn="0"/>
               <w:rPr>
                 <w:rFonts w:ascii="Aptos Narrow" w:eastAsia="Times New Roman" w:hAnsi="Aptos Narrow" w:cs="Times New Roman"/>
                 <w:color w:val="000000"/>
@@ -714,7 +609,7 @@
                 <w:color w:val="000000"/>
                 <w:lang w:eastAsia="en-GB"/>
               </w:rPr>
-              <w:t>202</w:t>
+              <w:t>345</w:t>
             </w:r>
           </w:p>
         </w:tc>
@@ -722,24 +617,17 @@
       <w:tr>
         <w:trPr>
           <w:trHeight w:val="290"/>
+          <w:jc w:val="center"/>
         </w:trPr>
         <w:tc>
           <w:tcPr>
-            <w:tcW w:w="2100" w:type="dxa"/>
-            <w:tcBorders>
-              <w:top w:val="single" w:sz="4" w:space="0" w:color="FFFFFF"/>
-              <w:left w:val="nil"/>
-              <w:bottom w:val="single" w:sz="4" w:space="0" w:color="FFFFFF"/>
-              <w:right w:val="single" w:sz="4" w:space="0" w:color="FFFFFF"/>
-            </w:tcBorders>
-            <w:shd w:val="clear" w:color="000000" w:fill="4EA72E"/>
+            <w:cnfStyle w:val="001000000000" w:firstRow="0" w:lastRow="0" w:firstColumn="1" w:lastColumn="0" w:oddVBand="0" w:evenVBand="0" w:oddHBand="0" w:evenHBand="0" w:firstRowFirstColumn="0" w:firstRowLastColumn="0" w:lastRowFirstColumn="0" w:lastRowLastColumn="0"/>
+            <w:tcW w:w="1807" w:type="dxa"/>
             <w:noWrap/>
-            <w:vAlign w:val="bottom"/>
             <w:hideMark/>
           </w:tcPr>
           <w:p>
             <w:pPr>
-              <w:spacing w:after="0" w:line="240" w:lineRule="auto"/>
               <w:rPr>
                 <w:rFonts w:ascii="Aptos Narrow" w:eastAsia="Times New Roman" w:hAnsi="Aptos Narrow" w:cs="Times New Roman"/>
                 <w:color w:val="000000"/>
@@ -759,21 +647,13 @@
         <w:tc>
           <w:tcPr>
             <w:tcW w:w="960" w:type="dxa"/>
-            <w:tcBorders>
-              <w:top w:val="single" w:sz="4" w:space="0" w:color="FFFFFF"/>
-              <w:left w:val="single" w:sz="4" w:space="0" w:color="FFFFFF"/>
-              <w:bottom w:val="single" w:sz="4" w:space="0" w:color="FFFFFF"/>
-              <w:right w:val="single" w:sz="4" w:space="0" w:color="FFFFFF"/>
-            </w:tcBorders>
-            <w:shd w:val="clear" w:color="DAF2D0" w:fill="DAF2D0"/>
             <w:noWrap/>
-            <w:vAlign w:val="bottom"/>
             <w:hideMark/>
           </w:tcPr>
           <w:p>
             <w:pPr>
-              <w:spacing w:after="0" w:line="240" w:lineRule="auto"/>
               <w:jc w:val="right"/>
+              <w:cnfStyle w:val="000000000000" w:firstRow="0" w:lastRow="0" w:firstColumn="0" w:lastColumn="0" w:oddVBand="0" w:evenVBand="0" w:oddHBand="0" w:evenHBand="0" w:firstRowFirstColumn="0" w:firstRowLastColumn="0" w:lastRowFirstColumn="0" w:lastRowLastColumn="0"/>
               <w:rPr>
                 <w:rFonts w:ascii="Aptos Narrow" w:eastAsia="Times New Roman" w:hAnsi="Aptos Narrow" w:cs="Times New Roman"/>
                 <w:color w:val="000000"/>
@@ -793,21 +673,13 @@
         <w:tc>
           <w:tcPr>
             <w:tcW w:w="960" w:type="dxa"/>
-            <w:tcBorders>
-              <w:top w:val="single" w:sz="4" w:space="0" w:color="FFFFFF"/>
-              <w:left w:val="single" w:sz="4" w:space="0" w:color="FFFFFF"/>
-              <w:bottom w:val="single" w:sz="4" w:space="0" w:color="FFFFFF"/>
-              <w:right w:val="single" w:sz="4" w:space="0" w:color="FFFFFF"/>
-            </w:tcBorders>
-            <w:shd w:val="clear" w:color="DAF2D0" w:fill="DAF2D0"/>
             <w:noWrap/>
-            <w:vAlign w:val="bottom"/>
             <w:hideMark/>
           </w:tcPr>
           <w:p>
             <w:pPr>
-              <w:spacing w:after="0" w:line="240" w:lineRule="auto"/>
               <w:jc w:val="right"/>
+              <w:cnfStyle w:val="000000000000" w:firstRow="0" w:lastRow="0" w:firstColumn="0" w:lastColumn="0" w:oddVBand="0" w:evenVBand="0" w:oddHBand="0" w:evenHBand="0" w:firstRowFirstColumn="0" w:firstRowLastColumn="0" w:lastRowFirstColumn="0" w:lastRowLastColumn="0"/>
               <w:rPr>
                 <w:rFonts w:ascii="Aptos Narrow" w:eastAsia="Times New Roman" w:hAnsi="Aptos Narrow" w:cs="Times New Roman"/>
                 <w:color w:val="000000"/>
@@ -827,21 +699,13 @@
         <w:tc>
           <w:tcPr>
             <w:tcW w:w="960" w:type="dxa"/>
-            <w:tcBorders>
-              <w:top w:val="single" w:sz="4" w:space="0" w:color="FFFFFF"/>
-              <w:left w:val="single" w:sz="4" w:space="0" w:color="FFFFFF"/>
-              <w:bottom w:val="single" w:sz="4" w:space="0" w:color="FFFFFF"/>
-              <w:right w:val="single" w:sz="4" w:space="0" w:color="FFFFFF"/>
-            </w:tcBorders>
-            <w:shd w:val="clear" w:color="DAF2D0" w:fill="DAF2D0"/>
             <w:noWrap/>
-            <w:vAlign w:val="bottom"/>
             <w:hideMark/>
           </w:tcPr>
           <w:p>
             <w:pPr>
-              <w:spacing w:after="0" w:line="240" w:lineRule="auto"/>
               <w:jc w:val="right"/>
+              <w:cnfStyle w:val="000000000000" w:firstRow="0" w:lastRow="0" w:firstColumn="0" w:lastColumn="0" w:oddVBand="0" w:evenVBand="0" w:oddHBand="0" w:evenHBand="0" w:firstRowFirstColumn="0" w:firstRowLastColumn="0" w:lastRowFirstColumn="0" w:lastRowLastColumn="0"/>
               <w:rPr>
                 <w:rFonts w:ascii="Aptos Narrow" w:eastAsia="Times New Roman" w:hAnsi="Aptos Narrow" w:cs="Times New Roman"/>
                 <w:color w:val="000000"/>
@@ -854,28 +718,20 @@
                 <w:color w:val="000000"/>
                 <w:lang w:eastAsia="en-GB"/>
               </w:rPr>
-              <w:t>41</w:t>
+              <w:t>80</w:t>
             </w:r>
           </w:p>
         </w:tc>
         <w:tc>
           <w:tcPr>
             <w:tcW w:w="960" w:type="dxa"/>
-            <w:tcBorders>
-              <w:top w:val="single" w:sz="4" w:space="0" w:color="FFFFFF"/>
-              <w:left w:val="single" w:sz="4" w:space="0" w:color="FFFFFF"/>
-              <w:bottom w:val="single" w:sz="4" w:space="0" w:color="FFFFFF"/>
-              <w:right w:val="single" w:sz="4" w:space="0" w:color="FFFFFF"/>
-            </w:tcBorders>
-            <w:shd w:val="clear" w:color="DAF2D0" w:fill="DAF2D0"/>
             <w:noWrap/>
-            <w:vAlign w:val="bottom"/>
             <w:hideMark/>
           </w:tcPr>
           <w:p>
             <w:pPr>
-              <w:spacing w:after="0" w:line="240" w:lineRule="auto"/>
               <w:jc w:val="right"/>
+              <w:cnfStyle w:val="000000000000" w:firstRow="0" w:lastRow="0" w:firstColumn="0" w:lastColumn="0" w:oddVBand="0" w:evenVBand="0" w:oddHBand="0" w:evenHBand="0" w:firstRowFirstColumn="0" w:firstRowLastColumn="0" w:lastRowFirstColumn="0" w:lastRowLastColumn="0"/>
               <w:rPr>
                 <w:rFonts w:ascii="Aptos Narrow" w:eastAsia="Times New Roman" w:hAnsi="Aptos Narrow" w:cs="Times New Roman"/>
                 <w:color w:val="000000"/>
@@ -894,22 +750,176 @@
         </w:tc>
         <w:tc>
           <w:tcPr>
-            <w:tcW w:w="1280" w:type="dxa"/>
-            <w:tcBorders>
-              <w:top w:val="single" w:sz="4" w:space="0" w:color="FFFFFF"/>
-              <w:left w:val="single" w:sz="4" w:space="0" w:color="FFFFFF"/>
-              <w:bottom w:val="single" w:sz="4" w:space="0" w:color="FFFFFF"/>
-              <w:right w:val="nil"/>
-            </w:tcBorders>
-            <w:shd w:val="clear" w:color="DAF2D0" w:fill="DAF2D0"/>
+            <w:tcW w:w="960" w:type="dxa"/>
             <w:noWrap/>
-            <w:vAlign w:val="bottom"/>
             <w:hideMark/>
           </w:tcPr>
           <w:p>
             <w:pPr>
-              <w:spacing w:after="0" w:line="240" w:lineRule="auto"/>
               <w:jc w:val="right"/>
+              <w:cnfStyle w:val="000000000000" w:firstRow="0" w:lastRow="0" w:firstColumn="0" w:lastColumn="0" w:oddVBand="0" w:evenVBand="0" w:oddHBand="0" w:evenHBand="0" w:firstRowFirstColumn="0" w:firstRowLastColumn="0" w:lastRowFirstColumn="0" w:lastRowLastColumn="0"/>
+              <w:rPr>
+                <w:rFonts w:ascii="Aptos Narrow" w:eastAsia="Times New Roman" w:hAnsi="Aptos Narrow" w:cs="Times New Roman"/>
+                <w:color w:val="000000"/>
+                <w:lang w:eastAsia="en-GB"/>
+              </w:rPr>
+            </w:pPr>
+            <w:r>
+              <w:rPr>
+                <w:rFonts w:ascii="Aptos Narrow" w:eastAsia="Times New Roman" w:hAnsi="Aptos Narrow" w:cs="Times New Roman"/>
+                <w:color w:val="000000"/>
+                <w:lang w:eastAsia="en-GB"/>
+              </w:rPr>
+              <w:t>0</w:t>
+            </w:r>
+          </w:p>
+        </w:tc>
+      </w:tr>
+      <w:tr>
+        <w:trPr>
+          <w:cnfStyle w:val="000000100000" w:firstRow="0" w:lastRow="0" w:firstColumn="0" w:lastColumn="0" w:oddVBand="0" w:evenVBand="0" w:oddHBand="1" w:evenHBand="0" w:firstRowFirstColumn="0" w:firstRowLastColumn="0" w:lastRowFirstColumn="0" w:lastRowLastColumn="0"/>
+          <w:trHeight w:val="290"/>
+          <w:jc w:val="center"/>
+        </w:trPr>
+        <w:tc>
+          <w:tcPr>
+            <w:cnfStyle w:val="001000000000" w:firstRow="0" w:lastRow="0" w:firstColumn="1" w:lastColumn="0" w:oddVBand="0" w:evenVBand="0" w:oddHBand="0" w:evenHBand="0" w:firstRowFirstColumn="0" w:firstRowLastColumn="0" w:lastRowFirstColumn="0" w:lastRowLastColumn="0"/>
+            <w:tcW w:w="1807" w:type="dxa"/>
+            <w:noWrap/>
+            <w:hideMark/>
+          </w:tcPr>
+          <w:p>
+            <w:pPr>
+              <w:rPr>
+                <w:rFonts w:ascii="Aptos Narrow" w:eastAsia="Times New Roman" w:hAnsi="Aptos Narrow" w:cs="Times New Roman"/>
+                <w:color w:val="000000"/>
+                <w:lang w:eastAsia="en-GB"/>
+              </w:rPr>
+            </w:pPr>
+            <w:r>
+              <w:rPr>
+                <w:rFonts w:ascii="Aptos Narrow" w:eastAsia="Times New Roman" w:hAnsi="Aptos Narrow" w:cs="Times New Roman"/>
+                <w:color w:val="000000"/>
+                <w:lang w:eastAsia="en-GB"/>
+              </w:rPr>
+              <w:t>Infant (Month 11)</w:t>
+            </w:r>
+          </w:p>
+        </w:tc>
+        <w:tc>
+          <w:tcPr>
+            <w:tcW w:w="960" w:type="dxa"/>
+            <w:noWrap/>
+            <w:hideMark/>
+          </w:tcPr>
+          <w:p>
+            <w:pPr>
+              <w:jc w:val="right"/>
+              <w:cnfStyle w:val="000000100000" w:firstRow="0" w:lastRow="0" w:firstColumn="0" w:lastColumn="0" w:oddVBand="0" w:evenVBand="0" w:oddHBand="1" w:evenHBand="0" w:firstRowFirstColumn="0" w:firstRowLastColumn="0" w:lastRowFirstColumn="0" w:lastRowLastColumn="0"/>
+              <w:rPr>
+                <w:rFonts w:ascii="Aptos Narrow" w:eastAsia="Times New Roman" w:hAnsi="Aptos Narrow" w:cs="Times New Roman"/>
+                <w:color w:val="000000"/>
+                <w:lang w:eastAsia="en-GB"/>
+              </w:rPr>
+            </w:pPr>
+            <w:r>
+              <w:rPr>
+                <w:rFonts w:ascii="Aptos Narrow" w:eastAsia="Times New Roman" w:hAnsi="Aptos Narrow" w:cs="Times New Roman"/>
+                <w:color w:val="000000"/>
+                <w:lang w:eastAsia="en-GB"/>
+              </w:rPr>
+              <w:t>0</w:t>
+            </w:r>
+          </w:p>
+        </w:tc>
+        <w:tc>
+          <w:tcPr>
+            <w:tcW w:w="960" w:type="dxa"/>
+            <w:noWrap/>
+            <w:hideMark/>
+          </w:tcPr>
+          <w:p>
+            <w:pPr>
+              <w:jc w:val="right"/>
+              <w:cnfStyle w:val="000000100000" w:firstRow="0" w:lastRow="0" w:firstColumn="0" w:lastColumn="0" w:oddVBand="0" w:evenVBand="0" w:oddHBand="1" w:evenHBand="0" w:firstRowFirstColumn="0" w:firstRowLastColumn="0" w:lastRowFirstColumn="0" w:lastRowLastColumn="0"/>
+              <w:rPr>
+                <w:rFonts w:ascii="Aptos Narrow" w:eastAsia="Times New Roman" w:hAnsi="Aptos Narrow" w:cs="Times New Roman"/>
+                <w:color w:val="000000"/>
+                <w:lang w:eastAsia="en-GB"/>
+              </w:rPr>
+            </w:pPr>
+            <w:r>
+              <w:rPr>
+                <w:rFonts w:ascii="Aptos Narrow" w:eastAsia="Times New Roman" w:hAnsi="Aptos Narrow" w:cs="Times New Roman"/>
+                <w:color w:val="000000"/>
+                <w:lang w:eastAsia="en-GB"/>
+              </w:rPr>
+              <w:t>0</w:t>
+            </w:r>
+          </w:p>
+        </w:tc>
+        <w:tc>
+          <w:tcPr>
+            <w:tcW w:w="960" w:type="dxa"/>
+            <w:noWrap/>
+            <w:hideMark/>
+          </w:tcPr>
+          <w:p>
+            <w:pPr>
+              <w:jc w:val="right"/>
+              <w:cnfStyle w:val="000000100000" w:firstRow="0" w:lastRow="0" w:firstColumn="0" w:lastColumn="0" w:oddVBand="0" w:evenVBand="0" w:oddHBand="1" w:evenHBand="0" w:firstRowFirstColumn="0" w:firstRowLastColumn="0" w:lastRowFirstColumn="0" w:lastRowLastColumn="0"/>
+              <w:rPr>
+                <w:rFonts w:ascii="Aptos Narrow" w:eastAsia="Times New Roman" w:hAnsi="Aptos Narrow" w:cs="Times New Roman"/>
+                <w:color w:val="000000"/>
+                <w:lang w:eastAsia="en-GB"/>
+              </w:rPr>
+            </w:pPr>
+            <w:r>
+              <w:rPr>
+                <w:rFonts w:ascii="Aptos Narrow" w:eastAsia="Times New Roman" w:hAnsi="Aptos Narrow" w:cs="Times New Roman"/>
+                <w:color w:val="000000"/>
+                <w:lang w:eastAsia="en-GB"/>
+              </w:rPr>
+              <w:t>71</w:t>
+            </w:r>
+          </w:p>
+        </w:tc>
+        <w:tc>
+          <w:tcPr>
+            <w:tcW w:w="960" w:type="dxa"/>
+            <w:noWrap/>
+            <w:hideMark/>
+          </w:tcPr>
+          <w:p>
+            <w:pPr>
+              <w:jc w:val="right"/>
+              <w:cnfStyle w:val="000000100000" w:firstRow="0" w:lastRow="0" w:firstColumn="0" w:lastColumn="0" w:oddVBand="0" w:evenVBand="0" w:oddHBand="1" w:evenHBand="0" w:firstRowFirstColumn="0" w:firstRowLastColumn="0" w:lastRowFirstColumn="0" w:lastRowLastColumn="0"/>
+              <w:rPr>
+                <w:rFonts w:ascii="Aptos Narrow" w:eastAsia="Times New Roman" w:hAnsi="Aptos Narrow" w:cs="Times New Roman"/>
+                <w:color w:val="000000"/>
+                <w:lang w:eastAsia="en-GB"/>
+              </w:rPr>
+            </w:pPr>
+            <w:r>
+              <w:rPr>
+                <w:rFonts w:ascii="Aptos Narrow" w:eastAsia="Times New Roman" w:hAnsi="Aptos Narrow" w:cs="Times New Roman"/>
+                <w:color w:val="000000"/>
+                <w:lang w:eastAsia="en-GB"/>
+              </w:rPr>
+              <w:t>0</w:t>
+            </w:r>
+          </w:p>
+        </w:tc>
+        <w:tc>
+          <w:tcPr>
+            <w:tcW w:w="960" w:type="dxa"/>
+            <w:noWrap/>
+            <w:hideMark/>
+          </w:tcPr>
+          <w:p>
+            <w:pPr>
+              <w:jc w:val="right"/>
+              <w:cnfStyle w:val="000000100000" w:firstRow="0" w:lastRow="0" w:firstColumn="0" w:lastColumn="0" w:oddVBand="0" w:evenVBand="0" w:oddHBand="1" w:evenHBand="0" w:firstRowFirstColumn="0" w:firstRowLastColumn="0" w:lastRowFirstColumn="0" w:lastRowLastColumn="0"/>
               <w:rPr>
                 <w:rFonts w:ascii="Aptos Narrow" w:eastAsia="Times New Roman" w:hAnsi="Aptos Narrow" w:cs="Times New Roman"/>
                 <w:color w:val="000000"/>
@@ -930,24 +940,17 @@
       <w:tr>
         <w:trPr>
           <w:trHeight w:val="290"/>
+          <w:jc w:val="center"/>
         </w:trPr>
         <w:tc>
           <w:tcPr>
-            <w:tcW w:w="2100" w:type="dxa"/>
-            <w:tcBorders>
-              <w:top w:val="single" w:sz="4" w:space="0" w:color="FFFFFF"/>
-              <w:left w:val="nil"/>
-              <w:bottom w:val="single" w:sz="4" w:space="0" w:color="FFFFFF"/>
-              <w:right w:val="single" w:sz="4" w:space="0" w:color="FFFFFF"/>
-            </w:tcBorders>
-            <w:shd w:val="clear" w:color="000000" w:fill="4EA72E"/>
+            <w:cnfStyle w:val="001000000000" w:firstRow="0" w:lastRow="0" w:firstColumn="1" w:lastColumn="0" w:oddVBand="0" w:evenVBand="0" w:oddHBand="0" w:evenHBand="0" w:firstRowFirstColumn="0" w:firstRowLastColumn="0" w:lastRowFirstColumn="0" w:lastRowLastColumn="0"/>
+            <w:tcW w:w="1807" w:type="dxa"/>
             <w:noWrap/>
-            <w:vAlign w:val="bottom"/>
             <w:hideMark/>
           </w:tcPr>
           <w:p>
             <w:pPr>
-              <w:spacing w:after="0" w:line="240" w:lineRule="auto"/>
               <w:rPr>
                 <w:rFonts w:ascii="Aptos Narrow" w:eastAsia="Times New Roman" w:hAnsi="Aptos Narrow" w:cs="Times New Roman"/>
                 <w:color w:val="000000"/>
@@ -960,28 +963,72 @@
                 <w:color w:val="000000"/>
                 <w:lang w:eastAsia="en-GB"/>
               </w:rPr>
-              <w:t>Infant (Month 11)</w:t>
+              <w:t>Maternal (Month 12)</w:t>
             </w:r>
           </w:p>
         </w:tc>
         <w:tc>
           <w:tcPr>
             <w:tcW w:w="960" w:type="dxa"/>
-            <w:tcBorders>
-              <w:top w:val="single" w:sz="4" w:space="0" w:color="FFFFFF"/>
-              <w:left w:val="single" w:sz="4" w:space="0" w:color="FFFFFF"/>
-              <w:bottom w:val="single" w:sz="4" w:space="0" w:color="FFFFFF"/>
-              <w:right w:val="single" w:sz="4" w:space="0" w:color="FFFFFF"/>
-            </w:tcBorders>
-            <w:shd w:val="clear" w:color="B5E6A2" w:fill="B5E6A2"/>
             <w:noWrap/>
-            <w:vAlign w:val="bottom"/>
             <w:hideMark/>
           </w:tcPr>
           <w:p>
             <w:pPr>
-              <w:spacing w:after="0" w:line="240" w:lineRule="auto"/>
               <w:jc w:val="right"/>
+              <w:cnfStyle w:val="000000000000" w:firstRow="0" w:lastRow="0" w:firstColumn="0" w:lastColumn="0" w:oddVBand="0" w:evenVBand="0" w:oddHBand="0" w:evenHBand="0" w:firstRowFirstColumn="0" w:firstRowLastColumn="0" w:lastRowFirstColumn="0" w:lastRowLastColumn="0"/>
+              <w:rPr>
+                <w:rFonts w:ascii="Aptos Narrow" w:eastAsia="Times New Roman" w:hAnsi="Aptos Narrow" w:cs="Times New Roman"/>
+                <w:color w:val="000000"/>
+                <w:lang w:eastAsia="en-GB"/>
+              </w:rPr>
+            </w:pPr>
+            <w:r>
+              <w:rPr>
+                <w:rFonts w:ascii="Aptos Narrow" w:eastAsia="Times New Roman" w:hAnsi="Aptos Narrow" w:cs="Times New Roman"/>
+                <w:color w:val="000000"/>
+                <w:lang w:eastAsia="en-GB"/>
+              </w:rPr>
+              <w:t>77</w:t>
+            </w:r>
+          </w:p>
+        </w:tc>
+        <w:tc>
+          <w:tcPr>
+            <w:tcW w:w="960" w:type="dxa"/>
+            <w:noWrap/>
+            <w:hideMark/>
+          </w:tcPr>
+          <w:p>
+            <w:pPr>
+              <w:jc w:val="right"/>
+              <w:cnfStyle w:val="000000000000" w:firstRow="0" w:lastRow="0" w:firstColumn="0" w:lastColumn="0" w:oddVBand="0" w:evenVBand="0" w:oddHBand="0" w:evenHBand="0" w:firstRowFirstColumn="0" w:firstRowLastColumn="0" w:lastRowFirstColumn="0" w:lastRowLastColumn="0"/>
+              <w:rPr>
+                <w:rFonts w:ascii="Aptos Narrow" w:eastAsia="Times New Roman" w:hAnsi="Aptos Narrow" w:cs="Times New Roman"/>
+                <w:color w:val="000000"/>
+                <w:lang w:eastAsia="en-GB"/>
+              </w:rPr>
+            </w:pPr>
+            <w:r>
+              <w:rPr>
+                <w:rFonts w:ascii="Aptos Narrow" w:eastAsia="Times New Roman" w:hAnsi="Aptos Narrow" w:cs="Times New Roman"/>
+                <w:color w:val="000000"/>
+                <w:lang w:eastAsia="en-GB"/>
+              </w:rPr>
+              <w:t>75</w:t>
+            </w:r>
+          </w:p>
+        </w:tc>
+        <w:tc>
+          <w:tcPr>
+            <w:tcW w:w="960" w:type="dxa"/>
+            <w:noWrap/>
+            <w:hideMark/>
+          </w:tcPr>
+          <w:p>
+            <w:pPr>
+              <w:jc w:val="right"/>
+              <w:cnfStyle w:val="000000000000" w:firstRow="0" w:lastRow="0" w:firstColumn="0" w:lastColumn="0" w:oddVBand="0" w:evenVBand="0" w:oddHBand="0" w:evenHBand="0" w:firstRowFirstColumn="0" w:firstRowLastColumn="0" w:lastRowFirstColumn="0" w:lastRowLastColumn="0"/>
               <w:rPr>
                 <w:rFonts w:ascii="Aptos Narrow" w:eastAsia="Times New Roman" w:hAnsi="Aptos Narrow" w:cs="Times New Roman"/>
                 <w:color w:val="000000"/>
@@ -1001,21 +1048,123 @@
         <w:tc>
           <w:tcPr>
             <w:tcW w:w="960" w:type="dxa"/>
-            <w:tcBorders>
-              <w:top w:val="single" w:sz="4" w:space="0" w:color="FFFFFF"/>
-              <w:left w:val="single" w:sz="4" w:space="0" w:color="FFFFFF"/>
-              <w:bottom w:val="single" w:sz="4" w:space="0" w:color="FFFFFF"/>
-              <w:right w:val="single" w:sz="4" w:space="0" w:color="FFFFFF"/>
-            </w:tcBorders>
-            <w:shd w:val="clear" w:color="B5E6A2" w:fill="B5E6A2"/>
             <w:noWrap/>
-            <w:vAlign w:val="bottom"/>
             <w:hideMark/>
           </w:tcPr>
           <w:p>
             <w:pPr>
-              <w:spacing w:after="0" w:line="240" w:lineRule="auto"/>
               <w:jc w:val="right"/>
+              <w:cnfStyle w:val="000000000000" w:firstRow="0" w:lastRow="0" w:firstColumn="0" w:lastColumn="0" w:oddVBand="0" w:evenVBand="0" w:oddHBand="0" w:evenHBand="0" w:firstRowFirstColumn="0" w:firstRowLastColumn="0" w:lastRowFirstColumn="0" w:lastRowLastColumn="0"/>
+              <w:rPr>
+                <w:rFonts w:ascii="Aptos Narrow" w:eastAsia="Times New Roman" w:hAnsi="Aptos Narrow" w:cs="Times New Roman"/>
+                <w:color w:val="000000"/>
+                <w:lang w:eastAsia="en-GB"/>
+              </w:rPr>
+            </w:pPr>
+            <w:r>
+              <w:rPr>
+                <w:rFonts w:ascii="Aptos Narrow" w:eastAsia="Times New Roman" w:hAnsi="Aptos Narrow" w:cs="Times New Roman"/>
+                <w:color w:val="000000"/>
+                <w:lang w:eastAsia="en-GB"/>
+              </w:rPr>
+              <w:t>76</w:t>
+            </w:r>
+          </w:p>
+        </w:tc>
+        <w:tc>
+          <w:tcPr>
+            <w:tcW w:w="960" w:type="dxa"/>
+            <w:noWrap/>
+            <w:hideMark/>
+          </w:tcPr>
+          <w:p>
+            <w:pPr>
+              <w:jc w:val="right"/>
+              <w:cnfStyle w:val="000000000000" w:firstRow="0" w:lastRow="0" w:firstColumn="0" w:lastColumn="0" w:oddVBand="0" w:evenVBand="0" w:oddHBand="0" w:evenHBand="0" w:firstRowFirstColumn="0" w:firstRowLastColumn="0" w:lastRowFirstColumn="0" w:lastRowLastColumn="0"/>
+              <w:rPr>
+                <w:rFonts w:ascii="Aptos Narrow" w:eastAsia="Times New Roman" w:hAnsi="Aptos Narrow" w:cs="Times New Roman"/>
+                <w:color w:val="000000"/>
+                <w:lang w:eastAsia="en-GB"/>
+              </w:rPr>
+            </w:pPr>
+            <w:r>
+              <w:rPr>
+                <w:rFonts w:ascii="Aptos Narrow" w:eastAsia="Times New Roman" w:hAnsi="Aptos Narrow" w:cs="Times New Roman"/>
+                <w:color w:val="000000"/>
+                <w:lang w:eastAsia="en-GB"/>
+              </w:rPr>
+              <w:t>0</w:t>
+            </w:r>
+          </w:p>
+        </w:tc>
+      </w:tr>
+      <w:tr>
+        <w:trPr>
+          <w:cnfStyle w:val="000000100000" w:firstRow="0" w:lastRow="0" w:firstColumn="0" w:lastColumn="0" w:oddVBand="0" w:evenVBand="0" w:oddHBand="1" w:evenHBand="0" w:firstRowFirstColumn="0" w:firstRowLastColumn="0" w:lastRowFirstColumn="0" w:lastRowLastColumn="0"/>
+          <w:trHeight w:val="290"/>
+          <w:jc w:val="center"/>
+        </w:trPr>
+        <w:tc>
+          <w:tcPr>
+            <w:cnfStyle w:val="001000000000" w:firstRow="0" w:lastRow="0" w:firstColumn="1" w:lastColumn="0" w:oddVBand="0" w:evenVBand="0" w:oddHBand="0" w:evenHBand="0" w:firstRowFirstColumn="0" w:firstRowLastColumn="0" w:lastRowFirstColumn="0" w:lastRowLastColumn="0"/>
+            <w:tcW w:w="1807" w:type="dxa"/>
+            <w:noWrap/>
+            <w:hideMark/>
+          </w:tcPr>
+          <w:p>
+            <w:pPr>
+              <w:rPr>
+                <w:rFonts w:ascii="Aptos Narrow" w:eastAsia="Times New Roman" w:hAnsi="Aptos Narrow" w:cs="Times New Roman"/>
+                <w:color w:val="000000"/>
+                <w:lang w:eastAsia="en-GB"/>
+              </w:rPr>
+            </w:pPr>
+            <w:r>
+              <w:rPr>
+                <w:rFonts w:ascii="Aptos Narrow" w:eastAsia="Times New Roman" w:hAnsi="Aptos Narrow" w:cs="Times New Roman"/>
+                <w:color w:val="000000"/>
+                <w:lang w:eastAsia="en-GB"/>
+              </w:rPr>
+              <w:t>Infant (Month 12)</w:t>
+            </w:r>
+          </w:p>
+        </w:tc>
+        <w:tc>
+          <w:tcPr>
+            <w:tcW w:w="960" w:type="dxa"/>
+            <w:noWrap/>
+            <w:hideMark/>
+          </w:tcPr>
+          <w:p>
+            <w:pPr>
+              <w:jc w:val="right"/>
+              <w:cnfStyle w:val="000000100000" w:firstRow="0" w:lastRow="0" w:firstColumn="0" w:lastColumn="0" w:oddVBand="0" w:evenVBand="0" w:oddHBand="1" w:evenHBand="0" w:firstRowFirstColumn="0" w:firstRowLastColumn="0" w:lastRowFirstColumn="0" w:lastRowLastColumn="0"/>
+              <w:rPr>
+                <w:rFonts w:ascii="Aptos Narrow" w:eastAsia="Times New Roman" w:hAnsi="Aptos Narrow" w:cs="Times New Roman"/>
+                <w:color w:val="000000"/>
+                <w:lang w:eastAsia="en-GB"/>
+              </w:rPr>
+            </w:pPr>
+            <w:r>
+              <w:rPr>
+                <w:rFonts w:ascii="Aptos Narrow" w:eastAsia="Times New Roman" w:hAnsi="Aptos Narrow" w:cs="Times New Roman"/>
+                <w:color w:val="000000"/>
+                <w:lang w:eastAsia="en-GB"/>
+              </w:rPr>
+              <w:t>71</w:t>
+            </w:r>
+          </w:p>
+        </w:tc>
+        <w:tc>
+          <w:tcPr>
+            <w:tcW w:w="960" w:type="dxa"/>
+            <w:noWrap/>
+            <w:hideMark/>
+          </w:tcPr>
+          <w:p>
+            <w:pPr>
+              <w:jc w:val="right"/>
+              <w:cnfStyle w:val="000000100000" w:firstRow="0" w:lastRow="0" w:firstColumn="0" w:lastColumn="0" w:oddVBand="0" w:evenVBand="0" w:oddHBand="1" w:evenHBand="0" w:firstRowFirstColumn="0" w:firstRowLastColumn="0" w:lastRowFirstColumn="0" w:lastRowLastColumn="0"/>
               <w:rPr>
                 <w:rFonts w:ascii="Aptos Narrow" w:eastAsia="Times New Roman" w:hAnsi="Aptos Narrow" w:cs="Times New Roman"/>
                 <w:color w:val="000000"/>
@@ -1035,21 +1184,13 @@
         <w:tc>
           <w:tcPr>
             <w:tcW w:w="960" w:type="dxa"/>
-            <w:tcBorders>
-              <w:top w:val="single" w:sz="4" w:space="0" w:color="FFFFFF"/>
-              <w:left w:val="single" w:sz="4" w:space="0" w:color="FFFFFF"/>
-              <w:bottom w:val="single" w:sz="4" w:space="0" w:color="FFFFFF"/>
-              <w:right w:val="single" w:sz="4" w:space="0" w:color="FFFFFF"/>
-            </w:tcBorders>
-            <w:shd w:val="clear" w:color="B5E6A2" w:fill="B5E6A2"/>
             <w:noWrap/>
-            <w:vAlign w:val="bottom"/>
             <w:hideMark/>
           </w:tcPr>
           <w:p>
             <w:pPr>
-              <w:spacing w:after="0" w:line="240" w:lineRule="auto"/>
               <w:jc w:val="right"/>
+              <w:cnfStyle w:val="000000100000" w:firstRow="0" w:lastRow="0" w:firstColumn="0" w:lastColumn="0" w:oddVBand="0" w:evenVBand="0" w:oddHBand="1" w:evenHBand="0" w:firstRowFirstColumn="0" w:firstRowLastColumn="0" w:lastRowFirstColumn="0" w:lastRowLastColumn="0"/>
               <w:rPr>
                 <w:rFonts w:ascii="Aptos Narrow" w:eastAsia="Times New Roman" w:hAnsi="Aptos Narrow" w:cs="Times New Roman"/>
                 <w:color w:val="000000"/>
@@ -1062,28 +1203,20 @@
                 <w:color w:val="000000"/>
                 <w:lang w:eastAsia="en-GB"/>
               </w:rPr>
-              <w:t>25</w:t>
+              <w:t>66</w:t>
             </w:r>
           </w:p>
         </w:tc>
         <w:tc>
           <w:tcPr>
             <w:tcW w:w="960" w:type="dxa"/>
-            <w:tcBorders>
-              <w:top w:val="single" w:sz="4" w:space="0" w:color="FFFFFF"/>
-              <w:left w:val="single" w:sz="4" w:space="0" w:color="FFFFFF"/>
-              <w:bottom w:val="single" w:sz="4" w:space="0" w:color="FFFFFF"/>
-              <w:right w:val="single" w:sz="4" w:space="0" w:color="FFFFFF"/>
-            </w:tcBorders>
-            <w:shd w:val="clear" w:color="B5E6A2" w:fill="B5E6A2"/>
             <w:noWrap/>
-            <w:vAlign w:val="bottom"/>
             <w:hideMark/>
           </w:tcPr>
           <w:p>
             <w:pPr>
-              <w:spacing w:after="0" w:line="240" w:lineRule="auto"/>
               <w:jc w:val="right"/>
+              <w:cnfStyle w:val="000000100000" w:firstRow="0" w:lastRow="0" w:firstColumn="0" w:lastColumn="0" w:oddVBand="0" w:evenVBand="0" w:oddHBand="1" w:evenHBand="0" w:firstRowFirstColumn="0" w:firstRowLastColumn="0" w:lastRowFirstColumn="0" w:lastRowLastColumn="0"/>
               <w:rPr>
                 <w:rFonts w:ascii="Aptos Narrow" w:eastAsia="Times New Roman" w:hAnsi="Aptos Narrow" w:cs="Times New Roman"/>
                 <w:color w:val="000000"/>
@@ -1102,22 +1235,14 @@
         </w:tc>
         <w:tc>
           <w:tcPr>
-            <w:tcW w:w="1280" w:type="dxa"/>
-            <w:tcBorders>
-              <w:top w:val="single" w:sz="4" w:space="0" w:color="FFFFFF"/>
-              <w:left w:val="single" w:sz="4" w:space="0" w:color="FFFFFF"/>
-              <w:bottom w:val="single" w:sz="4" w:space="0" w:color="FFFFFF"/>
-              <w:right w:val="nil"/>
-            </w:tcBorders>
-            <w:shd w:val="clear" w:color="B5E6A2" w:fill="B5E6A2"/>
+            <w:tcW w:w="960" w:type="dxa"/>
             <w:noWrap/>
-            <w:vAlign w:val="bottom"/>
             <w:hideMark/>
           </w:tcPr>
           <w:p>
             <w:pPr>
-              <w:spacing w:after="0" w:line="240" w:lineRule="auto"/>
               <w:jc w:val="right"/>
+              <w:cnfStyle w:val="000000100000" w:firstRow="0" w:lastRow="0" w:firstColumn="0" w:lastColumn="0" w:oddVBand="0" w:evenVBand="0" w:oddHBand="1" w:evenHBand="0" w:firstRowFirstColumn="0" w:firstRowLastColumn="0" w:lastRowFirstColumn="0" w:lastRowLastColumn="0"/>
               <w:rPr>
                 <w:rFonts w:ascii="Aptos Narrow" w:eastAsia="Times New Roman" w:hAnsi="Aptos Narrow" w:cs="Times New Roman"/>
                 <w:color w:val="000000"/>
@@ -1138,24 +1263,17 @@
       <w:tr>
         <w:trPr>
           <w:trHeight w:val="290"/>
+          <w:jc w:val="center"/>
         </w:trPr>
         <w:tc>
           <w:tcPr>
-            <w:tcW w:w="2100" w:type="dxa"/>
-            <w:tcBorders>
-              <w:top w:val="single" w:sz="4" w:space="0" w:color="FFFFFF"/>
-              <w:left w:val="nil"/>
-              <w:bottom w:val="single" w:sz="4" w:space="0" w:color="FFFFFF"/>
-              <w:right w:val="single" w:sz="4" w:space="0" w:color="FFFFFF"/>
-            </w:tcBorders>
-            <w:shd w:val="clear" w:color="000000" w:fill="4EA72E"/>
+            <w:cnfStyle w:val="001000000000" w:firstRow="0" w:lastRow="0" w:firstColumn="1" w:lastColumn="0" w:oddVBand="0" w:evenVBand="0" w:oddHBand="0" w:evenHBand="0" w:firstRowFirstColumn="0" w:firstRowLastColumn="0" w:lastRowFirstColumn="0" w:lastRowLastColumn="0"/>
+            <w:tcW w:w="1807" w:type="dxa"/>
             <w:noWrap/>
-            <w:vAlign w:val="bottom"/>
             <w:hideMark/>
           </w:tcPr>
           <w:p>
             <w:pPr>
-              <w:spacing w:after="0" w:line="240" w:lineRule="auto"/>
               <w:rPr>
                 <w:rFonts w:ascii="Aptos Narrow" w:eastAsia="Times New Roman" w:hAnsi="Aptos Narrow" w:cs="Times New Roman"/>
                 <w:color w:val="000000"/>
@@ -1168,28 +1286,20 @@
                 <w:color w:val="000000"/>
                 <w:lang w:eastAsia="en-GB"/>
               </w:rPr>
-              <w:t>Maternal (Month 12)</w:t>
+              <w:t>Maternal (Month 1)</w:t>
             </w:r>
           </w:p>
         </w:tc>
         <w:tc>
           <w:tcPr>
             <w:tcW w:w="960" w:type="dxa"/>
-            <w:tcBorders>
-              <w:top w:val="single" w:sz="4" w:space="0" w:color="FFFFFF"/>
-              <w:left w:val="single" w:sz="4" w:space="0" w:color="FFFFFF"/>
-              <w:bottom w:val="single" w:sz="4" w:space="0" w:color="FFFFFF"/>
-              <w:right w:val="single" w:sz="4" w:space="0" w:color="FFFFFF"/>
-            </w:tcBorders>
-            <w:shd w:val="clear" w:color="DAF2D0" w:fill="DAF2D0"/>
             <w:noWrap/>
-            <w:vAlign w:val="bottom"/>
             <w:hideMark/>
           </w:tcPr>
           <w:p>
             <w:pPr>
-              <w:spacing w:after="0" w:line="240" w:lineRule="auto"/>
               <w:jc w:val="right"/>
+              <w:cnfStyle w:val="000000000000" w:firstRow="0" w:lastRow="0" w:firstColumn="0" w:lastColumn="0" w:oddVBand="0" w:evenVBand="0" w:oddHBand="0" w:evenHBand="0" w:firstRowFirstColumn="0" w:firstRowLastColumn="0" w:lastRowFirstColumn="0" w:lastRowLastColumn="0"/>
               <w:rPr>
                 <w:rFonts w:ascii="Aptos Narrow" w:eastAsia="Times New Roman" w:hAnsi="Aptos Narrow" w:cs="Times New Roman"/>
                 <w:color w:val="000000"/>
@@ -1202,28 +1312,20 @@
                 <w:color w:val="000000"/>
                 <w:lang w:eastAsia="en-GB"/>
               </w:rPr>
-              <w:t>21</w:t>
+              <w:t>329</w:t>
             </w:r>
           </w:p>
         </w:tc>
         <w:tc>
           <w:tcPr>
             <w:tcW w:w="960" w:type="dxa"/>
-            <w:tcBorders>
-              <w:top w:val="single" w:sz="4" w:space="0" w:color="FFFFFF"/>
-              <w:left w:val="single" w:sz="4" w:space="0" w:color="FFFFFF"/>
-              <w:bottom w:val="single" w:sz="4" w:space="0" w:color="FFFFFF"/>
-              <w:right w:val="single" w:sz="4" w:space="0" w:color="FFFFFF"/>
-            </w:tcBorders>
-            <w:shd w:val="clear" w:color="DAF2D0" w:fill="DAF2D0"/>
             <w:noWrap/>
-            <w:vAlign w:val="bottom"/>
             <w:hideMark/>
           </w:tcPr>
           <w:p>
             <w:pPr>
-              <w:spacing w:after="0" w:line="240" w:lineRule="auto"/>
               <w:jc w:val="right"/>
+              <w:cnfStyle w:val="000000000000" w:firstRow="0" w:lastRow="0" w:firstColumn="0" w:lastColumn="0" w:oddVBand="0" w:evenVBand="0" w:oddHBand="0" w:evenHBand="0" w:firstRowFirstColumn="0" w:firstRowLastColumn="0" w:lastRowFirstColumn="0" w:lastRowLastColumn="0"/>
               <w:rPr>
                 <w:rFonts w:ascii="Aptos Narrow" w:eastAsia="Times New Roman" w:hAnsi="Aptos Narrow" w:cs="Times New Roman"/>
                 <w:color w:val="000000"/>
@@ -1236,28 +1338,20 @@
                 <w:color w:val="000000"/>
                 <w:lang w:eastAsia="en-GB"/>
               </w:rPr>
-              <w:t>19</w:t>
+              <w:t>323</w:t>
             </w:r>
           </w:p>
         </w:tc>
         <w:tc>
           <w:tcPr>
             <w:tcW w:w="960" w:type="dxa"/>
-            <w:tcBorders>
-              <w:top w:val="single" w:sz="4" w:space="0" w:color="FFFFFF"/>
-              <w:left w:val="single" w:sz="4" w:space="0" w:color="FFFFFF"/>
-              <w:bottom w:val="single" w:sz="4" w:space="0" w:color="FFFFFF"/>
-              <w:right w:val="single" w:sz="4" w:space="0" w:color="FFFFFF"/>
-            </w:tcBorders>
-            <w:shd w:val="clear" w:color="DAF2D0" w:fill="DAF2D0"/>
             <w:noWrap/>
-            <w:vAlign w:val="bottom"/>
             <w:hideMark/>
           </w:tcPr>
           <w:p>
             <w:pPr>
-              <w:spacing w:after="0" w:line="240" w:lineRule="auto"/>
               <w:jc w:val="right"/>
+              <w:cnfStyle w:val="000000000000" w:firstRow="0" w:lastRow="0" w:firstColumn="0" w:lastColumn="0" w:oddVBand="0" w:evenVBand="0" w:oddHBand="0" w:evenHBand="0" w:firstRowFirstColumn="0" w:firstRowLastColumn="0" w:lastRowFirstColumn="0" w:lastRowLastColumn="0"/>
               <w:rPr>
                 <w:rFonts w:ascii="Aptos Narrow" w:eastAsia="Times New Roman" w:hAnsi="Aptos Narrow" w:cs="Times New Roman"/>
                 <w:color w:val="000000"/>
@@ -1277,21 +1371,13 @@
         <w:tc>
           <w:tcPr>
             <w:tcW w:w="960" w:type="dxa"/>
-            <w:tcBorders>
-              <w:top w:val="single" w:sz="4" w:space="0" w:color="FFFFFF"/>
-              <w:left w:val="single" w:sz="4" w:space="0" w:color="FFFFFF"/>
-              <w:bottom w:val="single" w:sz="4" w:space="0" w:color="FFFFFF"/>
-              <w:right w:val="single" w:sz="4" w:space="0" w:color="FFFFFF"/>
-            </w:tcBorders>
-            <w:shd w:val="clear" w:color="DAF2D0" w:fill="DAF2D0"/>
             <w:noWrap/>
-            <w:vAlign w:val="bottom"/>
             <w:hideMark/>
           </w:tcPr>
           <w:p>
             <w:pPr>
-              <w:spacing w:after="0" w:line="240" w:lineRule="auto"/>
               <w:jc w:val="right"/>
+              <w:cnfStyle w:val="000000000000" w:firstRow="0" w:lastRow="0" w:firstColumn="0" w:lastColumn="0" w:oddVBand="0" w:evenVBand="0" w:oddHBand="0" w:evenHBand="0" w:firstRowFirstColumn="0" w:firstRowLastColumn="0" w:lastRowFirstColumn="0" w:lastRowLastColumn="0"/>
               <w:rPr>
                 <w:rFonts w:ascii="Aptos Narrow" w:eastAsia="Times New Roman" w:hAnsi="Aptos Narrow" w:cs="Times New Roman"/>
                 <w:color w:val="000000"/>
@@ -1304,28 +1390,182 @@
                 <w:color w:val="000000"/>
                 <w:lang w:eastAsia="en-GB"/>
               </w:rPr>
-              <w:t>20</w:t>
+              <w:t>324</w:t>
             </w:r>
           </w:p>
         </w:tc>
         <w:tc>
           <w:tcPr>
-            <w:tcW w:w="1280" w:type="dxa"/>
-            <w:tcBorders>
-              <w:top w:val="single" w:sz="4" w:space="0" w:color="FFFFFF"/>
-              <w:left w:val="single" w:sz="4" w:space="0" w:color="FFFFFF"/>
-              <w:bottom w:val="single" w:sz="4" w:space="0" w:color="FFFFFF"/>
-              <w:right w:val="nil"/>
-            </w:tcBorders>
-            <w:shd w:val="clear" w:color="DAF2D0" w:fill="DAF2D0"/>
+            <w:tcW w:w="960" w:type="dxa"/>
             <w:noWrap/>
-            <w:vAlign w:val="bottom"/>
             <w:hideMark/>
           </w:tcPr>
           <w:p>
             <w:pPr>
-              <w:spacing w:after="0" w:line="240" w:lineRule="auto"/>
               <w:jc w:val="right"/>
+              <w:cnfStyle w:val="000000000000" w:firstRow="0" w:lastRow="0" w:firstColumn="0" w:lastColumn="0" w:oddVBand="0" w:evenVBand="0" w:oddHBand="0" w:evenHBand="0" w:firstRowFirstColumn="0" w:firstRowLastColumn="0" w:lastRowFirstColumn="0" w:lastRowLastColumn="0"/>
+              <w:rPr>
+                <w:rFonts w:ascii="Aptos Narrow" w:eastAsia="Times New Roman" w:hAnsi="Aptos Narrow" w:cs="Times New Roman"/>
+                <w:color w:val="000000"/>
+                <w:lang w:eastAsia="en-GB"/>
+              </w:rPr>
+            </w:pPr>
+            <w:r>
+              <w:rPr>
+                <w:rFonts w:ascii="Aptos Narrow" w:eastAsia="Times New Roman" w:hAnsi="Aptos Narrow" w:cs="Times New Roman"/>
+                <w:color w:val="000000"/>
+                <w:lang w:eastAsia="en-GB"/>
+              </w:rPr>
+              <w:t>0</w:t>
+            </w:r>
+          </w:p>
+        </w:tc>
+      </w:tr>
+      <w:tr>
+        <w:trPr>
+          <w:cnfStyle w:val="000000100000" w:firstRow="0" w:lastRow="0" w:firstColumn="0" w:lastColumn="0" w:oddVBand="0" w:evenVBand="0" w:oddHBand="1" w:evenHBand="0" w:firstRowFirstColumn="0" w:firstRowLastColumn="0" w:lastRowFirstColumn="0" w:lastRowLastColumn="0"/>
+          <w:trHeight w:val="290"/>
+          <w:jc w:val="center"/>
+        </w:trPr>
+        <w:tc>
+          <w:tcPr>
+            <w:cnfStyle w:val="001000000000" w:firstRow="0" w:lastRow="0" w:firstColumn="1" w:lastColumn="0" w:oddVBand="0" w:evenVBand="0" w:oddHBand="0" w:evenHBand="0" w:firstRowFirstColumn="0" w:firstRowLastColumn="0" w:lastRowFirstColumn="0" w:lastRowLastColumn="0"/>
+            <w:tcW w:w="1807" w:type="dxa"/>
+            <w:noWrap/>
+            <w:hideMark/>
+          </w:tcPr>
+          <w:p>
+            <w:pPr>
+              <w:rPr>
+                <w:rFonts w:ascii="Aptos Narrow" w:eastAsia="Times New Roman" w:hAnsi="Aptos Narrow" w:cs="Times New Roman"/>
+                <w:color w:val="000000"/>
+                <w:lang w:eastAsia="en-GB"/>
+              </w:rPr>
+            </w:pPr>
+            <w:r>
+              <w:rPr>
+                <w:rFonts w:ascii="Aptos Narrow" w:eastAsia="Times New Roman" w:hAnsi="Aptos Narrow" w:cs="Times New Roman"/>
+                <w:color w:val="000000"/>
+                <w:lang w:eastAsia="en-GB"/>
+              </w:rPr>
+              <w:t>Infant (Month 1)</w:t>
+            </w:r>
+          </w:p>
+        </w:tc>
+        <w:tc>
+          <w:tcPr>
+            <w:tcW w:w="960" w:type="dxa"/>
+            <w:noWrap/>
+            <w:hideMark/>
+          </w:tcPr>
+          <w:p>
+            <w:pPr>
+              <w:jc w:val="right"/>
+              <w:cnfStyle w:val="000000100000" w:firstRow="0" w:lastRow="0" w:firstColumn="0" w:lastColumn="0" w:oddVBand="0" w:evenVBand="0" w:oddHBand="1" w:evenHBand="0" w:firstRowFirstColumn="0" w:firstRowLastColumn="0" w:lastRowFirstColumn="0" w:lastRowLastColumn="0"/>
+              <w:rPr>
+                <w:rFonts w:ascii="Aptos Narrow" w:eastAsia="Times New Roman" w:hAnsi="Aptos Narrow" w:cs="Times New Roman"/>
+                <w:color w:val="000000"/>
+                <w:lang w:eastAsia="en-GB"/>
+              </w:rPr>
+            </w:pPr>
+            <w:r>
+              <w:rPr>
+                <w:rFonts w:ascii="Aptos Narrow" w:eastAsia="Times New Roman" w:hAnsi="Aptos Narrow" w:cs="Times New Roman"/>
+                <w:color w:val="000000"/>
+                <w:lang w:eastAsia="en-GB"/>
+              </w:rPr>
+              <w:t>235</w:t>
+            </w:r>
+          </w:p>
+        </w:tc>
+        <w:tc>
+          <w:tcPr>
+            <w:tcW w:w="960" w:type="dxa"/>
+            <w:noWrap/>
+            <w:hideMark/>
+          </w:tcPr>
+          <w:p>
+            <w:pPr>
+              <w:jc w:val="right"/>
+              <w:cnfStyle w:val="000000100000" w:firstRow="0" w:lastRow="0" w:firstColumn="0" w:lastColumn="0" w:oddVBand="0" w:evenVBand="0" w:oddHBand="1" w:evenHBand="0" w:firstRowFirstColumn="0" w:firstRowLastColumn="0" w:lastRowFirstColumn="0" w:lastRowLastColumn="0"/>
+              <w:rPr>
+                <w:rFonts w:ascii="Aptos Narrow" w:eastAsia="Times New Roman" w:hAnsi="Aptos Narrow" w:cs="Times New Roman"/>
+                <w:color w:val="000000"/>
+                <w:lang w:eastAsia="en-GB"/>
+              </w:rPr>
+            </w:pPr>
+            <w:r>
+              <w:rPr>
+                <w:rFonts w:ascii="Aptos Narrow" w:eastAsia="Times New Roman" w:hAnsi="Aptos Narrow" w:cs="Times New Roman"/>
+                <w:color w:val="000000"/>
+                <w:lang w:eastAsia="en-GB"/>
+              </w:rPr>
+              <w:t>0</w:t>
+            </w:r>
+          </w:p>
+        </w:tc>
+        <w:tc>
+          <w:tcPr>
+            <w:tcW w:w="960" w:type="dxa"/>
+            <w:noWrap/>
+            <w:hideMark/>
+          </w:tcPr>
+          <w:p>
+            <w:pPr>
+              <w:jc w:val="right"/>
+              <w:cnfStyle w:val="000000100000" w:firstRow="0" w:lastRow="0" w:firstColumn="0" w:lastColumn="0" w:oddVBand="0" w:evenVBand="0" w:oddHBand="1" w:evenHBand="0" w:firstRowFirstColumn="0" w:firstRowLastColumn="0" w:lastRowFirstColumn="0" w:lastRowLastColumn="0"/>
+              <w:rPr>
+                <w:rFonts w:ascii="Aptos Narrow" w:eastAsia="Times New Roman" w:hAnsi="Aptos Narrow" w:cs="Times New Roman"/>
+                <w:color w:val="000000"/>
+                <w:lang w:eastAsia="en-GB"/>
+              </w:rPr>
+            </w:pPr>
+            <w:r>
+              <w:rPr>
+                <w:rFonts w:ascii="Aptos Narrow" w:eastAsia="Times New Roman" w:hAnsi="Aptos Narrow" w:cs="Times New Roman"/>
+                <w:color w:val="000000"/>
+                <w:lang w:eastAsia="en-GB"/>
+              </w:rPr>
+              <w:t>248</w:t>
+            </w:r>
+          </w:p>
+        </w:tc>
+        <w:tc>
+          <w:tcPr>
+            <w:tcW w:w="960" w:type="dxa"/>
+            <w:noWrap/>
+            <w:hideMark/>
+          </w:tcPr>
+          <w:p>
+            <w:pPr>
+              <w:jc w:val="right"/>
+              <w:cnfStyle w:val="000000100000" w:firstRow="0" w:lastRow="0" w:firstColumn="0" w:lastColumn="0" w:oddVBand="0" w:evenVBand="0" w:oddHBand="1" w:evenHBand="0" w:firstRowFirstColumn="0" w:firstRowLastColumn="0" w:lastRowFirstColumn="0" w:lastRowLastColumn="0"/>
+              <w:rPr>
+                <w:rFonts w:ascii="Aptos Narrow" w:eastAsia="Times New Roman" w:hAnsi="Aptos Narrow" w:cs="Times New Roman"/>
+                <w:color w:val="000000"/>
+                <w:lang w:eastAsia="en-GB"/>
+              </w:rPr>
+            </w:pPr>
+            <w:r>
+              <w:rPr>
+                <w:rFonts w:ascii="Aptos Narrow" w:eastAsia="Times New Roman" w:hAnsi="Aptos Narrow" w:cs="Times New Roman"/>
+                <w:color w:val="000000"/>
+                <w:lang w:eastAsia="en-GB"/>
+              </w:rPr>
+              <w:t>0</w:t>
+            </w:r>
+          </w:p>
+        </w:tc>
+        <w:tc>
+          <w:tcPr>
+            <w:tcW w:w="960" w:type="dxa"/>
+            <w:noWrap/>
+            <w:hideMark/>
+          </w:tcPr>
+          <w:p>
+            <w:pPr>
+              <w:jc w:val="right"/>
+              <w:cnfStyle w:val="000000100000" w:firstRow="0" w:lastRow="0" w:firstColumn="0" w:lastColumn="0" w:oddVBand="0" w:evenVBand="0" w:oddHBand="1" w:evenHBand="0" w:firstRowFirstColumn="0" w:firstRowLastColumn="0" w:lastRowFirstColumn="0" w:lastRowLastColumn="0"/>
               <w:rPr>
                 <w:rFonts w:ascii="Aptos Narrow" w:eastAsia="Times New Roman" w:hAnsi="Aptos Narrow" w:cs="Times New Roman"/>
                 <w:color w:val="000000"/>
@@ -1346,24 +1586,17 @@
       <w:tr>
         <w:trPr>
           <w:trHeight w:val="290"/>
+          <w:jc w:val="center"/>
         </w:trPr>
         <w:tc>
           <w:tcPr>
-            <w:tcW w:w="2100" w:type="dxa"/>
-            <w:tcBorders>
-              <w:top w:val="single" w:sz="4" w:space="0" w:color="FFFFFF"/>
-              <w:left w:val="nil"/>
-              <w:bottom w:val="single" w:sz="4" w:space="0" w:color="FFFFFF"/>
-              <w:right w:val="single" w:sz="4" w:space="0" w:color="FFFFFF"/>
-            </w:tcBorders>
-            <w:shd w:val="clear" w:color="000000" w:fill="4EA72E"/>
+            <w:cnfStyle w:val="001000000000" w:firstRow="0" w:lastRow="0" w:firstColumn="1" w:lastColumn="0" w:oddVBand="0" w:evenVBand="0" w:oddHBand="0" w:evenHBand="0" w:firstRowFirstColumn="0" w:firstRowLastColumn="0" w:lastRowFirstColumn="0" w:lastRowLastColumn="0"/>
+            <w:tcW w:w="1807" w:type="dxa"/>
             <w:noWrap/>
-            <w:vAlign w:val="bottom"/>
             <w:hideMark/>
           </w:tcPr>
           <w:p>
             <w:pPr>
-              <w:spacing w:after="0" w:line="240" w:lineRule="auto"/>
               <w:rPr>
                 <w:rFonts w:ascii="Aptos Narrow" w:eastAsia="Times New Roman" w:hAnsi="Aptos Narrow" w:cs="Times New Roman"/>
                 <w:color w:val="000000"/>
@@ -1376,62 +1609,20 @@
                 <w:color w:val="000000"/>
                 <w:lang w:eastAsia="en-GB"/>
               </w:rPr>
-              <w:t>Infant (Month 12)</w:t>
+              <w:t>Infant (Month 2)</w:t>
             </w:r>
           </w:p>
         </w:tc>
         <w:tc>
           <w:tcPr>
             <w:tcW w:w="960" w:type="dxa"/>
-            <w:tcBorders>
-              <w:top w:val="single" w:sz="4" w:space="0" w:color="FFFFFF"/>
-              <w:left w:val="single" w:sz="4" w:space="0" w:color="FFFFFF"/>
-              <w:bottom w:val="single" w:sz="4" w:space="0" w:color="FFFFFF"/>
-              <w:right w:val="single" w:sz="4" w:space="0" w:color="FFFFFF"/>
-            </w:tcBorders>
-            <w:shd w:val="clear" w:color="B5E6A2" w:fill="B5E6A2"/>
             <w:noWrap/>
-            <w:vAlign w:val="bottom"/>
             <w:hideMark/>
           </w:tcPr>
           <w:p>
             <w:pPr>
-              <w:spacing w:after="0" w:line="240" w:lineRule="auto"/>
               <w:jc w:val="right"/>
-              <w:rPr>
-                <w:rFonts w:ascii="Aptos Narrow" w:eastAsia="Times New Roman" w:hAnsi="Aptos Narrow" w:cs="Times New Roman"/>
-                <w:color w:val="000000"/>
-                <w:lang w:eastAsia="en-GB"/>
-              </w:rPr>
-            </w:pPr>
-            <w:r>
-              <w:rPr>
-                <w:rFonts w:ascii="Aptos Narrow" w:eastAsia="Times New Roman" w:hAnsi="Aptos Narrow" w:cs="Times New Roman"/>
-                <w:color w:val="000000"/>
-                <w:lang w:eastAsia="en-GB"/>
-              </w:rPr>
-              <w:t>20</w:t>
-            </w:r>
-          </w:p>
-        </w:tc>
-        <w:tc>
-          <w:tcPr>
-            <w:tcW w:w="960" w:type="dxa"/>
-            <w:tcBorders>
-              <w:top w:val="single" w:sz="4" w:space="0" w:color="FFFFFF"/>
-              <w:left w:val="single" w:sz="4" w:space="0" w:color="FFFFFF"/>
-              <w:bottom w:val="single" w:sz="4" w:space="0" w:color="FFFFFF"/>
-              <w:right w:val="single" w:sz="4" w:space="0" w:color="FFFFFF"/>
-            </w:tcBorders>
-            <w:shd w:val="clear" w:color="B5E6A2" w:fill="B5E6A2"/>
-            <w:noWrap/>
-            <w:vAlign w:val="bottom"/>
-            <w:hideMark/>
-          </w:tcPr>
-          <w:p>
-            <w:pPr>
-              <w:spacing w:after="0" w:line="240" w:lineRule="auto"/>
-              <w:jc w:val="right"/>
+              <w:cnfStyle w:val="000000000000" w:firstRow="0" w:lastRow="0" w:firstColumn="0" w:lastColumn="0" w:oddVBand="0" w:evenVBand="0" w:oddHBand="0" w:evenHBand="0" w:firstRowFirstColumn="0" w:firstRowLastColumn="0" w:lastRowFirstColumn="0" w:lastRowLastColumn="0"/>
               <w:rPr>
                 <w:rFonts w:ascii="Aptos Narrow" w:eastAsia="Times New Roman" w:hAnsi="Aptos Narrow" w:cs="Times New Roman"/>
                 <w:color w:val="000000"/>
@@ -1451,21 +1642,13 @@
         <w:tc>
           <w:tcPr>
             <w:tcW w:w="960" w:type="dxa"/>
-            <w:tcBorders>
-              <w:top w:val="single" w:sz="4" w:space="0" w:color="FFFFFF"/>
-              <w:left w:val="single" w:sz="4" w:space="0" w:color="FFFFFF"/>
-              <w:bottom w:val="single" w:sz="4" w:space="0" w:color="FFFFFF"/>
-              <w:right w:val="single" w:sz="4" w:space="0" w:color="FFFFFF"/>
-            </w:tcBorders>
-            <w:shd w:val="clear" w:color="B5E6A2" w:fill="B5E6A2"/>
             <w:noWrap/>
-            <w:vAlign w:val="bottom"/>
             <w:hideMark/>
           </w:tcPr>
           <w:p>
             <w:pPr>
-              <w:spacing w:after="0" w:line="240" w:lineRule="auto"/>
               <w:jc w:val="right"/>
+              <w:cnfStyle w:val="000000000000" w:firstRow="0" w:lastRow="0" w:firstColumn="0" w:lastColumn="0" w:oddVBand="0" w:evenVBand="0" w:oddHBand="0" w:evenHBand="0" w:firstRowFirstColumn="0" w:firstRowLastColumn="0" w:lastRowFirstColumn="0" w:lastRowLastColumn="0"/>
               <w:rPr>
                 <w:rFonts w:ascii="Aptos Narrow" w:eastAsia="Times New Roman" w:hAnsi="Aptos Narrow" w:cs="Times New Roman"/>
                 <w:color w:val="000000"/>
@@ -1478,28 +1661,46 @@
                 <w:color w:val="000000"/>
                 <w:lang w:eastAsia="en-GB"/>
               </w:rPr>
-              <w:t>18</w:t>
+              <w:t>0</w:t>
             </w:r>
           </w:p>
         </w:tc>
         <w:tc>
           <w:tcPr>
             <w:tcW w:w="960" w:type="dxa"/>
-            <w:tcBorders>
-              <w:top w:val="single" w:sz="4" w:space="0" w:color="FFFFFF"/>
-              <w:left w:val="single" w:sz="4" w:space="0" w:color="FFFFFF"/>
-              <w:bottom w:val="single" w:sz="4" w:space="0" w:color="FFFFFF"/>
-              <w:right w:val="single" w:sz="4" w:space="0" w:color="FFFFFF"/>
-            </w:tcBorders>
-            <w:shd w:val="clear" w:color="B5E6A2" w:fill="B5E6A2"/>
             <w:noWrap/>
-            <w:vAlign w:val="bottom"/>
             <w:hideMark/>
           </w:tcPr>
           <w:p>
             <w:pPr>
-              <w:spacing w:after="0" w:line="240" w:lineRule="auto"/>
               <w:jc w:val="right"/>
+              <w:cnfStyle w:val="000000000000" w:firstRow="0" w:lastRow="0" w:firstColumn="0" w:lastColumn="0" w:oddVBand="0" w:evenVBand="0" w:oddHBand="0" w:evenHBand="0" w:firstRowFirstColumn="0" w:firstRowLastColumn="0" w:lastRowFirstColumn="0" w:lastRowLastColumn="0"/>
+              <w:rPr>
+                <w:rFonts w:ascii="Aptos Narrow" w:eastAsia="Times New Roman" w:hAnsi="Aptos Narrow" w:cs="Times New Roman"/>
+                <w:color w:val="000000"/>
+                <w:lang w:eastAsia="en-GB"/>
+              </w:rPr>
+            </w:pPr>
+            <w:r>
+              <w:rPr>
+                <w:rFonts w:ascii="Aptos Narrow" w:eastAsia="Times New Roman" w:hAnsi="Aptos Narrow" w:cs="Times New Roman"/>
+                <w:color w:val="000000"/>
+                <w:lang w:eastAsia="en-GB"/>
+              </w:rPr>
+              <w:t>206</w:t>
+            </w:r>
+          </w:p>
+        </w:tc>
+        <w:tc>
+          <w:tcPr>
+            <w:tcW w:w="960" w:type="dxa"/>
+            <w:noWrap/>
+            <w:hideMark/>
+          </w:tcPr>
+          <w:p>
+            <w:pPr>
+              <w:jc w:val="right"/>
+              <w:cnfStyle w:val="000000000000" w:firstRow="0" w:lastRow="0" w:firstColumn="0" w:lastColumn="0" w:oddVBand="0" w:evenVBand="0" w:oddHBand="0" w:evenHBand="0" w:firstRowFirstColumn="0" w:firstRowLastColumn="0" w:lastRowFirstColumn="0" w:lastRowLastColumn="0"/>
               <w:rPr>
                 <w:rFonts w:ascii="Aptos Narrow" w:eastAsia="Times New Roman" w:hAnsi="Aptos Narrow" w:cs="Times New Roman"/>
                 <w:color w:val="000000"/>
@@ -1518,22 +1719,176 @@
         </w:tc>
         <w:tc>
           <w:tcPr>
-            <w:tcW w:w="1280" w:type="dxa"/>
-            <w:tcBorders>
-              <w:top w:val="single" w:sz="4" w:space="0" w:color="FFFFFF"/>
-              <w:left w:val="single" w:sz="4" w:space="0" w:color="FFFFFF"/>
-              <w:bottom w:val="single" w:sz="4" w:space="0" w:color="FFFFFF"/>
-              <w:right w:val="nil"/>
-            </w:tcBorders>
-            <w:shd w:val="clear" w:color="B5E6A2" w:fill="B5E6A2"/>
+            <w:tcW w:w="960" w:type="dxa"/>
             <w:noWrap/>
-            <w:vAlign w:val="bottom"/>
             <w:hideMark/>
           </w:tcPr>
           <w:p>
             <w:pPr>
-              <w:spacing w:after="0" w:line="240" w:lineRule="auto"/>
               <w:jc w:val="right"/>
+              <w:cnfStyle w:val="000000000000" w:firstRow="0" w:lastRow="0" w:firstColumn="0" w:lastColumn="0" w:oddVBand="0" w:evenVBand="0" w:oddHBand="0" w:evenHBand="0" w:firstRowFirstColumn="0" w:firstRowLastColumn="0" w:lastRowFirstColumn="0" w:lastRowLastColumn="0"/>
+              <w:rPr>
+                <w:rFonts w:ascii="Aptos Narrow" w:eastAsia="Times New Roman" w:hAnsi="Aptos Narrow" w:cs="Times New Roman"/>
+                <w:color w:val="000000"/>
+                <w:lang w:eastAsia="en-GB"/>
+              </w:rPr>
+            </w:pPr>
+            <w:r>
+              <w:rPr>
+                <w:rFonts w:ascii="Aptos Narrow" w:eastAsia="Times New Roman" w:hAnsi="Aptos Narrow" w:cs="Times New Roman"/>
+                <w:color w:val="000000"/>
+                <w:lang w:eastAsia="en-GB"/>
+              </w:rPr>
+              <w:t>0</w:t>
+            </w:r>
+          </w:p>
+        </w:tc>
+      </w:tr>
+      <w:tr>
+        <w:trPr>
+          <w:cnfStyle w:val="000000100000" w:firstRow="0" w:lastRow="0" w:firstColumn="0" w:lastColumn="0" w:oddVBand="0" w:evenVBand="0" w:oddHBand="1" w:evenHBand="0" w:firstRowFirstColumn="0" w:firstRowLastColumn="0" w:lastRowFirstColumn="0" w:lastRowLastColumn="0"/>
+          <w:trHeight w:val="290"/>
+          <w:jc w:val="center"/>
+        </w:trPr>
+        <w:tc>
+          <w:tcPr>
+            <w:cnfStyle w:val="001000000000" w:firstRow="0" w:lastRow="0" w:firstColumn="1" w:lastColumn="0" w:oddVBand="0" w:evenVBand="0" w:oddHBand="0" w:evenHBand="0" w:firstRowFirstColumn="0" w:firstRowLastColumn="0" w:lastRowFirstColumn="0" w:lastRowLastColumn="0"/>
+            <w:tcW w:w="1807" w:type="dxa"/>
+            <w:noWrap/>
+            <w:hideMark/>
+          </w:tcPr>
+          <w:p>
+            <w:pPr>
+              <w:rPr>
+                <w:rFonts w:ascii="Aptos Narrow" w:eastAsia="Times New Roman" w:hAnsi="Aptos Narrow" w:cs="Times New Roman"/>
+                <w:color w:val="000000"/>
+                <w:lang w:eastAsia="en-GB"/>
+              </w:rPr>
+            </w:pPr>
+            <w:r>
+              <w:rPr>
+                <w:rFonts w:ascii="Aptos Narrow" w:eastAsia="Times New Roman" w:hAnsi="Aptos Narrow" w:cs="Times New Roman"/>
+                <w:color w:val="000000"/>
+                <w:lang w:eastAsia="en-GB"/>
+              </w:rPr>
+              <w:t>Maternal (Month 3)</w:t>
+            </w:r>
+          </w:p>
+        </w:tc>
+        <w:tc>
+          <w:tcPr>
+            <w:tcW w:w="960" w:type="dxa"/>
+            <w:noWrap/>
+            <w:hideMark/>
+          </w:tcPr>
+          <w:p>
+            <w:pPr>
+              <w:jc w:val="right"/>
+              <w:cnfStyle w:val="000000100000" w:firstRow="0" w:lastRow="0" w:firstColumn="0" w:lastColumn="0" w:oddVBand="0" w:evenVBand="0" w:oddHBand="1" w:evenHBand="0" w:firstRowFirstColumn="0" w:firstRowLastColumn="0" w:lastRowFirstColumn="0" w:lastRowLastColumn="0"/>
+              <w:rPr>
+                <w:rFonts w:ascii="Aptos Narrow" w:eastAsia="Times New Roman" w:hAnsi="Aptos Narrow" w:cs="Times New Roman"/>
+                <w:color w:val="000000"/>
+                <w:lang w:eastAsia="en-GB"/>
+              </w:rPr>
+            </w:pPr>
+            <w:r>
+              <w:rPr>
+                <w:rFonts w:ascii="Aptos Narrow" w:eastAsia="Times New Roman" w:hAnsi="Aptos Narrow" w:cs="Times New Roman"/>
+                <w:color w:val="000000"/>
+                <w:lang w:eastAsia="en-GB"/>
+              </w:rPr>
+              <w:t>0</w:t>
+            </w:r>
+          </w:p>
+        </w:tc>
+        <w:tc>
+          <w:tcPr>
+            <w:tcW w:w="960" w:type="dxa"/>
+            <w:noWrap/>
+            <w:hideMark/>
+          </w:tcPr>
+          <w:p>
+            <w:pPr>
+              <w:jc w:val="right"/>
+              <w:cnfStyle w:val="000000100000" w:firstRow="0" w:lastRow="0" w:firstColumn="0" w:lastColumn="0" w:oddVBand="0" w:evenVBand="0" w:oddHBand="1" w:evenHBand="0" w:firstRowFirstColumn="0" w:firstRowLastColumn="0" w:lastRowFirstColumn="0" w:lastRowLastColumn="0"/>
+              <w:rPr>
+                <w:rFonts w:ascii="Aptos Narrow" w:eastAsia="Times New Roman" w:hAnsi="Aptos Narrow" w:cs="Times New Roman"/>
+                <w:color w:val="000000"/>
+                <w:lang w:eastAsia="en-GB"/>
+              </w:rPr>
+            </w:pPr>
+            <w:r>
+              <w:rPr>
+                <w:rFonts w:ascii="Aptos Narrow" w:eastAsia="Times New Roman" w:hAnsi="Aptos Narrow" w:cs="Times New Roman"/>
+                <w:color w:val="000000"/>
+                <w:lang w:eastAsia="en-GB"/>
+              </w:rPr>
+              <w:t>0</w:t>
+            </w:r>
+          </w:p>
+        </w:tc>
+        <w:tc>
+          <w:tcPr>
+            <w:tcW w:w="960" w:type="dxa"/>
+            <w:noWrap/>
+            <w:hideMark/>
+          </w:tcPr>
+          <w:p>
+            <w:pPr>
+              <w:jc w:val="right"/>
+              <w:cnfStyle w:val="000000100000" w:firstRow="0" w:lastRow="0" w:firstColumn="0" w:lastColumn="0" w:oddVBand="0" w:evenVBand="0" w:oddHBand="1" w:evenHBand="0" w:firstRowFirstColumn="0" w:firstRowLastColumn="0" w:lastRowFirstColumn="0" w:lastRowLastColumn="0"/>
+              <w:rPr>
+                <w:rFonts w:ascii="Aptos Narrow" w:eastAsia="Times New Roman" w:hAnsi="Aptos Narrow" w:cs="Times New Roman"/>
+                <w:color w:val="000000"/>
+                <w:lang w:eastAsia="en-GB"/>
+              </w:rPr>
+            </w:pPr>
+            <w:r>
+              <w:rPr>
+                <w:rFonts w:ascii="Aptos Narrow" w:eastAsia="Times New Roman" w:hAnsi="Aptos Narrow" w:cs="Times New Roman"/>
+                <w:color w:val="000000"/>
+                <w:lang w:eastAsia="en-GB"/>
+              </w:rPr>
+              <w:t>0</w:t>
+            </w:r>
+          </w:p>
+        </w:tc>
+        <w:tc>
+          <w:tcPr>
+            <w:tcW w:w="960" w:type="dxa"/>
+            <w:noWrap/>
+            <w:hideMark/>
+          </w:tcPr>
+          <w:p>
+            <w:pPr>
+              <w:jc w:val="right"/>
+              <w:cnfStyle w:val="000000100000" w:firstRow="0" w:lastRow="0" w:firstColumn="0" w:lastColumn="0" w:oddVBand="0" w:evenVBand="0" w:oddHBand="1" w:evenHBand="0" w:firstRowFirstColumn="0" w:firstRowLastColumn="0" w:lastRowFirstColumn="0" w:lastRowLastColumn="0"/>
+              <w:rPr>
+                <w:rFonts w:ascii="Aptos Narrow" w:eastAsia="Times New Roman" w:hAnsi="Aptos Narrow" w:cs="Times New Roman"/>
+                <w:color w:val="000000"/>
+                <w:lang w:eastAsia="en-GB"/>
+              </w:rPr>
+            </w:pPr>
+            <w:r>
+              <w:rPr>
+                <w:rFonts w:ascii="Aptos Narrow" w:eastAsia="Times New Roman" w:hAnsi="Aptos Narrow" w:cs="Times New Roman"/>
+                <w:color w:val="000000"/>
+                <w:lang w:eastAsia="en-GB"/>
+              </w:rPr>
+              <w:t>163</w:t>
+            </w:r>
+          </w:p>
+        </w:tc>
+        <w:tc>
+          <w:tcPr>
+            <w:tcW w:w="960" w:type="dxa"/>
+            <w:noWrap/>
+            <w:hideMark/>
+          </w:tcPr>
+          <w:p>
+            <w:pPr>
+              <w:jc w:val="right"/>
+              <w:cnfStyle w:val="000000100000" w:firstRow="0" w:lastRow="0" w:firstColumn="0" w:lastColumn="0" w:oddVBand="0" w:evenVBand="0" w:oddHBand="1" w:evenHBand="0" w:firstRowFirstColumn="0" w:firstRowLastColumn="0" w:lastRowFirstColumn="0" w:lastRowLastColumn="0"/>
               <w:rPr>
                 <w:rFonts w:ascii="Aptos Narrow" w:eastAsia="Times New Roman" w:hAnsi="Aptos Narrow" w:cs="Times New Roman"/>
                 <w:color w:val="000000"/>
@@ -1554,24 +1909,17 @@
       <w:tr>
         <w:trPr>
           <w:trHeight w:val="290"/>
+          <w:jc w:val="center"/>
         </w:trPr>
         <w:tc>
           <w:tcPr>
-            <w:tcW w:w="2100" w:type="dxa"/>
-            <w:tcBorders>
-              <w:top w:val="single" w:sz="4" w:space="0" w:color="FFFFFF"/>
-              <w:left w:val="nil"/>
-              <w:bottom w:val="single" w:sz="4" w:space="0" w:color="FFFFFF"/>
-              <w:right w:val="single" w:sz="4" w:space="0" w:color="FFFFFF"/>
-            </w:tcBorders>
-            <w:shd w:val="clear" w:color="000000" w:fill="4EA72E"/>
+            <w:cnfStyle w:val="001000000000" w:firstRow="0" w:lastRow="0" w:firstColumn="1" w:lastColumn="0" w:oddVBand="0" w:evenVBand="0" w:oddHBand="0" w:evenHBand="0" w:firstRowFirstColumn="0" w:firstRowLastColumn="0" w:lastRowFirstColumn="0" w:lastRowLastColumn="0"/>
+            <w:tcW w:w="1807" w:type="dxa"/>
             <w:noWrap/>
-            <w:vAlign w:val="bottom"/>
             <w:hideMark/>
           </w:tcPr>
           <w:p>
             <w:pPr>
-              <w:spacing w:after="0" w:line="240" w:lineRule="auto"/>
               <w:rPr>
                 <w:rFonts w:ascii="Aptos Narrow" w:eastAsia="Times New Roman" w:hAnsi="Aptos Narrow" w:cs="Times New Roman"/>
                 <w:color w:val="000000"/>
@@ -1584,96 +1932,20 @@
                 <w:color w:val="000000"/>
                 <w:lang w:eastAsia="en-GB"/>
               </w:rPr>
-              <w:t>Maternal (Month 1)</w:t>
+              <w:t>Infant (Month 3)</w:t>
             </w:r>
           </w:p>
         </w:tc>
         <w:tc>
           <w:tcPr>
             <w:tcW w:w="960" w:type="dxa"/>
-            <w:tcBorders>
-              <w:top w:val="single" w:sz="4" w:space="0" w:color="FFFFFF"/>
-              <w:left w:val="single" w:sz="4" w:space="0" w:color="FFFFFF"/>
-              <w:bottom w:val="single" w:sz="4" w:space="0" w:color="FFFFFF"/>
-              <w:right w:val="single" w:sz="4" w:space="0" w:color="FFFFFF"/>
-            </w:tcBorders>
-            <w:shd w:val="clear" w:color="DAF2D0" w:fill="DAF2D0"/>
             <w:noWrap/>
-            <w:vAlign w:val="bottom"/>
             <w:hideMark/>
           </w:tcPr>
           <w:p>
             <w:pPr>
-              <w:spacing w:after="0" w:line="240" w:lineRule="auto"/>
               <w:jc w:val="right"/>
-              <w:rPr>
-                <w:rFonts w:ascii="Aptos Narrow" w:eastAsia="Times New Roman" w:hAnsi="Aptos Narrow" w:cs="Times New Roman"/>
-                <w:color w:val="000000"/>
-                <w:lang w:eastAsia="en-GB"/>
-              </w:rPr>
-            </w:pPr>
-            <w:r>
-              <w:rPr>
-                <w:rFonts w:ascii="Aptos Narrow" w:eastAsia="Times New Roman" w:hAnsi="Aptos Narrow" w:cs="Times New Roman"/>
-                <w:color w:val="000000"/>
-                <w:lang w:eastAsia="en-GB"/>
-              </w:rPr>
-              <w:t>176</w:t>
-            </w:r>
-          </w:p>
-        </w:tc>
-        <w:tc>
-          <w:tcPr>
-            <w:tcW w:w="960" w:type="dxa"/>
-            <w:tcBorders>
-              <w:top w:val="single" w:sz="4" w:space="0" w:color="FFFFFF"/>
-              <w:left w:val="single" w:sz="4" w:space="0" w:color="FFFFFF"/>
-              <w:bottom w:val="single" w:sz="4" w:space="0" w:color="FFFFFF"/>
-              <w:right w:val="single" w:sz="4" w:space="0" w:color="FFFFFF"/>
-            </w:tcBorders>
-            <w:shd w:val="clear" w:color="DAF2D0" w:fill="DAF2D0"/>
-            <w:noWrap/>
-            <w:vAlign w:val="bottom"/>
-            <w:hideMark/>
-          </w:tcPr>
-          <w:p>
-            <w:pPr>
-              <w:spacing w:after="0" w:line="240" w:lineRule="auto"/>
-              <w:jc w:val="right"/>
-              <w:rPr>
-                <w:rFonts w:ascii="Aptos Narrow" w:eastAsia="Times New Roman" w:hAnsi="Aptos Narrow" w:cs="Times New Roman"/>
-                <w:color w:val="000000"/>
-                <w:lang w:eastAsia="en-GB"/>
-              </w:rPr>
-            </w:pPr>
-            <w:r>
-              <w:rPr>
-                <w:rFonts w:ascii="Aptos Narrow" w:eastAsia="Times New Roman" w:hAnsi="Aptos Narrow" w:cs="Times New Roman"/>
-                <w:color w:val="000000"/>
-                <w:lang w:eastAsia="en-GB"/>
-              </w:rPr>
-              <w:t>173</w:t>
-            </w:r>
-          </w:p>
-        </w:tc>
-        <w:tc>
-          <w:tcPr>
-            <w:tcW w:w="960" w:type="dxa"/>
-            <w:tcBorders>
-              <w:top w:val="single" w:sz="4" w:space="0" w:color="FFFFFF"/>
-              <w:left w:val="single" w:sz="4" w:space="0" w:color="FFFFFF"/>
-              <w:bottom w:val="single" w:sz="4" w:space="0" w:color="FFFFFF"/>
-              <w:right w:val="single" w:sz="4" w:space="0" w:color="FFFFFF"/>
-            </w:tcBorders>
-            <w:shd w:val="clear" w:color="DAF2D0" w:fill="DAF2D0"/>
-            <w:noWrap/>
-            <w:vAlign w:val="bottom"/>
-            <w:hideMark/>
-          </w:tcPr>
-          <w:p>
-            <w:pPr>
-              <w:spacing w:after="0" w:line="240" w:lineRule="auto"/>
-              <w:jc w:val="right"/>
+              <w:cnfStyle w:val="000000000000" w:firstRow="0" w:lastRow="0" w:firstColumn="0" w:lastColumn="0" w:oddVBand="0" w:evenVBand="0" w:oddHBand="0" w:evenHBand="0" w:firstRowFirstColumn="0" w:firstRowLastColumn="0" w:lastRowFirstColumn="0" w:lastRowLastColumn="0"/>
               <w:rPr>
                 <w:rFonts w:ascii="Aptos Narrow" w:eastAsia="Times New Roman" w:hAnsi="Aptos Narrow" w:cs="Times New Roman"/>
                 <w:color w:val="000000"/>
@@ -1693,21 +1965,13 @@
         <w:tc>
           <w:tcPr>
             <w:tcW w:w="960" w:type="dxa"/>
-            <w:tcBorders>
-              <w:top w:val="single" w:sz="4" w:space="0" w:color="FFFFFF"/>
-              <w:left w:val="single" w:sz="4" w:space="0" w:color="FFFFFF"/>
-              <w:bottom w:val="single" w:sz="4" w:space="0" w:color="FFFFFF"/>
-              <w:right w:val="single" w:sz="4" w:space="0" w:color="FFFFFF"/>
-            </w:tcBorders>
-            <w:shd w:val="clear" w:color="DAF2D0" w:fill="DAF2D0"/>
             <w:noWrap/>
-            <w:vAlign w:val="bottom"/>
             <w:hideMark/>
           </w:tcPr>
           <w:p>
             <w:pPr>
-              <w:spacing w:after="0" w:line="240" w:lineRule="auto"/>
               <w:jc w:val="right"/>
+              <w:cnfStyle w:val="000000000000" w:firstRow="0" w:lastRow="0" w:firstColumn="0" w:lastColumn="0" w:oddVBand="0" w:evenVBand="0" w:oddHBand="0" w:evenHBand="0" w:firstRowFirstColumn="0" w:firstRowLastColumn="0" w:lastRowFirstColumn="0" w:lastRowLastColumn="0"/>
               <w:rPr>
                 <w:rFonts w:ascii="Aptos Narrow" w:eastAsia="Times New Roman" w:hAnsi="Aptos Narrow" w:cs="Times New Roman"/>
                 <w:color w:val="000000"/>
@@ -1720,28 +1984,234 @@
                 <w:color w:val="000000"/>
                 <w:lang w:eastAsia="en-GB"/>
               </w:rPr>
-              <w:t>173</w:t>
+              <w:t>0</w:t>
             </w:r>
           </w:p>
         </w:tc>
         <w:tc>
           <w:tcPr>
-            <w:tcW w:w="1280" w:type="dxa"/>
-            <w:tcBorders>
-              <w:top w:val="single" w:sz="4" w:space="0" w:color="FFFFFF"/>
-              <w:left w:val="single" w:sz="4" w:space="0" w:color="FFFFFF"/>
-              <w:bottom w:val="single" w:sz="4" w:space="0" w:color="FFFFFF"/>
-              <w:right w:val="nil"/>
-            </w:tcBorders>
-            <w:shd w:val="clear" w:color="DAF2D0" w:fill="DAF2D0"/>
+            <w:tcW w:w="960" w:type="dxa"/>
             <w:noWrap/>
-            <w:vAlign w:val="bottom"/>
             <w:hideMark/>
           </w:tcPr>
           <w:p>
             <w:pPr>
-              <w:spacing w:after="0" w:line="240" w:lineRule="auto"/>
               <w:jc w:val="right"/>
+              <w:cnfStyle w:val="000000000000" w:firstRow="0" w:lastRow="0" w:firstColumn="0" w:lastColumn="0" w:oddVBand="0" w:evenVBand="0" w:oddHBand="0" w:evenHBand="0" w:firstRowFirstColumn="0" w:firstRowLastColumn="0" w:lastRowFirstColumn="0" w:lastRowLastColumn="0"/>
+              <w:rPr>
+                <w:rFonts w:ascii="Aptos Narrow" w:eastAsia="Times New Roman" w:hAnsi="Aptos Narrow" w:cs="Times New Roman"/>
+                <w:color w:val="000000"/>
+                <w:lang w:eastAsia="en-GB"/>
+              </w:rPr>
+            </w:pPr>
+            <w:r>
+              <w:rPr>
+                <w:rFonts w:ascii="Aptos Narrow" w:eastAsia="Times New Roman" w:hAnsi="Aptos Narrow" w:cs="Times New Roman"/>
+                <w:color w:val="000000"/>
+                <w:lang w:eastAsia="en-GB"/>
+              </w:rPr>
+              <w:t>193</w:t>
+            </w:r>
+          </w:p>
+        </w:tc>
+        <w:tc>
+          <w:tcPr>
+            <w:tcW w:w="960" w:type="dxa"/>
+            <w:noWrap/>
+            <w:hideMark/>
+          </w:tcPr>
+          <w:p>
+            <w:pPr>
+              <w:jc w:val="right"/>
+              <w:cnfStyle w:val="000000000000" w:firstRow="0" w:lastRow="0" w:firstColumn="0" w:lastColumn="0" w:oddVBand="0" w:evenVBand="0" w:oddHBand="0" w:evenHBand="0" w:firstRowFirstColumn="0" w:firstRowLastColumn="0" w:lastRowFirstColumn="0" w:lastRowLastColumn="0"/>
+              <w:rPr>
+                <w:rFonts w:ascii="Aptos Narrow" w:eastAsia="Times New Roman" w:hAnsi="Aptos Narrow" w:cs="Times New Roman"/>
+                <w:color w:val="000000"/>
+                <w:lang w:eastAsia="en-GB"/>
+              </w:rPr>
+            </w:pPr>
+            <w:r>
+              <w:rPr>
+                <w:rFonts w:ascii="Aptos Narrow" w:eastAsia="Times New Roman" w:hAnsi="Aptos Narrow" w:cs="Times New Roman"/>
+                <w:color w:val="000000"/>
+                <w:lang w:eastAsia="en-GB"/>
+              </w:rPr>
+              <w:t>0</w:t>
+            </w:r>
+          </w:p>
+        </w:tc>
+        <w:tc>
+          <w:tcPr>
+            <w:tcW w:w="960" w:type="dxa"/>
+            <w:noWrap/>
+            <w:hideMark/>
+          </w:tcPr>
+          <w:p>
+            <w:pPr>
+              <w:jc w:val="right"/>
+              <w:cnfStyle w:val="000000000000" w:firstRow="0" w:lastRow="0" w:firstColumn="0" w:lastColumn="0" w:oddVBand="0" w:evenVBand="0" w:oddHBand="0" w:evenHBand="0" w:firstRowFirstColumn="0" w:firstRowLastColumn="0" w:lastRowFirstColumn="0" w:lastRowLastColumn="0"/>
+              <w:rPr>
+                <w:rFonts w:ascii="Aptos Narrow" w:eastAsia="Times New Roman" w:hAnsi="Aptos Narrow" w:cs="Times New Roman"/>
+                <w:color w:val="000000"/>
+                <w:lang w:eastAsia="en-GB"/>
+              </w:rPr>
+            </w:pPr>
+            <w:r>
+              <w:rPr>
+                <w:rFonts w:ascii="Aptos Narrow" w:eastAsia="Times New Roman" w:hAnsi="Aptos Narrow" w:cs="Times New Roman"/>
+                <w:color w:val="000000"/>
+                <w:lang w:eastAsia="en-GB"/>
+              </w:rPr>
+              <w:t>0</w:t>
+            </w:r>
+          </w:p>
+        </w:tc>
+      </w:tr>
+      <w:tr>
+        <w:trPr>
+          <w:cnfStyle w:val="000000100000" w:firstRow="0" w:lastRow="0" w:firstColumn="0" w:lastColumn="0" w:oddVBand="0" w:evenVBand="0" w:oddHBand="1" w:evenHBand="0" w:firstRowFirstColumn="0" w:firstRowLastColumn="0" w:lastRowFirstColumn="0" w:lastRowLastColumn="0"/>
+          <w:trHeight w:val="290"/>
+          <w:jc w:val="center"/>
+        </w:trPr>
+        <w:tc>
+          <w:tcPr>
+            <w:cnfStyle w:val="001000000000" w:firstRow="0" w:lastRow="0" w:firstColumn="1" w:lastColumn="0" w:oddVBand="0" w:evenVBand="0" w:oddHBand="0" w:evenHBand="0" w:firstRowFirstColumn="0" w:firstRowLastColumn="0" w:lastRowFirstColumn="0" w:lastRowLastColumn="0"/>
+            <w:tcW w:w="1807" w:type="dxa"/>
+            <w:noWrap/>
+            <w:hideMark/>
+          </w:tcPr>
+          <w:p>
+            <w:pPr>
+              <w:rPr>
+                <w:rFonts w:ascii="Aptos Narrow" w:eastAsia="Times New Roman" w:hAnsi="Aptos Narrow" w:cs="Times New Roman"/>
+                <w:color w:val="000000"/>
+                <w:lang w:eastAsia="en-GB"/>
+              </w:rPr>
+            </w:pPr>
+            <w:r>
+              <w:rPr>
+                <w:rFonts w:ascii="Aptos Narrow" w:eastAsia="Times New Roman" w:hAnsi="Aptos Narrow" w:cs="Times New Roman"/>
+                <w:color w:val="000000"/>
+                <w:lang w:eastAsia="en-GB"/>
+              </w:rPr>
+              <w:t>Infant (Month 4)</w:t>
+            </w:r>
+          </w:p>
+        </w:tc>
+        <w:tc>
+          <w:tcPr>
+            <w:tcW w:w="960" w:type="dxa"/>
+            <w:noWrap/>
+            <w:hideMark/>
+          </w:tcPr>
+          <w:p>
+            <w:pPr>
+              <w:jc w:val="right"/>
+              <w:cnfStyle w:val="000000100000" w:firstRow="0" w:lastRow="0" w:firstColumn="0" w:lastColumn="0" w:oddVBand="0" w:evenVBand="0" w:oddHBand="1" w:evenHBand="0" w:firstRowFirstColumn="0" w:firstRowLastColumn="0" w:lastRowFirstColumn="0" w:lastRowLastColumn="0"/>
+              <w:rPr>
+                <w:rFonts w:ascii="Aptos Narrow" w:eastAsia="Times New Roman" w:hAnsi="Aptos Narrow" w:cs="Times New Roman"/>
+                <w:color w:val="000000"/>
+                <w:lang w:eastAsia="en-GB"/>
+              </w:rPr>
+            </w:pPr>
+            <w:r>
+              <w:rPr>
+                <w:rFonts w:ascii="Aptos Narrow" w:eastAsia="Times New Roman" w:hAnsi="Aptos Narrow" w:cs="Times New Roman"/>
+                <w:color w:val="000000"/>
+                <w:lang w:eastAsia="en-GB"/>
+              </w:rPr>
+              <w:t>0</w:t>
+            </w:r>
+          </w:p>
+        </w:tc>
+        <w:tc>
+          <w:tcPr>
+            <w:tcW w:w="960" w:type="dxa"/>
+            <w:noWrap/>
+            <w:hideMark/>
+          </w:tcPr>
+          <w:p>
+            <w:pPr>
+              <w:jc w:val="right"/>
+              <w:cnfStyle w:val="000000100000" w:firstRow="0" w:lastRow="0" w:firstColumn="0" w:lastColumn="0" w:oddVBand="0" w:evenVBand="0" w:oddHBand="1" w:evenHBand="0" w:firstRowFirstColumn="0" w:firstRowLastColumn="0" w:lastRowFirstColumn="0" w:lastRowLastColumn="0"/>
+              <w:rPr>
+                <w:rFonts w:ascii="Aptos Narrow" w:eastAsia="Times New Roman" w:hAnsi="Aptos Narrow" w:cs="Times New Roman"/>
+                <w:color w:val="000000"/>
+                <w:lang w:eastAsia="en-GB"/>
+              </w:rPr>
+            </w:pPr>
+            <w:r>
+              <w:rPr>
+                <w:rFonts w:ascii="Aptos Narrow" w:eastAsia="Times New Roman" w:hAnsi="Aptos Narrow" w:cs="Times New Roman"/>
+                <w:color w:val="000000"/>
+                <w:lang w:eastAsia="en-GB"/>
+              </w:rPr>
+              <w:t>0</w:t>
+            </w:r>
+          </w:p>
+        </w:tc>
+        <w:tc>
+          <w:tcPr>
+            <w:tcW w:w="960" w:type="dxa"/>
+            <w:noWrap/>
+            <w:hideMark/>
+          </w:tcPr>
+          <w:p>
+            <w:pPr>
+              <w:jc w:val="right"/>
+              <w:cnfStyle w:val="000000100000" w:firstRow="0" w:lastRow="0" w:firstColumn="0" w:lastColumn="0" w:oddVBand="0" w:evenVBand="0" w:oddHBand="1" w:evenHBand="0" w:firstRowFirstColumn="0" w:firstRowLastColumn="0" w:lastRowFirstColumn="0" w:lastRowLastColumn="0"/>
+              <w:rPr>
+                <w:rFonts w:ascii="Aptos Narrow" w:eastAsia="Times New Roman" w:hAnsi="Aptos Narrow" w:cs="Times New Roman"/>
+                <w:color w:val="000000"/>
+                <w:lang w:eastAsia="en-GB"/>
+              </w:rPr>
+            </w:pPr>
+            <w:r>
+              <w:rPr>
+                <w:rFonts w:ascii="Aptos Narrow" w:eastAsia="Times New Roman" w:hAnsi="Aptos Narrow" w:cs="Times New Roman"/>
+                <w:color w:val="000000"/>
+                <w:lang w:eastAsia="en-GB"/>
+              </w:rPr>
+              <w:t>169</w:t>
+            </w:r>
+          </w:p>
+        </w:tc>
+        <w:tc>
+          <w:tcPr>
+            <w:tcW w:w="960" w:type="dxa"/>
+            <w:noWrap/>
+            <w:hideMark/>
+          </w:tcPr>
+          <w:p>
+            <w:pPr>
+              <w:jc w:val="right"/>
+              <w:cnfStyle w:val="000000100000" w:firstRow="0" w:lastRow="0" w:firstColumn="0" w:lastColumn="0" w:oddVBand="0" w:evenVBand="0" w:oddHBand="1" w:evenHBand="0" w:firstRowFirstColumn="0" w:firstRowLastColumn="0" w:lastRowFirstColumn="0" w:lastRowLastColumn="0"/>
+              <w:rPr>
+                <w:rFonts w:ascii="Aptos Narrow" w:eastAsia="Times New Roman" w:hAnsi="Aptos Narrow" w:cs="Times New Roman"/>
+                <w:color w:val="000000"/>
+                <w:lang w:eastAsia="en-GB"/>
+              </w:rPr>
+            </w:pPr>
+            <w:r>
+              <w:rPr>
+                <w:rFonts w:ascii="Aptos Narrow" w:eastAsia="Times New Roman" w:hAnsi="Aptos Narrow" w:cs="Times New Roman"/>
+                <w:color w:val="000000"/>
+                <w:lang w:eastAsia="en-GB"/>
+              </w:rPr>
+              <w:t>0</w:t>
+            </w:r>
+          </w:p>
+        </w:tc>
+        <w:tc>
+          <w:tcPr>
+            <w:tcW w:w="960" w:type="dxa"/>
+            <w:noWrap/>
+            <w:hideMark/>
+          </w:tcPr>
+          <w:p>
+            <w:pPr>
+              <w:jc w:val="right"/>
+              <w:cnfStyle w:val="000000100000" w:firstRow="0" w:lastRow="0" w:firstColumn="0" w:lastColumn="0" w:oddVBand="0" w:evenVBand="0" w:oddHBand="1" w:evenHBand="0" w:firstRowFirstColumn="0" w:firstRowLastColumn="0" w:lastRowFirstColumn="0" w:lastRowLastColumn="0"/>
               <w:rPr>
                 <w:rFonts w:ascii="Aptos Narrow" w:eastAsia="Times New Roman" w:hAnsi="Aptos Narrow" w:cs="Times New Roman"/>
                 <w:color w:val="000000"/>
@@ -1762,24 +2232,17 @@
       <w:tr>
         <w:trPr>
           <w:trHeight w:val="290"/>
+          <w:jc w:val="center"/>
         </w:trPr>
         <w:tc>
           <w:tcPr>
-            <w:tcW w:w="2100" w:type="dxa"/>
-            <w:tcBorders>
-              <w:top w:val="single" w:sz="4" w:space="0" w:color="FFFFFF"/>
-              <w:left w:val="nil"/>
-              <w:bottom w:val="single" w:sz="4" w:space="0" w:color="FFFFFF"/>
-              <w:right w:val="single" w:sz="4" w:space="0" w:color="FFFFFF"/>
-            </w:tcBorders>
-            <w:shd w:val="clear" w:color="000000" w:fill="4EA72E"/>
+            <w:cnfStyle w:val="001000000000" w:firstRow="0" w:lastRow="0" w:firstColumn="1" w:lastColumn="0" w:oddVBand="0" w:evenVBand="0" w:oddHBand="0" w:evenHBand="0" w:firstRowFirstColumn="0" w:firstRowLastColumn="0" w:lastRowFirstColumn="0" w:lastRowLastColumn="0"/>
+            <w:tcW w:w="1807" w:type="dxa"/>
             <w:noWrap/>
-            <w:vAlign w:val="bottom"/>
             <w:hideMark/>
           </w:tcPr>
           <w:p>
             <w:pPr>
-              <w:spacing w:after="0" w:line="240" w:lineRule="auto"/>
               <w:rPr>
                 <w:rFonts w:ascii="Aptos Narrow" w:eastAsia="Times New Roman" w:hAnsi="Aptos Narrow" w:cs="Times New Roman"/>
                 <w:color w:val="000000"/>
@@ -1792,28 +2255,72 @@
                 <w:color w:val="000000"/>
                 <w:lang w:eastAsia="en-GB"/>
               </w:rPr>
-              <w:t>Infant (Month 1)</w:t>
+              <w:t>Infant (Month 5)</w:t>
             </w:r>
           </w:p>
         </w:tc>
         <w:tc>
           <w:tcPr>
             <w:tcW w:w="960" w:type="dxa"/>
-            <w:tcBorders>
-              <w:top w:val="single" w:sz="4" w:space="0" w:color="FFFFFF"/>
-              <w:left w:val="single" w:sz="4" w:space="0" w:color="FFFFFF"/>
-              <w:bottom w:val="single" w:sz="4" w:space="0" w:color="FFFFFF"/>
-              <w:right w:val="single" w:sz="4" w:space="0" w:color="FFFFFF"/>
-            </w:tcBorders>
-            <w:shd w:val="clear" w:color="B5E6A2" w:fill="B5E6A2"/>
             <w:noWrap/>
-            <w:vAlign w:val="bottom"/>
             <w:hideMark/>
           </w:tcPr>
           <w:p>
             <w:pPr>
-              <w:spacing w:after="0" w:line="240" w:lineRule="auto"/>
               <w:jc w:val="right"/>
+              <w:cnfStyle w:val="000000000000" w:firstRow="0" w:lastRow="0" w:firstColumn="0" w:lastColumn="0" w:oddVBand="0" w:evenVBand="0" w:oddHBand="0" w:evenHBand="0" w:firstRowFirstColumn="0" w:firstRowLastColumn="0" w:lastRowFirstColumn="0" w:lastRowLastColumn="0"/>
+              <w:rPr>
+                <w:rFonts w:ascii="Aptos Narrow" w:eastAsia="Times New Roman" w:hAnsi="Aptos Narrow" w:cs="Times New Roman"/>
+                <w:color w:val="000000"/>
+                <w:lang w:eastAsia="en-GB"/>
+              </w:rPr>
+            </w:pPr>
+            <w:r>
+              <w:rPr>
+                <w:rFonts w:ascii="Aptos Narrow" w:eastAsia="Times New Roman" w:hAnsi="Aptos Narrow" w:cs="Times New Roman"/>
+                <w:color w:val="000000"/>
+                <w:lang w:eastAsia="en-GB"/>
+              </w:rPr>
+              <w:t>0</w:t>
+            </w:r>
+          </w:p>
+        </w:tc>
+        <w:tc>
+          <w:tcPr>
+            <w:tcW w:w="960" w:type="dxa"/>
+            <w:noWrap/>
+            <w:hideMark/>
+          </w:tcPr>
+          <w:p>
+            <w:pPr>
+              <w:jc w:val="right"/>
+              <w:cnfStyle w:val="000000000000" w:firstRow="0" w:lastRow="0" w:firstColumn="0" w:lastColumn="0" w:oddVBand="0" w:evenVBand="0" w:oddHBand="0" w:evenHBand="0" w:firstRowFirstColumn="0" w:firstRowLastColumn="0" w:lastRowFirstColumn="0" w:lastRowLastColumn="0"/>
+              <w:rPr>
+                <w:rFonts w:ascii="Aptos Narrow" w:eastAsia="Times New Roman" w:hAnsi="Aptos Narrow" w:cs="Times New Roman"/>
+                <w:color w:val="000000"/>
+                <w:lang w:eastAsia="en-GB"/>
+              </w:rPr>
+            </w:pPr>
+            <w:r>
+              <w:rPr>
+                <w:rFonts w:ascii="Aptos Narrow" w:eastAsia="Times New Roman" w:hAnsi="Aptos Narrow" w:cs="Times New Roman"/>
+                <w:color w:val="000000"/>
+                <w:lang w:eastAsia="en-GB"/>
+              </w:rPr>
+              <w:t>0</w:t>
+            </w:r>
+          </w:p>
+        </w:tc>
+        <w:tc>
+          <w:tcPr>
+            <w:tcW w:w="960" w:type="dxa"/>
+            <w:noWrap/>
+            <w:hideMark/>
+          </w:tcPr>
+          <w:p>
+            <w:pPr>
+              <w:jc w:val="right"/>
+              <w:cnfStyle w:val="000000000000" w:firstRow="0" w:lastRow="0" w:firstColumn="0" w:lastColumn="0" w:oddVBand="0" w:evenVBand="0" w:oddHBand="0" w:evenHBand="0" w:firstRowFirstColumn="0" w:firstRowLastColumn="0" w:lastRowFirstColumn="0" w:lastRowLastColumn="0"/>
               <w:rPr>
                 <w:rFonts w:ascii="Aptos Narrow" w:eastAsia="Times New Roman" w:hAnsi="Aptos Narrow" w:cs="Times New Roman"/>
                 <w:color w:val="000000"/>
@@ -1833,21 +2340,13 @@
         <w:tc>
           <w:tcPr>
             <w:tcW w:w="960" w:type="dxa"/>
-            <w:tcBorders>
-              <w:top w:val="single" w:sz="4" w:space="0" w:color="FFFFFF"/>
-              <w:left w:val="single" w:sz="4" w:space="0" w:color="FFFFFF"/>
-              <w:bottom w:val="single" w:sz="4" w:space="0" w:color="FFFFFF"/>
-              <w:right w:val="single" w:sz="4" w:space="0" w:color="FFFFFF"/>
-            </w:tcBorders>
-            <w:shd w:val="clear" w:color="B5E6A2" w:fill="B5E6A2"/>
             <w:noWrap/>
-            <w:vAlign w:val="bottom"/>
             <w:hideMark/>
           </w:tcPr>
           <w:p>
             <w:pPr>
-              <w:spacing w:after="0" w:line="240" w:lineRule="auto"/>
               <w:jc w:val="right"/>
+              <w:cnfStyle w:val="000000000000" w:firstRow="0" w:lastRow="0" w:firstColumn="0" w:lastColumn="0" w:oddVBand="0" w:evenVBand="0" w:oddHBand="0" w:evenHBand="0" w:firstRowFirstColumn="0" w:firstRowLastColumn="0" w:lastRowFirstColumn="0" w:lastRowLastColumn="0"/>
               <w:rPr>
                 <w:rFonts w:ascii="Aptos Narrow" w:eastAsia="Times New Roman" w:hAnsi="Aptos Narrow" w:cs="Times New Roman"/>
                 <w:color w:val="000000"/>
@@ -1867,21 +2366,13 @@
         <w:tc>
           <w:tcPr>
             <w:tcW w:w="960" w:type="dxa"/>
-            <w:tcBorders>
-              <w:top w:val="single" w:sz="4" w:space="0" w:color="FFFFFF"/>
-              <w:left w:val="single" w:sz="4" w:space="0" w:color="FFFFFF"/>
-              <w:bottom w:val="single" w:sz="4" w:space="0" w:color="FFFFFF"/>
-              <w:right w:val="single" w:sz="4" w:space="0" w:color="FFFFFF"/>
-            </w:tcBorders>
-            <w:shd w:val="clear" w:color="B5E6A2" w:fill="B5E6A2"/>
             <w:noWrap/>
-            <w:vAlign w:val="bottom"/>
             <w:hideMark/>
           </w:tcPr>
           <w:p>
             <w:pPr>
-              <w:spacing w:after="0" w:line="240" w:lineRule="auto"/>
               <w:jc w:val="right"/>
+              <w:cnfStyle w:val="000000000000" w:firstRow="0" w:lastRow="0" w:firstColumn="0" w:lastColumn="0" w:oddVBand="0" w:evenVBand="0" w:oddHBand="0" w:evenHBand="0" w:firstRowFirstColumn="0" w:firstRowLastColumn="0" w:lastRowFirstColumn="0" w:lastRowLastColumn="0"/>
               <w:rPr>
                 <w:rFonts w:ascii="Aptos Narrow" w:eastAsia="Times New Roman" w:hAnsi="Aptos Narrow" w:cs="Times New Roman"/>
                 <w:color w:val="000000"/>
@@ -1894,28 +2385,104 @@
                 <w:color w:val="000000"/>
                 <w:lang w:eastAsia="en-GB"/>
               </w:rPr>
-              <w:t>130</w:t>
+              <w:t>0</w:t>
+            </w:r>
+          </w:p>
+        </w:tc>
+      </w:tr>
+      <w:tr>
+        <w:trPr>
+          <w:cnfStyle w:val="000000100000" w:firstRow="0" w:lastRow="0" w:firstColumn="0" w:lastColumn="0" w:oddVBand="0" w:evenVBand="0" w:oddHBand="1" w:evenHBand="0" w:firstRowFirstColumn="0" w:firstRowLastColumn="0" w:lastRowFirstColumn="0" w:lastRowLastColumn="0"/>
+          <w:trHeight w:val="290"/>
+          <w:jc w:val="center"/>
+        </w:trPr>
+        <w:tc>
+          <w:tcPr>
+            <w:cnfStyle w:val="001000000000" w:firstRow="0" w:lastRow="0" w:firstColumn="1" w:lastColumn="0" w:oddVBand="0" w:evenVBand="0" w:oddHBand="0" w:evenHBand="0" w:firstRowFirstColumn="0" w:firstRowLastColumn="0" w:lastRowFirstColumn="0" w:lastRowLastColumn="0"/>
+            <w:tcW w:w="1807" w:type="dxa"/>
+            <w:noWrap/>
+            <w:hideMark/>
+          </w:tcPr>
+          <w:p>
+            <w:pPr>
+              <w:rPr>
+                <w:rFonts w:ascii="Aptos Narrow" w:eastAsia="Times New Roman" w:hAnsi="Aptos Narrow" w:cs="Times New Roman"/>
+                <w:color w:val="000000"/>
+                <w:lang w:eastAsia="en-GB"/>
+              </w:rPr>
+            </w:pPr>
+            <w:r>
+              <w:rPr>
+                <w:rFonts w:ascii="Aptos Narrow" w:eastAsia="Times New Roman" w:hAnsi="Aptos Narrow" w:cs="Times New Roman"/>
+                <w:color w:val="000000"/>
+                <w:lang w:eastAsia="en-GB"/>
+              </w:rPr>
+              <w:t>Maternal (Month 6)</w:t>
             </w:r>
           </w:p>
         </w:tc>
         <w:tc>
           <w:tcPr>
             <w:tcW w:w="960" w:type="dxa"/>
-            <w:tcBorders>
-              <w:top w:val="single" w:sz="4" w:space="0" w:color="FFFFFF"/>
-              <w:left w:val="single" w:sz="4" w:space="0" w:color="FFFFFF"/>
-              <w:bottom w:val="single" w:sz="4" w:space="0" w:color="FFFFFF"/>
-              <w:right w:val="single" w:sz="4" w:space="0" w:color="FFFFFF"/>
-            </w:tcBorders>
-            <w:shd w:val="clear" w:color="B5E6A2" w:fill="B5E6A2"/>
             <w:noWrap/>
-            <w:vAlign w:val="bottom"/>
             <w:hideMark/>
           </w:tcPr>
           <w:p>
             <w:pPr>
-              <w:spacing w:after="0" w:line="240" w:lineRule="auto"/>
               <w:jc w:val="right"/>
+              <w:cnfStyle w:val="000000100000" w:firstRow="0" w:lastRow="0" w:firstColumn="0" w:lastColumn="0" w:oddVBand="0" w:evenVBand="0" w:oddHBand="1" w:evenHBand="0" w:firstRowFirstColumn="0" w:firstRowLastColumn="0" w:lastRowFirstColumn="0" w:lastRowLastColumn="0"/>
+              <w:rPr>
+                <w:rFonts w:ascii="Aptos Narrow" w:eastAsia="Times New Roman" w:hAnsi="Aptos Narrow" w:cs="Times New Roman"/>
+                <w:color w:val="000000"/>
+                <w:lang w:eastAsia="en-GB"/>
+              </w:rPr>
+            </w:pPr>
+            <w:r>
+              <w:rPr>
+                <w:rFonts w:ascii="Aptos Narrow" w:eastAsia="Times New Roman" w:hAnsi="Aptos Narrow" w:cs="Times New Roman"/>
+                <w:color w:val="000000"/>
+                <w:lang w:eastAsia="en-GB"/>
+              </w:rPr>
+              <w:t>160</w:t>
+            </w:r>
+          </w:p>
+        </w:tc>
+        <w:tc>
+          <w:tcPr>
+            <w:tcW w:w="960" w:type="dxa"/>
+            <w:noWrap/>
+            <w:hideMark/>
+          </w:tcPr>
+          <w:p>
+            <w:pPr>
+              <w:jc w:val="right"/>
+              <w:cnfStyle w:val="000000100000" w:firstRow="0" w:lastRow="0" w:firstColumn="0" w:lastColumn="0" w:oddVBand="0" w:evenVBand="0" w:oddHBand="1" w:evenHBand="0" w:firstRowFirstColumn="0" w:firstRowLastColumn="0" w:lastRowFirstColumn="0" w:lastRowLastColumn="0"/>
+              <w:rPr>
+                <w:rFonts w:ascii="Aptos Narrow" w:eastAsia="Times New Roman" w:hAnsi="Aptos Narrow" w:cs="Times New Roman"/>
+                <w:color w:val="000000"/>
+                <w:lang w:eastAsia="en-GB"/>
+              </w:rPr>
+            </w:pPr>
+            <w:r>
+              <w:rPr>
+                <w:rFonts w:ascii="Aptos Narrow" w:eastAsia="Times New Roman" w:hAnsi="Aptos Narrow" w:cs="Times New Roman"/>
+                <w:color w:val="000000"/>
+                <w:lang w:eastAsia="en-GB"/>
+              </w:rPr>
+              <w:t>154</w:t>
+            </w:r>
+          </w:p>
+        </w:tc>
+        <w:tc>
+          <w:tcPr>
+            <w:tcW w:w="960" w:type="dxa"/>
+            <w:noWrap/>
+            <w:hideMark/>
+          </w:tcPr>
+          <w:p>
+            <w:pPr>
+              <w:jc w:val="right"/>
+              <w:cnfStyle w:val="000000100000" w:firstRow="0" w:lastRow="0" w:firstColumn="0" w:lastColumn="0" w:oddVBand="0" w:evenVBand="0" w:oddHBand="1" w:evenHBand="0" w:firstRowFirstColumn="0" w:firstRowLastColumn="0" w:lastRowFirstColumn="0" w:lastRowLastColumn="0"/>
               <w:rPr>
                 <w:rFonts w:ascii="Aptos Narrow" w:eastAsia="Times New Roman" w:hAnsi="Aptos Narrow" w:cs="Times New Roman"/>
                 <w:color w:val="000000"/>
@@ -1934,22 +2501,40 @@
         </w:tc>
         <w:tc>
           <w:tcPr>
-            <w:tcW w:w="1280" w:type="dxa"/>
-            <w:tcBorders>
-              <w:top w:val="single" w:sz="4" w:space="0" w:color="FFFFFF"/>
-              <w:left w:val="single" w:sz="4" w:space="0" w:color="FFFFFF"/>
-              <w:bottom w:val="single" w:sz="4" w:space="0" w:color="FFFFFF"/>
-              <w:right w:val="nil"/>
-            </w:tcBorders>
-            <w:shd w:val="clear" w:color="B5E6A2" w:fill="B5E6A2"/>
+            <w:tcW w:w="960" w:type="dxa"/>
             <w:noWrap/>
-            <w:vAlign w:val="bottom"/>
             <w:hideMark/>
           </w:tcPr>
           <w:p>
             <w:pPr>
-              <w:spacing w:after="0" w:line="240" w:lineRule="auto"/>
               <w:jc w:val="right"/>
+              <w:cnfStyle w:val="000000100000" w:firstRow="0" w:lastRow="0" w:firstColumn="0" w:lastColumn="0" w:oddVBand="0" w:evenVBand="0" w:oddHBand="1" w:evenHBand="0" w:firstRowFirstColumn="0" w:firstRowLastColumn="0" w:lastRowFirstColumn="0" w:lastRowLastColumn="0"/>
+              <w:rPr>
+                <w:rFonts w:ascii="Aptos Narrow" w:eastAsia="Times New Roman" w:hAnsi="Aptos Narrow" w:cs="Times New Roman"/>
+                <w:color w:val="000000"/>
+                <w:lang w:eastAsia="en-GB"/>
+              </w:rPr>
+            </w:pPr>
+            <w:r>
+              <w:rPr>
+                <w:rFonts w:ascii="Aptos Narrow" w:eastAsia="Times New Roman" w:hAnsi="Aptos Narrow" w:cs="Times New Roman"/>
+                <w:color w:val="000000"/>
+                <w:lang w:eastAsia="en-GB"/>
+              </w:rPr>
+              <w:t>158</w:t>
+            </w:r>
+          </w:p>
+        </w:tc>
+        <w:tc>
+          <w:tcPr>
+            <w:tcW w:w="960" w:type="dxa"/>
+            <w:noWrap/>
+            <w:hideMark/>
+          </w:tcPr>
+          <w:p>
+            <w:pPr>
+              <w:jc w:val="right"/>
+              <w:cnfStyle w:val="000000100000" w:firstRow="0" w:lastRow="0" w:firstColumn="0" w:lastColumn="0" w:oddVBand="0" w:evenVBand="0" w:oddHBand="1" w:evenHBand="0" w:firstRowFirstColumn="0" w:firstRowLastColumn="0" w:lastRowFirstColumn="0" w:lastRowLastColumn="0"/>
               <w:rPr>
                 <w:rFonts w:ascii="Aptos Narrow" w:eastAsia="Times New Roman" w:hAnsi="Aptos Narrow" w:cs="Times New Roman"/>
                 <w:color w:val="000000"/>
@@ -1970,24 +2555,17 @@
       <w:tr>
         <w:trPr>
           <w:trHeight w:val="290"/>
+          <w:jc w:val="center"/>
         </w:trPr>
         <w:tc>
           <w:tcPr>
-            <w:tcW w:w="2100" w:type="dxa"/>
-            <w:tcBorders>
-              <w:top w:val="single" w:sz="4" w:space="0" w:color="FFFFFF"/>
-              <w:left w:val="nil"/>
-              <w:bottom w:val="single" w:sz="4" w:space="0" w:color="FFFFFF"/>
-              <w:right w:val="single" w:sz="4" w:space="0" w:color="FFFFFF"/>
-            </w:tcBorders>
-            <w:shd w:val="clear" w:color="000000" w:fill="4EA72E"/>
+            <w:cnfStyle w:val="001000000000" w:firstRow="0" w:lastRow="0" w:firstColumn="1" w:lastColumn="0" w:oddVBand="0" w:evenVBand="0" w:oddHBand="0" w:evenHBand="0" w:firstRowFirstColumn="0" w:firstRowLastColumn="0" w:lastRowFirstColumn="0" w:lastRowLastColumn="0"/>
+            <w:tcW w:w="1807" w:type="dxa"/>
             <w:noWrap/>
-            <w:vAlign w:val="bottom"/>
             <w:hideMark/>
           </w:tcPr>
           <w:p>
             <w:pPr>
-              <w:spacing w:after="0" w:line="240" w:lineRule="auto"/>
               <w:rPr>
                 <w:rFonts w:ascii="Aptos Narrow" w:eastAsia="Times New Roman" w:hAnsi="Aptos Narrow" w:cs="Times New Roman"/>
                 <w:color w:val="000000"/>
@@ -2000,28 +2578,46 @@
                 <w:color w:val="000000"/>
                 <w:lang w:eastAsia="en-GB"/>
               </w:rPr>
-              <w:t>Infant (Month 2)</w:t>
+              <w:t>Infant (Month 6)</w:t>
             </w:r>
           </w:p>
         </w:tc>
         <w:tc>
           <w:tcPr>
             <w:tcW w:w="960" w:type="dxa"/>
-            <w:tcBorders>
-              <w:top w:val="single" w:sz="4" w:space="0" w:color="FFFFFF"/>
-              <w:left w:val="single" w:sz="4" w:space="0" w:color="FFFFFF"/>
-              <w:bottom w:val="single" w:sz="4" w:space="0" w:color="FFFFFF"/>
-              <w:right w:val="single" w:sz="4" w:space="0" w:color="FFFFFF"/>
-            </w:tcBorders>
-            <w:shd w:val="clear" w:color="DAF2D0" w:fill="DAF2D0"/>
             <w:noWrap/>
-            <w:vAlign w:val="bottom"/>
             <w:hideMark/>
           </w:tcPr>
           <w:p>
             <w:pPr>
-              <w:spacing w:after="0" w:line="240" w:lineRule="auto"/>
               <w:jc w:val="right"/>
+              <w:cnfStyle w:val="000000000000" w:firstRow="0" w:lastRow="0" w:firstColumn="0" w:lastColumn="0" w:oddVBand="0" w:evenVBand="0" w:oddHBand="0" w:evenHBand="0" w:firstRowFirstColumn="0" w:firstRowLastColumn="0" w:lastRowFirstColumn="0" w:lastRowLastColumn="0"/>
+              <w:rPr>
+                <w:rFonts w:ascii="Aptos Narrow" w:eastAsia="Times New Roman" w:hAnsi="Aptos Narrow" w:cs="Times New Roman"/>
+                <w:color w:val="000000"/>
+                <w:lang w:eastAsia="en-GB"/>
+              </w:rPr>
+            </w:pPr>
+            <w:r>
+              <w:rPr>
+                <w:rFonts w:ascii="Aptos Narrow" w:eastAsia="Times New Roman" w:hAnsi="Aptos Narrow" w:cs="Times New Roman"/>
+                <w:color w:val="000000"/>
+                <w:lang w:eastAsia="en-GB"/>
+              </w:rPr>
+              <w:t>149</w:t>
+            </w:r>
+          </w:p>
+        </w:tc>
+        <w:tc>
+          <w:tcPr>
+            <w:tcW w:w="960" w:type="dxa"/>
+            <w:noWrap/>
+            <w:hideMark/>
+          </w:tcPr>
+          <w:p>
+            <w:pPr>
+              <w:jc w:val="right"/>
+              <w:cnfStyle w:val="000000000000" w:firstRow="0" w:lastRow="0" w:firstColumn="0" w:lastColumn="0" w:oddVBand="0" w:evenVBand="0" w:oddHBand="0" w:evenHBand="0" w:firstRowFirstColumn="0" w:firstRowLastColumn="0" w:lastRowFirstColumn="0" w:lastRowLastColumn="0"/>
               <w:rPr>
                 <w:rFonts w:ascii="Aptos Narrow" w:eastAsia="Times New Roman" w:hAnsi="Aptos Narrow" w:cs="Times New Roman"/>
                 <w:color w:val="000000"/>
@@ -2041,21 +2637,39 @@
         <w:tc>
           <w:tcPr>
             <w:tcW w:w="960" w:type="dxa"/>
-            <w:tcBorders>
-              <w:top w:val="single" w:sz="4" w:space="0" w:color="FFFFFF"/>
-              <w:left w:val="single" w:sz="4" w:space="0" w:color="FFFFFF"/>
-              <w:bottom w:val="single" w:sz="4" w:space="0" w:color="FFFFFF"/>
-              <w:right w:val="single" w:sz="4" w:space="0" w:color="FFFFFF"/>
-            </w:tcBorders>
-            <w:shd w:val="clear" w:color="DAF2D0" w:fill="DAF2D0"/>
             <w:noWrap/>
-            <w:vAlign w:val="bottom"/>
             <w:hideMark/>
           </w:tcPr>
           <w:p>
             <w:pPr>
-              <w:spacing w:after="0" w:line="240" w:lineRule="auto"/>
               <w:jc w:val="right"/>
+              <w:cnfStyle w:val="000000000000" w:firstRow="0" w:lastRow="0" w:firstColumn="0" w:lastColumn="0" w:oddVBand="0" w:evenVBand="0" w:oddHBand="0" w:evenHBand="0" w:firstRowFirstColumn="0" w:firstRowLastColumn="0" w:lastRowFirstColumn="0" w:lastRowLastColumn="0"/>
+              <w:rPr>
+                <w:rFonts w:ascii="Aptos Narrow" w:eastAsia="Times New Roman" w:hAnsi="Aptos Narrow" w:cs="Times New Roman"/>
+                <w:color w:val="000000"/>
+                <w:lang w:eastAsia="en-GB"/>
+              </w:rPr>
+            </w:pPr>
+            <w:r>
+              <w:rPr>
+                <w:rFonts w:ascii="Aptos Narrow" w:eastAsia="Times New Roman" w:hAnsi="Aptos Narrow" w:cs="Times New Roman"/>
+                <w:color w:val="000000"/>
+                <w:lang w:eastAsia="en-GB"/>
+              </w:rPr>
+              <w:t>122</w:t>
+            </w:r>
+          </w:p>
+        </w:tc>
+        <w:tc>
+          <w:tcPr>
+            <w:tcW w:w="960" w:type="dxa"/>
+            <w:noWrap/>
+            <w:hideMark/>
+          </w:tcPr>
+          <w:p>
+            <w:pPr>
+              <w:jc w:val="right"/>
+              <w:cnfStyle w:val="000000000000" w:firstRow="0" w:lastRow="0" w:firstColumn="0" w:lastColumn="0" w:oddVBand="0" w:evenVBand="0" w:oddHBand="0" w:evenHBand="0" w:firstRowFirstColumn="0" w:firstRowLastColumn="0" w:lastRowFirstColumn="0" w:lastRowLastColumn="0"/>
               <w:rPr>
                 <w:rFonts w:ascii="Aptos Narrow" w:eastAsia="Times New Roman" w:hAnsi="Aptos Narrow" w:cs="Times New Roman"/>
                 <w:color w:val="000000"/>
@@ -2075,21 +2689,13 @@
         <w:tc>
           <w:tcPr>
             <w:tcW w:w="960" w:type="dxa"/>
-            <w:tcBorders>
-              <w:top w:val="single" w:sz="4" w:space="0" w:color="FFFFFF"/>
-              <w:left w:val="single" w:sz="4" w:space="0" w:color="FFFFFF"/>
-              <w:bottom w:val="single" w:sz="4" w:space="0" w:color="FFFFFF"/>
-              <w:right w:val="single" w:sz="4" w:space="0" w:color="FFFFFF"/>
-            </w:tcBorders>
-            <w:shd w:val="clear" w:color="DAF2D0" w:fill="DAF2D0"/>
             <w:noWrap/>
-            <w:vAlign w:val="bottom"/>
             <w:hideMark/>
           </w:tcPr>
           <w:p>
             <w:pPr>
-              <w:spacing w:after="0" w:line="240" w:lineRule="auto"/>
               <w:jc w:val="right"/>
+              <w:cnfStyle w:val="000000000000" w:firstRow="0" w:lastRow="0" w:firstColumn="0" w:lastColumn="0" w:oddVBand="0" w:evenVBand="0" w:oddHBand="0" w:evenHBand="0" w:firstRowFirstColumn="0" w:firstRowLastColumn="0" w:lastRowFirstColumn="0" w:lastRowLastColumn="0"/>
               <w:rPr>
                 <w:rFonts w:ascii="Aptos Narrow" w:eastAsia="Times New Roman" w:hAnsi="Aptos Narrow" w:cs="Times New Roman"/>
                 <w:color w:val="000000"/>
@@ -2102,28 +2708,52 @@
                 <w:color w:val="000000"/>
                 <w:lang w:eastAsia="en-GB"/>
               </w:rPr>
-              <w:t>111</w:t>
+              <w:t>0</w:t>
+            </w:r>
+          </w:p>
+        </w:tc>
+      </w:tr>
+      <w:tr>
+        <w:trPr>
+          <w:cnfStyle w:val="000000100000" w:firstRow="0" w:lastRow="0" w:firstColumn="0" w:lastColumn="0" w:oddVBand="0" w:evenVBand="0" w:oddHBand="1" w:evenHBand="0" w:firstRowFirstColumn="0" w:firstRowLastColumn="0" w:lastRowFirstColumn="0" w:lastRowLastColumn="0"/>
+          <w:trHeight w:val="290"/>
+          <w:jc w:val="center"/>
+        </w:trPr>
+        <w:tc>
+          <w:tcPr>
+            <w:cnfStyle w:val="001000000000" w:firstRow="0" w:lastRow="0" w:firstColumn="1" w:lastColumn="0" w:oddVBand="0" w:evenVBand="0" w:oddHBand="0" w:evenHBand="0" w:firstRowFirstColumn="0" w:firstRowLastColumn="0" w:lastRowFirstColumn="0" w:lastRowLastColumn="0"/>
+            <w:tcW w:w="1807" w:type="dxa"/>
+            <w:noWrap/>
+            <w:hideMark/>
+          </w:tcPr>
+          <w:p>
+            <w:pPr>
+              <w:rPr>
+                <w:rFonts w:ascii="Aptos Narrow" w:eastAsia="Times New Roman" w:hAnsi="Aptos Narrow" w:cs="Times New Roman"/>
+                <w:color w:val="000000"/>
+                <w:lang w:eastAsia="en-GB"/>
+              </w:rPr>
+            </w:pPr>
+            <w:r>
+              <w:rPr>
+                <w:rFonts w:ascii="Aptos Narrow" w:eastAsia="Times New Roman" w:hAnsi="Aptos Narrow" w:cs="Times New Roman"/>
+                <w:color w:val="000000"/>
+                <w:lang w:eastAsia="en-GB"/>
+              </w:rPr>
+              <w:t>Infant (Month 7)</w:t>
             </w:r>
           </w:p>
         </w:tc>
         <w:tc>
           <w:tcPr>
             <w:tcW w:w="960" w:type="dxa"/>
-            <w:tcBorders>
-              <w:top w:val="single" w:sz="4" w:space="0" w:color="FFFFFF"/>
-              <w:left w:val="single" w:sz="4" w:space="0" w:color="FFFFFF"/>
-              <w:bottom w:val="single" w:sz="4" w:space="0" w:color="FFFFFF"/>
-              <w:right w:val="single" w:sz="4" w:space="0" w:color="FFFFFF"/>
-            </w:tcBorders>
-            <w:shd w:val="clear" w:color="DAF2D0" w:fill="DAF2D0"/>
             <w:noWrap/>
-            <w:vAlign w:val="bottom"/>
             <w:hideMark/>
           </w:tcPr>
           <w:p>
             <w:pPr>
-              <w:spacing w:after="0" w:line="240" w:lineRule="auto"/>
               <w:jc w:val="right"/>
+              <w:cnfStyle w:val="000000100000" w:firstRow="0" w:lastRow="0" w:firstColumn="0" w:lastColumn="0" w:oddVBand="0" w:evenVBand="0" w:oddHBand="1" w:evenHBand="0" w:firstRowFirstColumn="0" w:firstRowLastColumn="0" w:lastRowFirstColumn="0" w:lastRowLastColumn="0"/>
               <w:rPr>
                 <w:rFonts w:ascii="Aptos Narrow" w:eastAsia="Times New Roman" w:hAnsi="Aptos Narrow" w:cs="Times New Roman"/>
                 <w:color w:val="000000"/>
@@ -2142,22 +2772,92 @@
         </w:tc>
         <w:tc>
           <w:tcPr>
-            <w:tcW w:w="1280" w:type="dxa"/>
-            <w:tcBorders>
-              <w:top w:val="single" w:sz="4" w:space="0" w:color="FFFFFF"/>
-              <w:left w:val="single" w:sz="4" w:space="0" w:color="FFFFFF"/>
-              <w:bottom w:val="single" w:sz="4" w:space="0" w:color="FFFFFF"/>
-              <w:right w:val="nil"/>
-            </w:tcBorders>
-            <w:shd w:val="clear" w:color="DAF2D0" w:fill="DAF2D0"/>
+            <w:tcW w:w="960" w:type="dxa"/>
             <w:noWrap/>
-            <w:vAlign w:val="bottom"/>
             <w:hideMark/>
           </w:tcPr>
           <w:p>
             <w:pPr>
-              <w:spacing w:after="0" w:line="240" w:lineRule="auto"/>
               <w:jc w:val="right"/>
+              <w:cnfStyle w:val="000000100000" w:firstRow="0" w:lastRow="0" w:firstColumn="0" w:lastColumn="0" w:oddVBand="0" w:evenVBand="0" w:oddHBand="1" w:evenHBand="0" w:firstRowFirstColumn="0" w:firstRowLastColumn="0" w:lastRowFirstColumn="0" w:lastRowLastColumn="0"/>
+              <w:rPr>
+                <w:rFonts w:ascii="Aptos Narrow" w:eastAsia="Times New Roman" w:hAnsi="Aptos Narrow" w:cs="Times New Roman"/>
+                <w:color w:val="000000"/>
+                <w:lang w:eastAsia="en-GB"/>
+              </w:rPr>
+            </w:pPr>
+            <w:r>
+              <w:rPr>
+                <w:rFonts w:ascii="Aptos Narrow" w:eastAsia="Times New Roman" w:hAnsi="Aptos Narrow" w:cs="Times New Roman"/>
+                <w:color w:val="000000"/>
+                <w:lang w:eastAsia="en-GB"/>
+              </w:rPr>
+              <w:t>0</w:t>
+            </w:r>
+          </w:p>
+        </w:tc>
+        <w:tc>
+          <w:tcPr>
+            <w:tcW w:w="960" w:type="dxa"/>
+            <w:noWrap/>
+            <w:hideMark/>
+          </w:tcPr>
+          <w:p>
+            <w:pPr>
+              <w:jc w:val="right"/>
+              <w:cnfStyle w:val="000000100000" w:firstRow="0" w:lastRow="0" w:firstColumn="0" w:lastColumn="0" w:oddVBand="0" w:evenVBand="0" w:oddHBand="1" w:evenHBand="0" w:firstRowFirstColumn="0" w:firstRowLastColumn="0" w:lastRowFirstColumn="0" w:lastRowLastColumn="0"/>
+              <w:rPr>
+                <w:rFonts w:ascii="Aptos Narrow" w:eastAsia="Times New Roman" w:hAnsi="Aptos Narrow" w:cs="Times New Roman"/>
+                <w:color w:val="000000"/>
+                <w:lang w:eastAsia="en-GB"/>
+              </w:rPr>
+            </w:pPr>
+            <w:r>
+              <w:rPr>
+                <w:rFonts w:ascii="Aptos Narrow" w:eastAsia="Times New Roman" w:hAnsi="Aptos Narrow" w:cs="Times New Roman"/>
+                <w:color w:val="000000"/>
+                <w:lang w:eastAsia="en-GB"/>
+              </w:rPr>
+              <w:t>92</w:t>
+            </w:r>
+          </w:p>
+        </w:tc>
+        <w:tc>
+          <w:tcPr>
+            <w:tcW w:w="960" w:type="dxa"/>
+            <w:noWrap/>
+            <w:hideMark/>
+          </w:tcPr>
+          <w:p>
+            <w:pPr>
+              <w:jc w:val="right"/>
+              <w:cnfStyle w:val="000000100000" w:firstRow="0" w:lastRow="0" w:firstColumn="0" w:lastColumn="0" w:oddVBand="0" w:evenVBand="0" w:oddHBand="1" w:evenHBand="0" w:firstRowFirstColumn="0" w:firstRowLastColumn="0" w:lastRowFirstColumn="0" w:lastRowLastColumn="0"/>
+              <w:rPr>
+                <w:rFonts w:ascii="Aptos Narrow" w:eastAsia="Times New Roman" w:hAnsi="Aptos Narrow" w:cs="Times New Roman"/>
+                <w:color w:val="000000"/>
+                <w:lang w:eastAsia="en-GB"/>
+              </w:rPr>
+            </w:pPr>
+            <w:r>
+              <w:rPr>
+                <w:rFonts w:ascii="Aptos Narrow" w:eastAsia="Times New Roman" w:hAnsi="Aptos Narrow" w:cs="Times New Roman"/>
+                <w:color w:val="000000"/>
+                <w:lang w:eastAsia="en-GB"/>
+              </w:rPr>
+              <w:t>0</w:t>
+            </w:r>
+          </w:p>
+        </w:tc>
+        <w:tc>
+          <w:tcPr>
+            <w:tcW w:w="960" w:type="dxa"/>
+            <w:noWrap/>
+            <w:hideMark/>
+          </w:tcPr>
+          <w:p>
+            <w:pPr>
+              <w:jc w:val="right"/>
+              <w:cnfStyle w:val="000000100000" w:firstRow="0" w:lastRow="0" w:firstColumn="0" w:lastColumn="0" w:oddVBand="0" w:evenVBand="0" w:oddHBand="1" w:evenHBand="0" w:firstRowFirstColumn="0" w:firstRowLastColumn="0" w:lastRowFirstColumn="0" w:lastRowLastColumn="0"/>
               <w:rPr>
                 <w:rFonts w:ascii="Aptos Narrow" w:eastAsia="Times New Roman" w:hAnsi="Aptos Narrow" w:cs="Times New Roman"/>
                 <w:color w:val="000000"/>
@@ -2178,24 +2878,17 @@
       <w:tr>
         <w:trPr>
           <w:trHeight w:val="290"/>
+          <w:jc w:val="center"/>
         </w:trPr>
         <w:tc>
           <w:tcPr>
-            <w:tcW w:w="2100" w:type="dxa"/>
-            <w:tcBorders>
-              <w:top w:val="single" w:sz="4" w:space="0" w:color="FFFFFF"/>
-              <w:left w:val="nil"/>
-              <w:bottom w:val="single" w:sz="4" w:space="0" w:color="FFFFFF"/>
-              <w:right w:val="single" w:sz="4" w:space="0" w:color="FFFFFF"/>
-            </w:tcBorders>
-            <w:shd w:val="clear" w:color="000000" w:fill="4EA72E"/>
+            <w:cnfStyle w:val="001000000000" w:firstRow="0" w:lastRow="0" w:firstColumn="1" w:lastColumn="0" w:oddVBand="0" w:evenVBand="0" w:oddHBand="0" w:evenHBand="0" w:firstRowFirstColumn="0" w:firstRowLastColumn="0" w:lastRowFirstColumn="0" w:lastRowLastColumn="0"/>
+            <w:tcW w:w="1807" w:type="dxa"/>
             <w:noWrap/>
-            <w:vAlign w:val="bottom"/>
             <w:hideMark/>
           </w:tcPr>
           <w:p>
             <w:pPr>
-              <w:spacing w:after="0" w:line="240" w:lineRule="auto"/>
               <w:rPr>
                 <w:rFonts w:ascii="Aptos Narrow" w:eastAsia="Times New Roman" w:hAnsi="Aptos Narrow" w:cs="Times New Roman"/>
                 <w:color w:val="000000"/>
@@ -2208,28 +2901,20 @@
                 <w:color w:val="000000"/>
                 <w:lang w:eastAsia="en-GB"/>
               </w:rPr>
-              <w:t>Maternal (Month 3)</w:t>
+              <w:t>Infant (Month 8)</w:t>
             </w:r>
           </w:p>
         </w:tc>
         <w:tc>
           <w:tcPr>
             <w:tcW w:w="960" w:type="dxa"/>
-            <w:tcBorders>
-              <w:top w:val="single" w:sz="4" w:space="0" w:color="FFFFFF"/>
-              <w:left w:val="single" w:sz="4" w:space="0" w:color="FFFFFF"/>
-              <w:bottom w:val="single" w:sz="4" w:space="0" w:color="FFFFFF"/>
-              <w:right w:val="single" w:sz="4" w:space="0" w:color="FFFFFF"/>
-            </w:tcBorders>
-            <w:shd w:val="clear" w:color="B5E6A2" w:fill="B5E6A2"/>
             <w:noWrap/>
-            <w:vAlign w:val="bottom"/>
             <w:hideMark/>
           </w:tcPr>
           <w:p>
             <w:pPr>
-              <w:spacing w:after="0" w:line="240" w:lineRule="auto"/>
               <w:jc w:val="right"/>
+              <w:cnfStyle w:val="000000000000" w:firstRow="0" w:lastRow="0" w:firstColumn="0" w:lastColumn="0" w:oddVBand="0" w:evenVBand="0" w:oddHBand="0" w:evenHBand="0" w:firstRowFirstColumn="0" w:firstRowLastColumn="0" w:lastRowFirstColumn="0" w:lastRowLastColumn="0"/>
               <w:rPr>
                 <w:rFonts w:ascii="Aptos Narrow" w:eastAsia="Times New Roman" w:hAnsi="Aptos Narrow" w:cs="Times New Roman"/>
                 <w:color w:val="000000"/>
@@ -2249,21 +2934,13 @@
         <w:tc>
           <w:tcPr>
             <w:tcW w:w="960" w:type="dxa"/>
-            <w:tcBorders>
-              <w:top w:val="single" w:sz="4" w:space="0" w:color="FFFFFF"/>
-              <w:left w:val="single" w:sz="4" w:space="0" w:color="FFFFFF"/>
-              <w:bottom w:val="single" w:sz="4" w:space="0" w:color="FFFFFF"/>
-              <w:right w:val="single" w:sz="4" w:space="0" w:color="FFFFFF"/>
-            </w:tcBorders>
-            <w:shd w:val="clear" w:color="B5E6A2" w:fill="B5E6A2"/>
             <w:noWrap/>
-            <w:vAlign w:val="bottom"/>
             <w:hideMark/>
           </w:tcPr>
           <w:p>
             <w:pPr>
-              <w:spacing w:after="0" w:line="240" w:lineRule="auto"/>
               <w:jc w:val="right"/>
+              <w:cnfStyle w:val="000000000000" w:firstRow="0" w:lastRow="0" w:firstColumn="0" w:lastColumn="0" w:oddVBand="0" w:evenVBand="0" w:oddHBand="0" w:evenHBand="0" w:firstRowFirstColumn="0" w:firstRowLastColumn="0" w:lastRowFirstColumn="0" w:lastRowLastColumn="0"/>
               <w:rPr>
                 <w:rFonts w:ascii="Aptos Narrow" w:eastAsia="Times New Roman" w:hAnsi="Aptos Narrow" w:cs="Times New Roman"/>
                 <w:color w:val="000000"/>
@@ -2283,21 +2960,39 @@
         <w:tc>
           <w:tcPr>
             <w:tcW w:w="960" w:type="dxa"/>
-            <w:tcBorders>
-              <w:top w:val="single" w:sz="4" w:space="0" w:color="FFFFFF"/>
-              <w:left w:val="single" w:sz="4" w:space="0" w:color="FFFFFF"/>
-              <w:bottom w:val="single" w:sz="4" w:space="0" w:color="FFFFFF"/>
-              <w:right w:val="single" w:sz="4" w:space="0" w:color="FFFFFF"/>
-            </w:tcBorders>
-            <w:shd w:val="clear" w:color="B5E6A2" w:fill="B5E6A2"/>
             <w:noWrap/>
-            <w:vAlign w:val="bottom"/>
             <w:hideMark/>
           </w:tcPr>
           <w:p>
             <w:pPr>
-              <w:spacing w:after="0" w:line="240" w:lineRule="auto"/>
               <w:jc w:val="right"/>
+              <w:cnfStyle w:val="000000000000" w:firstRow="0" w:lastRow="0" w:firstColumn="0" w:lastColumn="0" w:oddVBand="0" w:evenVBand="0" w:oddHBand="0" w:evenHBand="0" w:firstRowFirstColumn="0" w:firstRowLastColumn="0" w:lastRowFirstColumn="0" w:lastRowLastColumn="0"/>
+              <w:rPr>
+                <w:rFonts w:ascii="Aptos Narrow" w:eastAsia="Times New Roman" w:hAnsi="Aptos Narrow" w:cs="Times New Roman"/>
+                <w:color w:val="000000"/>
+                <w:lang w:eastAsia="en-GB"/>
+              </w:rPr>
+            </w:pPr>
+            <w:r>
+              <w:rPr>
+                <w:rFonts w:ascii="Aptos Narrow" w:eastAsia="Times New Roman" w:hAnsi="Aptos Narrow" w:cs="Times New Roman"/>
+                <w:color w:val="000000"/>
+                <w:lang w:eastAsia="en-GB"/>
+              </w:rPr>
+              <w:t>85</w:t>
+            </w:r>
+          </w:p>
+        </w:tc>
+        <w:tc>
+          <w:tcPr>
+            <w:tcW w:w="960" w:type="dxa"/>
+            <w:noWrap/>
+            <w:hideMark/>
+          </w:tcPr>
+          <w:p>
+            <w:pPr>
+              <w:jc w:val="right"/>
+              <w:cnfStyle w:val="000000000000" w:firstRow="0" w:lastRow="0" w:firstColumn="0" w:lastColumn="0" w:oddVBand="0" w:evenVBand="0" w:oddHBand="0" w:evenHBand="0" w:firstRowFirstColumn="0" w:firstRowLastColumn="0" w:lastRowFirstColumn="0" w:lastRowLastColumn="0"/>
               <w:rPr>
                 <w:rFonts w:ascii="Aptos Narrow" w:eastAsia="Times New Roman" w:hAnsi="Aptos Narrow" w:cs="Times New Roman"/>
                 <w:color w:val="000000"/>
@@ -2317,21 +3012,13 @@
         <w:tc>
           <w:tcPr>
             <w:tcW w:w="960" w:type="dxa"/>
-            <w:tcBorders>
-              <w:top w:val="single" w:sz="4" w:space="0" w:color="FFFFFF"/>
-              <w:left w:val="single" w:sz="4" w:space="0" w:color="FFFFFF"/>
-              <w:bottom w:val="single" w:sz="4" w:space="0" w:color="FFFFFF"/>
-              <w:right w:val="single" w:sz="4" w:space="0" w:color="FFFFFF"/>
-            </w:tcBorders>
-            <w:shd w:val="clear" w:color="B5E6A2" w:fill="B5E6A2"/>
             <w:noWrap/>
-            <w:vAlign w:val="bottom"/>
             <w:hideMark/>
           </w:tcPr>
           <w:p>
             <w:pPr>
-              <w:spacing w:after="0" w:line="240" w:lineRule="auto"/>
               <w:jc w:val="right"/>
+              <w:cnfStyle w:val="000000000000" w:firstRow="0" w:lastRow="0" w:firstColumn="0" w:lastColumn="0" w:oddVBand="0" w:evenVBand="0" w:oddHBand="0" w:evenHBand="0" w:firstRowFirstColumn="0" w:firstRowLastColumn="0" w:lastRowFirstColumn="0" w:lastRowLastColumn="0"/>
               <w:rPr>
                 <w:rFonts w:ascii="Aptos Narrow" w:eastAsia="Times New Roman" w:hAnsi="Aptos Narrow" w:cs="Times New Roman"/>
                 <w:color w:val="000000"/>
@@ -2344,28 +3031,156 @@
                 <w:color w:val="000000"/>
                 <w:lang w:eastAsia="en-GB"/>
               </w:rPr>
-              <w:t>69</w:t>
+              <w:t>0</w:t>
+            </w:r>
+          </w:p>
+        </w:tc>
+      </w:tr>
+      <w:tr>
+        <w:trPr>
+          <w:cnfStyle w:val="000000100000" w:firstRow="0" w:lastRow="0" w:firstColumn="0" w:lastColumn="0" w:oddVBand="0" w:evenVBand="0" w:oddHBand="1" w:evenHBand="0" w:firstRowFirstColumn="0" w:firstRowLastColumn="0" w:lastRowFirstColumn="0" w:lastRowLastColumn="0"/>
+          <w:trHeight w:val="290"/>
+          <w:jc w:val="center"/>
+        </w:trPr>
+        <w:tc>
+          <w:tcPr>
+            <w:cnfStyle w:val="001000000000" w:firstRow="0" w:lastRow="0" w:firstColumn="1" w:lastColumn="0" w:oddVBand="0" w:evenVBand="0" w:oddHBand="0" w:evenHBand="0" w:firstRowFirstColumn="0" w:firstRowLastColumn="0" w:lastRowFirstColumn="0" w:lastRowLastColumn="0"/>
+            <w:tcW w:w="1807" w:type="dxa"/>
+            <w:noWrap/>
+            <w:hideMark/>
+          </w:tcPr>
+          <w:p>
+            <w:pPr>
+              <w:rPr>
+                <w:rFonts w:ascii="Aptos Narrow" w:eastAsia="Times New Roman" w:hAnsi="Aptos Narrow" w:cs="Times New Roman"/>
+                <w:color w:val="000000"/>
+                <w:lang w:eastAsia="en-GB"/>
+              </w:rPr>
+            </w:pPr>
+            <w:r>
+              <w:rPr>
+                <w:rFonts w:ascii="Aptos Narrow" w:eastAsia="Times New Roman" w:hAnsi="Aptos Narrow" w:cs="Times New Roman"/>
+                <w:color w:val="000000"/>
+                <w:lang w:eastAsia="en-GB"/>
+              </w:rPr>
+              <w:t>Infant (Month 9)</w:t>
             </w:r>
           </w:p>
         </w:tc>
         <w:tc>
           <w:tcPr>
-            <w:tcW w:w="1280" w:type="dxa"/>
-            <w:tcBorders>
-              <w:top w:val="single" w:sz="4" w:space="0" w:color="FFFFFF"/>
-              <w:left w:val="single" w:sz="4" w:space="0" w:color="FFFFFF"/>
-              <w:bottom w:val="single" w:sz="4" w:space="0" w:color="FFFFFF"/>
-              <w:right w:val="nil"/>
-            </w:tcBorders>
-            <w:shd w:val="clear" w:color="B5E6A2" w:fill="B5E6A2"/>
+            <w:tcW w:w="960" w:type="dxa"/>
             <w:noWrap/>
-            <w:vAlign w:val="bottom"/>
             <w:hideMark/>
           </w:tcPr>
           <w:p>
             <w:pPr>
-              <w:spacing w:after="0" w:line="240" w:lineRule="auto"/>
               <w:jc w:val="right"/>
+              <w:cnfStyle w:val="000000100000" w:firstRow="0" w:lastRow="0" w:firstColumn="0" w:lastColumn="0" w:oddVBand="0" w:evenVBand="0" w:oddHBand="1" w:evenHBand="0" w:firstRowFirstColumn="0" w:firstRowLastColumn="0" w:lastRowFirstColumn="0" w:lastRowLastColumn="0"/>
+              <w:rPr>
+                <w:rFonts w:ascii="Aptos Narrow" w:eastAsia="Times New Roman" w:hAnsi="Aptos Narrow" w:cs="Times New Roman"/>
+                <w:color w:val="000000"/>
+                <w:lang w:eastAsia="en-GB"/>
+              </w:rPr>
+            </w:pPr>
+            <w:r>
+              <w:rPr>
+                <w:rFonts w:ascii="Aptos Narrow" w:eastAsia="Times New Roman" w:hAnsi="Aptos Narrow" w:cs="Times New Roman"/>
+                <w:color w:val="000000"/>
+                <w:lang w:eastAsia="en-GB"/>
+              </w:rPr>
+              <w:t>0</w:t>
+            </w:r>
+          </w:p>
+        </w:tc>
+        <w:tc>
+          <w:tcPr>
+            <w:tcW w:w="960" w:type="dxa"/>
+            <w:noWrap/>
+            <w:hideMark/>
+          </w:tcPr>
+          <w:p>
+            <w:pPr>
+              <w:jc w:val="right"/>
+              <w:cnfStyle w:val="000000100000" w:firstRow="0" w:lastRow="0" w:firstColumn="0" w:lastColumn="0" w:oddVBand="0" w:evenVBand="0" w:oddHBand="1" w:evenHBand="0" w:firstRowFirstColumn="0" w:firstRowLastColumn="0" w:lastRowFirstColumn="0" w:lastRowLastColumn="0"/>
+              <w:rPr>
+                <w:rFonts w:ascii="Aptos Narrow" w:eastAsia="Times New Roman" w:hAnsi="Aptos Narrow" w:cs="Times New Roman"/>
+                <w:color w:val="000000"/>
+                <w:lang w:eastAsia="en-GB"/>
+              </w:rPr>
+            </w:pPr>
+            <w:r>
+              <w:rPr>
+                <w:rFonts w:ascii="Aptos Narrow" w:eastAsia="Times New Roman" w:hAnsi="Aptos Narrow" w:cs="Times New Roman"/>
+                <w:color w:val="000000"/>
+                <w:lang w:eastAsia="en-GB"/>
+              </w:rPr>
+              <w:t>0</w:t>
+            </w:r>
+          </w:p>
+        </w:tc>
+        <w:tc>
+          <w:tcPr>
+            <w:tcW w:w="960" w:type="dxa"/>
+            <w:noWrap/>
+            <w:hideMark/>
+          </w:tcPr>
+          <w:p>
+            <w:pPr>
+              <w:jc w:val="right"/>
+              <w:cnfStyle w:val="000000100000" w:firstRow="0" w:lastRow="0" w:firstColumn="0" w:lastColumn="0" w:oddVBand="0" w:evenVBand="0" w:oddHBand="1" w:evenHBand="0" w:firstRowFirstColumn="0" w:firstRowLastColumn="0" w:lastRowFirstColumn="0" w:lastRowLastColumn="0"/>
+              <w:rPr>
+                <w:rFonts w:ascii="Aptos Narrow" w:eastAsia="Times New Roman" w:hAnsi="Aptos Narrow" w:cs="Times New Roman"/>
+                <w:color w:val="000000"/>
+                <w:lang w:eastAsia="en-GB"/>
+              </w:rPr>
+            </w:pPr>
+            <w:r>
+              <w:rPr>
+                <w:rFonts w:ascii="Aptos Narrow" w:eastAsia="Times New Roman" w:hAnsi="Aptos Narrow" w:cs="Times New Roman"/>
+                <w:color w:val="000000"/>
+                <w:lang w:eastAsia="en-GB"/>
+              </w:rPr>
+              <w:t>83</w:t>
+            </w:r>
+          </w:p>
+        </w:tc>
+        <w:tc>
+          <w:tcPr>
+            <w:tcW w:w="960" w:type="dxa"/>
+            <w:noWrap/>
+            <w:hideMark/>
+          </w:tcPr>
+          <w:p>
+            <w:pPr>
+              <w:jc w:val="right"/>
+              <w:cnfStyle w:val="000000100000" w:firstRow="0" w:lastRow="0" w:firstColumn="0" w:lastColumn="0" w:oddVBand="0" w:evenVBand="0" w:oddHBand="1" w:evenHBand="0" w:firstRowFirstColumn="0" w:firstRowLastColumn="0" w:lastRowFirstColumn="0" w:lastRowLastColumn="0"/>
+              <w:rPr>
+                <w:rFonts w:ascii="Aptos Narrow" w:eastAsia="Times New Roman" w:hAnsi="Aptos Narrow" w:cs="Times New Roman"/>
+                <w:color w:val="000000"/>
+                <w:lang w:eastAsia="en-GB"/>
+              </w:rPr>
+            </w:pPr>
+            <w:r>
+              <w:rPr>
+                <w:rFonts w:ascii="Aptos Narrow" w:eastAsia="Times New Roman" w:hAnsi="Aptos Narrow" w:cs="Times New Roman"/>
+                <w:color w:val="000000"/>
+                <w:lang w:eastAsia="en-GB"/>
+              </w:rPr>
+              <w:t>0</w:t>
+            </w:r>
+          </w:p>
+        </w:tc>
+        <w:tc>
+          <w:tcPr>
+            <w:tcW w:w="960" w:type="dxa"/>
+            <w:noWrap/>
+            <w:hideMark/>
+          </w:tcPr>
+          <w:p>
+            <w:pPr>
+              <w:jc w:val="right"/>
+              <w:cnfStyle w:val="000000100000" w:firstRow="0" w:lastRow="0" w:firstColumn="0" w:lastColumn="0" w:oddVBand="0" w:evenVBand="0" w:oddHBand="1" w:evenHBand="0" w:firstRowFirstColumn="0" w:firstRowLastColumn="0" w:lastRowFirstColumn="0" w:lastRowLastColumn="0"/>
               <w:rPr>
                 <w:rFonts w:ascii="Aptos Narrow" w:eastAsia="Times New Roman" w:hAnsi="Aptos Narrow" w:cs="Times New Roman"/>
                 <w:color w:val="000000"/>
@@ -2386,24 +3201,17 @@
       <w:tr>
         <w:trPr>
           <w:trHeight w:val="290"/>
+          <w:jc w:val="center"/>
         </w:trPr>
         <w:tc>
           <w:tcPr>
-            <w:tcW w:w="2100" w:type="dxa"/>
-            <w:tcBorders>
-              <w:top w:val="single" w:sz="4" w:space="0" w:color="FFFFFF"/>
-              <w:left w:val="nil"/>
-              <w:bottom w:val="single" w:sz="4" w:space="0" w:color="FFFFFF"/>
-              <w:right w:val="single" w:sz="4" w:space="0" w:color="FFFFFF"/>
-            </w:tcBorders>
-            <w:shd w:val="clear" w:color="000000" w:fill="4EA72E"/>
+            <w:cnfStyle w:val="001000000000" w:firstRow="0" w:lastRow="0" w:firstColumn="1" w:lastColumn="0" w:oddVBand="0" w:evenVBand="0" w:oddHBand="0" w:evenHBand="0" w:firstRowFirstColumn="0" w:firstRowLastColumn="0" w:lastRowFirstColumn="0" w:lastRowLastColumn="0"/>
+            <w:tcW w:w="1807" w:type="dxa"/>
             <w:noWrap/>
-            <w:vAlign w:val="bottom"/>
             <w:hideMark/>
           </w:tcPr>
           <w:p>
             <w:pPr>
-              <w:spacing w:after="0" w:line="240" w:lineRule="auto"/>
               <w:rPr>
                 <w:rFonts w:ascii="Aptos Narrow" w:eastAsia="Times New Roman" w:hAnsi="Aptos Narrow" w:cs="Times New Roman"/>
                 <w:color w:val="000000"/>
@@ -2416,28 +3224,72 @@
                 <w:color w:val="000000"/>
                 <w:lang w:eastAsia="en-GB"/>
               </w:rPr>
-              <w:t>Infant (Month 3)</w:t>
+              <w:t>Week 20</w:t>
             </w:r>
           </w:p>
         </w:tc>
         <w:tc>
           <w:tcPr>
             <w:tcW w:w="960" w:type="dxa"/>
-            <w:tcBorders>
-              <w:top w:val="single" w:sz="4" w:space="0" w:color="FFFFFF"/>
-              <w:left w:val="single" w:sz="4" w:space="0" w:color="FFFFFF"/>
-              <w:bottom w:val="single" w:sz="4" w:space="0" w:color="FFFFFF"/>
-              <w:right w:val="single" w:sz="4" w:space="0" w:color="FFFFFF"/>
-            </w:tcBorders>
-            <w:shd w:val="clear" w:color="DAF2D0" w:fill="DAF2D0"/>
             <w:noWrap/>
-            <w:vAlign w:val="bottom"/>
             <w:hideMark/>
           </w:tcPr>
           <w:p>
             <w:pPr>
-              <w:spacing w:after="0" w:line="240" w:lineRule="auto"/>
               <w:jc w:val="right"/>
+              <w:cnfStyle w:val="000000000000" w:firstRow="0" w:lastRow="0" w:firstColumn="0" w:lastColumn="0" w:oddVBand="0" w:evenVBand="0" w:oddHBand="0" w:evenHBand="0" w:firstRowFirstColumn="0" w:firstRowLastColumn="0" w:lastRowFirstColumn="0" w:lastRowLastColumn="0"/>
+              <w:rPr>
+                <w:rFonts w:ascii="Aptos Narrow" w:eastAsia="Times New Roman" w:hAnsi="Aptos Narrow" w:cs="Times New Roman"/>
+                <w:color w:val="000000"/>
+                <w:lang w:eastAsia="en-GB"/>
+              </w:rPr>
+            </w:pPr>
+            <w:r>
+              <w:rPr>
+                <w:rFonts w:ascii="Aptos Narrow" w:eastAsia="Times New Roman" w:hAnsi="Aptos Narrow" w:cs="Times New Roman"/>
+                <w:color w:val="000000"/>
+                <w:lang w:eastAsia="en-GB"/>
+              </w:rPr>
+              <w:t>522</w:t>
+            </w:r>
+          </w:p>
+        </w:tc>
+        <w:tc>
+          <w:tcPr>
+            <w:tcW w:w="960" w:type="dxa"/>
+            <w:noWrap/>
+            <w:hideMark/>
+          </w:tcPr>
+          <w:p>
+            <w:pPr>
+              <w:jc w:val="right"/>
+              <w:cnfStyle w:val="000000000000" w:firstRow="0" w:lastRow="0" w:firstColumn="0" w:lastColumn="0" w:oddVBand="0" w:evenVBand="0" w:oddHBand="0" w:evenHBand="0" w:firstRowFirstColumn="0" w:firstRowLastColumn="0" w:lastRowFirstColumn="0" w:lastRowLastColumn="0"/>
+              <w:rPr>
+                <w:rFonts w:ascii="Aptos Narrow" w:eastAsia="Times New Roman" w:hAnsi="Aptos Narrow" w:cs="Times New Roman"/>
+                <w:color w:val="000000"/>
+                <w:lang w:eastAsia="en-GB"/>
+              </w:rPr>
+            </w:pPr>
+            <w:r>
+              <w:rPr>
+                <w:rFonts w:ascii="Aptos Narrow" w:eastAsia="Times New Roman" w:hAnsi="Aptos Narrow" w:cs="Times New Roman"/>
+                <w:color w:val="000000"/>
+                <w:lang w:eastAsia="en-GB"/>
+              </w:rPr>
+              <w:t>518</w:t>
+            </w:r>
+          </w:p>
+        </w:tc>
+        <w:tc>
+          <w:tcPr>
+            <w:tcW w:w="960" w:type="dxa"/>
+            <w:noWrap/>
+            <w:hideMark/>
+          </w:tcPr>
+          <w:p>
+            <w:pPr>
+              <w:jc w:val="right"/>
+              <w:cnfStyle w:val="000000000000" w:firstRow="0" w:lastRow="0" w:firstColumn="0" w:lastColumn="0" w:oddVBand="0" w:evenVBand="0" w:oddHBand="0" w:evenHBand="0" w:firstRowFirstColumn="0" w:firstRowLastColumn="0" w:lastRowFirstColumn="0" w:lastRowLastColumn="0"/>
               <w:rPr>
                 <w:rFonts w:ascii="Aptos Narrow" w:eastAsia="Times New Roman" w:hAnsi="Aptos Narrow" w:cs="Times New Roman"/>
                 <w:color w:val="000000"/>
@@ -2457,21 +3309,13 @@
         <w:tc>
           <w:tcPr>
             <w:tcW w:w="960" w:type="dxa"/>
-            <w:tcBorders>
-              <w:top w:val="single" w:sz="4" w:space="0" w:color="FFFFFF"/>
-              <w:left w:val="single" w:sz="4" w:space="0" w:color="FFFFFF"/>
-              <w:bottom w:val="single" w:sz="4" w:space="0" w:color="FFFFFF"/>
-              <w:right w:val="single" w:sz="4" w:space="0" w:color="FFFFFF"/>
-            </w:tcBorders>
-            <w:shd w:val="clear" w:color="DAF2D0" w:fill="DAF2D0"/>
             <w:noWrap/>
-            <w:vAlign w:val="bottom"/>
             <w:hideMark/>
           </w:tcPr>
           <w:p>
             <w:pPr>
-              <w:spacing w:after="0" w:line="240" w:lineRule="auto"/>
               <w:jc w:val="right"/>
+              <w:cnfStyle w:val="000000000000" w:firstRow="0" w:lastRow="0" w:firstColumn="0" w:lastColumn="0" w:oddVBand="0" w:evenVBand="0" w:oddHBand="0" w:evenHBand="0" w:firstRowFirstColumn="0" w:firstRowLastColumn="0" w:lastRowFirstColumn="0" w:lastRowLastColumn="0"/>
               <w:rPr>
                 <w:rFonts w:ascii="Aptos Narrow" w:eastAsia="Times New Roman" w:hAnsi="Aptos Narrow" w:cs="Times New Roman"/>
                 <w:color w:val="000000"/>
@@ -2491,21 +3335,13 @@
         <w:tc>
           <w:tcPr>
             <w:tcW w:w="960" w:type="dxa"/>
-            <w:tcBorders>
-              <w:top w:val="single" w:sz="4" w:space="0" w:color="FFFFFF"/>
-              <w:left w:val="single" w:sz="4" w:space="0" w:color="FFFFFF"/>
-              <w:bottom w:val="single" w:sz="4" w:space="0" w:color="FFFFFF"/>
-              <w:right w:val="single" w:sz="4" w:space="0" w:color="FFFFFF"/>
-            </w:tcBorders>
-            <w:shd w:val="clear" w:color="DAF2D0" w:fill="DAF2D0"/>
             <w:noWrap/>
-            <w:vAlign w:val="bottom"/>
             <w:hideMark/>
           </w:tcPr>
           <w:p>
             <w:pPr>
-              <w:spacing w:after="0" w:line="240" w:lineRule="auto"/>
               <w:jc w:val="right"/>
+              <w:cnfStyle w:val="000000000000" w:firstRow="0" w:lastRow="0" w:firstColumn="0" w:lastColumn="0" w:oddVBand="0" w:evenVBand="0" w:oddHBand="0" w:evenHBand="0" w:firstRowFirstColumn="0" w:firstRowLastColumn="0" w:lastRowFirstColumn="0" w:lastRowLastColumn="0"/>
               <w:rPr>
                 <w:rFonts w:ascii="Aptos Narrow" w:eastAsia="Times New Roman" w:hAnsi="Aptos Narrow" w:cs="Times New Roman"/>
                 <w:color w:val="000000"/>
@@ -2518,28 +3354,104 @@
                 <w:color w:val="000000"/>
                 <w:lang w:eastAsia="en-GB"/>
               </w:rPr>
-              <w:t>106</w:t>
+              <w:t>0</w:t>
+            </w:r>
+          </w:p>
+        </w:tc>
+      </w:tr>
+      <w:tr>
+        <w:trPr>
+          <w:cnfStyle w:val="000000100000" w:firstRow="0" w:lastRow="0" w:firstColumn="0" w:lastColumn="0" w:oddVBand="0" w:evenVBand="0" w:oddHBand="1" w:evenHBand="0" w:firstRowFirstColumn="0" w:firstRowLastColumn="0" w:lastRowFirstColumn="0" w:lastRowLastColumn="0"/>
+          <w:trHeight w:val="290"/>
+          <w:jc w:val="center"/>
+        </w:trPr>
+        <w:tc>
+          <w:tcPr>
+            <w:cnfStyle w:val="001000000000" w:firstRow="0" w:lastRow="0" w:firstColumn="1" w:lastColumn="0" w:oddVBand="0" w:evenVBand="0" w:oddHBand="0" w:evenHBand="0" w:firstRowFirstColumn="0" w:firstRowLastColumn="0" w:lastRowFirstColumn="0" w:lastRowLastColumn="0"/>
+            <w:tcW w:w="1807" w:type="dxa"/>
+            <w:noWrap/>
+            <w:hideMark/>
+          </w:tcPr>
+          <w:p>
+            <w:pPr>
+              <w:rPr>
+                <w:rFonts w:ascii="Aptos Narrow" w:eastAsia="Times New Roman" w:hAnsi="Aptos Narrow" w:cs="Times New Roman"/>
+                <w:color w:val="000000"/>
+                <w:lang w:eastAsia="en-GB"/>
+              </w:rPr>
+            </w:pPr>
+            <w:r>
+              <w:rPr>
+                <w:rFonts w:ascii="Aptos Narrow" w:eastAsia="Times New Roman" w:hAnsi="Aptos Narrow" w:cs="Times New Roman"/>
+                <w:color w:val="000000"/>
+                <w:lang w:eastAsia="en-GB"/>
+              </w:rPr>
+              <w:t>Week 28</w:t>
             </w:r>
           </w:p>
         </w:tc>
         <w:tc>
           <w:tcPr>
             <w:tcW w:w="960" w:type="dxa"/>
-            <w:tcBorders>
-              <w:top w:val="single" w:sz="4" w:space="0" w:color="FFFFFF"/>
-              <w:left w:val="single" w:sz="4" w:space="0" w:color="FFFFFF"/>
-              <w:bottom w:val="single" w:sz="4" w:space="0" w:color="FFFFFF"/>
-              <w:right w:val="single" w:sz="4" w:space="0" w:color="FFFFFF"/>
-            </w:tcBorders>
-            <w:shd w:val="clear" w:color="DAF2D0" w:fill="DAF2D0"/>
             <w:noWrap/>
-            <w:vAlign w:val="bottom"/>
             <w:hideMark/>
           </w:tcPr>
           <w:p>
             <w:pPr>
-              <w:spacing w:after="0" w:line="240" w:lineRule="auto"/>
               <w:jc w:val="right"/>
+              <w:cnfStyle w:val="000000100000" w:firstRow="0" w:lastRow="0" w:firstColumn="0" w:lastColumn="0" w:oddVBand="0" w:evenVBand="0" w:oddHBand="1" w:evenHBand="0" w:firstRowFirstColumn="0" w:firstRowLastColumn="0" w:lastRowFirstColumn="0" w:lastRowLastColumn="0"/>
+              <w:rPr>
+                <w:rFonts w:ascii="Aptos Narrow" w:eastAsia="Times New Roman" w:hAnsi="Aptos Narrow" w:cs="Times New Roman"/>
+                <w:color w:val="000000"/>
+                <w:lang w:eastAsia="en-GB"/>
+              </w:rPr>
+            </w:pPr>
+            <w:r>
+              <w:rPr>
+                <w:rFonts w:ascii="Aptos Narrow" w:eastAsia="Times New Roman" w:hAnsi="Aptos Narrow" w:cs="Times New Roman"/>
+                <w:color w:val="000000"/>
+                <w:lang w:eastAsia="en-GB"/>
+              </w:rPr>
+              <w:t>455</w:t>
+            </w:r>
+          </w:p>
+        </w:tc>
+        <w:tc>
+          <w:tcPr>
+            <w:tcW w:w="960" w:type="dxa"/>
+            <w:noWrap/>
+            <w:hideMark/>
+          </w:tcPr>
+          <w:p>
+            <w:pPr>
+              <w:jc w:val="right"/>
+              <w:cnfStyle w:val="000000100000" w:firstRow="0" w:lastRow="0" w:firstColumn="0" w:lastColumn="0" w:oddVBand="0" w:evenVBand="0" w:oddHBand="1" w:evenHBand="0" w:firstRowFirstColumn="0" w:firstRowLastColumn="0" w:lastRowFirstColumn="0" w:lastRowLastColumn="0"/>
+              <w:rPr>
+                <w:rFonts w:ascii="Aptos Narrow" w:eastAsia="Times New Roman" w:hAnsi="Aptos Narrow" w:cs="Times New Roman"/>
+                <w:color w:val="000000"/>
+                <w:lang w:eastAsia="en-GB"/>
+              </w:rPr>
+            </w:pPr>
+            <w:r>
+              <w:rPr>
+                <w:rFonts w:ascii="Aptos Narrow" w:eastAsia="Times New Roman" w:hAnsi="Aptos Narrow" w:cs="Times New Roman"/>
+                <w:color w:val="000000"/>
+                <w:lang w:eastAsia="en-GB"/>
+              </w:rPr>
+              <w:t>450</w:t>
+            </w:r>
+          </w:p>
+        </w:tc>
+        <w:tc>
+          <w:tcPr>
+            <w:tcW w:w="960" w:type="dxa"/>
+            <w:noWrap/>
+            <w:hideMark/>
+          </w:tcPr>
+          <w:p>
+            <w:pPr>
+              <w:jc w:val="right"/>
+              <w:cnfStyle w:val="000000100000" w:firstRow="0" w:lastRow="0" w:firstColumn="0" w:lastColumn="0" w:oddVBand="0" w:evenVBand="0" w:oddHBand="1" w:evenHBand="0" w:firstRowFirstColumn="0" w:firstRowLastColumn="0" w:lastRowFirstColumn="0" w:lastRowLastColumn="0"/>
               <w:rPr>
                 <w:rFonts w:ascii="Aptos Narrow" w:eastAsia="Times New Roman" w:hAnsi="Aptos Narrow" w:cs="Times New Roman"/>
                 <w:color w:val="000000"/>
@@ -2558,22 +3470,40 @@
         </w:tc>
         <w:tc>
           <w:tcPr>
-            <w:tcW w:w="1280" w:type="dxa"/>
-            <w:tcBorders>
-              <w:top w:val="single" w:sz="4" w:space="0" w:color="FFFFFF"/>
-              <w:left w:val="single" w:sz="4" w:space="0" w:color="FFFFFF"/>
-              <w:bottom w:val="single" w:sz="4" w:space="0" w:color="FFFFFF"/>
-              <w:right w:val="nil"/>
-            </w:tcBorders>
-            <w:shd w:val="clear" w:color="DAF2D0" w:fill="DAF2D0"/>
+            <w:tcW w:w="960" w:type="dxa"/>
             <w:noWrap/>
-            <w:vAlign w:val="bottom"/>
             <w:hideMark/>
           </w:tcPr>
           <w:p>
             <w:pPr>
-              <w:spacing w:after="0" w:line="240" w:lineRule="auto"/>
               <w:jc w:val="right"/>
+              <w:cnfStyle w:val="000000100000" w:firstRow="0" w:lastRow="0" w:firstColumn="0" w:lastColumn="0" w:oddVBand="0" w:evenVBand="0" w:oddHBand="1" w:evenHBand="0" w:firstRowFirstColumn="0" w:firstRowLastColumn="0" w:lastRowFirstColumn="0" w:lastRowLastColumn="0"/>
+              <w:rPr>
+                <w:rFonts w:ascii="Aptos Narrow" w:eastAsia="Times New Roman" w:hAnsi="Aptos Narrow" w:cs="Times New Roman"/>
+                <w:color w:val="000000"/>
+                <w:lang w:eastAsia="en-GB"/>
+              </w:rPr>
+            </w:pPr>
+            <w:r>
+              <w:rPr>
+                <w:rFonts w:ascii="Aptos Narrow" w:eastAsia="Times New Roman" w:hAnsi="Aptos Narrow" w:cs="Times New Roman"/>
+                <w:color w:val="000000"/>
+                <w:lang w:eastAsia="en-GB"/>
+              </w:rPr>
+              <w:t>0</w:t>
+            </w:r>
+          </w:p>
+        </w:tc>
+        <w:tc>
+          <w:tcPr>
+            <w:tcW w:w="960" w:type="dxa"/>
+            <w:noWrap/>
+            <w:hideMark/>
+          </w:tcPr>
+          <w:p>
+            <w:pPr>
+              <w:jc w:val="right"/>
+              <w:cnfStyle w:val="000000100000" w:firstRow="0" w:lastRow="0" w:firstColumn="0" w:lastColumn="0" w:oddVBand="0" w:evenVBand="0" w:oddHBand="1" w:evenHBand="0" w:firstRowFirstColumn="0" w:firstRowLastColumn="0" w:lastRowFirstColumn="0" w:lastRowLastColumn="0"/>
               <w:rPr>
                 <w:rFonts w:ascii="Aptos Narrow" w:eastAsia="Times New Roman" w:hAnsi="Aptos Narrow" w:cs="Times New Roman"/>
                 <w:color w:val="000000"/>
@@ -2594,24 +3524,17 @@
       <w:tr>
         <w:trPr>
           <w:trHeight w:val="290"/>
+          <w:jc w:val="center"/>
         </w:trPr>
         <w:tc>
           <w:tcPr>
-            <w:tcW w:w="2100" w:type="dxa"/>
-            <w:tcBorders>
-              <w:top w:val="single" w:sz="4" w:space="0" w:color="FFFFFF"/>
-              <w:left w:val="nil"/>
-              <w:bottom w:val="single" w:sz="4" w:space="0" w:color="FFFFFF"/>
-              <w:right w:val="single" w:sz="4" w:space="0" w:color="FFFFFF"/>
-            </w:tcBorders>
-            <w:shd w:val="clear" w:color="000000" w:fill="4EA72E"/>
+            <w:cnfStyle w:val="001000000000" w:firstRow="0" w:lastRow="0" w:firstColumn="1" w:lastColumn="0" w:oddVBand="0" w:evenVBand="0" w:oddHBand="0" w:evenHBand="0" w:firstRowFirstColumn="0" w:firstRowLastColumn="0" w:lastRowFirstColumn="0" w:lastRowLastColumn="0"/>
+            <w:tcW w:w="1807" w:type="dxa"/>
             <w:noWrap/>
-            <w:vAlign w:val="bottom"/>
             <w:hideMark/>
           </w:tcPr>
           <w:p>
             <w:pPr>
-              <w:spacing w:after="0" w:line="240" w:lineRule="auto"/>
               <w:rPr>
                 <w:rFonts w:ascii="Aptos Narrow" w:eastAsia="Times New Roman" w:hAnsi="Aptos Narrow" w:cs="Times New Roman"/>
                 <w:color w:val="000000"/>
@@ -2624,28 +3547,72 @@
                 <w:color w:val="000000"/>
                 <w:lang w:eastAsia="en-GB"/>
               </w:rPr>
-              <w:t>Infant (Month 4)</w:t>
+              <w:t>Week 36</w:t>
             </w:r>
           </w:p>
         </w:tc>
         <w:tc>
           <w:tcPr>
             <w:tcW w:w="960" w:type="dxa"/>
-            <w:tcBorders>
-              <w:top w:val="single" w:sz="4" w:space="0" w:color="FFFFFF"/>
-              <w:left w:val="single" w:sz="4" w:space="0" w:color="FFFFFF"/>
-              <w:bottom w:val="single" w:sz="4" w:space="0" w:color="FFFFFF"/>
-              <w:right w:val="single" w:sz="4" w:space="0" w:color="FFFFFF"/>
-            </w:tcBorders>
-            <w:shd w:val="clear" w:color="B5E6A2" w:fill="B5E6A2"/>
             <w:noWrap/>
-            <w:vAlign w:val="bottom"/>
             <w:hideMark/>
           </w:tcPr>
           <w:p>
             <w:pPr>
-              <w:spacing w:after="0" w:line="240" w:lineRule="auto"/>
               <w:jc w:val="right"/>
+              <w:cnfStyle w:val="000000000000" w:firstRow="0" w:lastRow="0" w:firstColumn="0" w:lastColumn="0" w:oddVBand="0" w:evenVBand="0" w:oddHBand="0" w:evenHBand="0" w:firstRowFirstColumn="0" w:firstRowLastColumn="0" w:lastRowFirstColumn="0" w:lastRowLastColumn="0"/>
+              <w:rPr>
+                <w:rFonts w:ascii="Aptos Narrow" w:eastAsia="Times New Roman" w:hAnsi="Aptos Narrow" w:cs="Times New Roman"/>
+                <w:color w:val="000000"/>
+                <w:lang w:eastAsia="en-GB"/>
+              </w:rPr>
+            </w:pPr>
+            <w:r>
+              <w:rPr>
+                <w:rFonts w:ascii="Aptos Narrow" w:eastAsia="Times New Roman" w:hAnsi="Aptos Narrow" w:cs="Times New Roman"/>
+                <w:color w:val="000000"/>
+                <w:lang w:eastAsia="en-GB"/>
+              </w:rPr>
+              <w:t>405</w:t>
+            </w:r>
+          </w:p>
+        </w:tc>
+        <w:tc>
+          <w:tcPr>
+            <w:tcW w:w="960" w:type="dxa"/>
+            <w:noWrap/>
+            <w:hideMark/>
+          </w:tcPr>
+          <w:p>
+            <w:pPr>
+              <w:jc w:val="right"/>
+              <w:cnfStyle w:val="000000000000" w:firstRow="0" w:lastRow="0" w:firstColumn="0" w:lastColumn="0" w:oddVBand="0" w:evenVBand="0" w:oddHBand="0" w:evenHBand="0" w:firstRowFirstColumn="0" w:firstRowLastColumn="0" w:lastRowFirstColumn="0" w:lastRowLastColumn="0"/>
+              <w:rPr>
+                <w:rFonts w:ascii="Aptos Narrow" w:eastAsia="Times New Roman" w:hAnsi="Aptos Narrow" w:cs="Times New Roman"/>
+                <w:color w:val="000000"/>
+                <w:lang w:eastAsia="en-GB"/>
+              </w:rPr>
+            </w:pPr>
+            <w:r>
+              <w:rPr>
+                <w:rFonts w:ascii="Aptos Narrow" w:eastAsia="Times New Roman" w:hAnsi="Aptos Narrow" w:cs="Times New Roman"/>
+                <w:color w:val="000000"/>
+                <w:lang w:eastAsia="en-GB"/>
+              </w:rPr>
+              <w:t>405</w:t>
+            </w:r>
+          </w:p>
+        </w:tc>
+        <w:tc>
+          <w:tcPr>
+            <w:tcW w:w="960" w:type="dxa"/>
+            <w:noWrap/>
+            <w:hideMark/>
+          </w:tcPr>
+          <w:p>
+            <w:pPr>
+              <w:jc w:val="right"/>
+              <w:cnfStyle w:val="000000000000" w:firstRow="0" w:lastRow="0" w:firstColumn="0" w:lastColumn="0" w:oddVBand="0" w:evenVBand="0" w:oddHBand="0" w:evenHBand="0" w:firstRowFirstColumn="0" w:firstRowLastColumn="0" w:lastRowFirstColumn="0" w:lastRowLastColumn="0"/>
               <w:rPr>
                 <w:rFonts w:ascii="Aptos Narrow" w:eastAsia="Times New Roman" w:hAnsi="Aptos Narrow" w:cs="Times New Roman"/>
                 <w:color w:val="000000"/>
@@ -2665,21 +3632,13 @@
         <w:tc>
           <w:tcPr>
             <w:tcW w:w="960" w:type="dxa"/>
-            <w:tcBorders>
-              <w:top w:val="single" w:sz="4" w:space="0" w:color="FFFFFF"/>
-              <w:left w:val="single" w:sz="4" w:space="0" w:color="FFFFFF"/>
-              <w:bottom w:val="single" w:sz="4" w:space="0" w:color="FFFFFF"/>
-              <w:right w:val="single" w:sz="4" w:space="0" w:color="FFFFFF"/>
-            </w:tcBorders>
-            <w:shd w:val="clear" w:color="B5E6A2" w:fill="B5E6A2"/>
             <w:noWrap/>
-            <w:vAlign w:val="bottom"/>
             <w:hideMark/>
           </w:tcPr>
           <w:p>
             <w:pPr>
-              <w:spacing w:after="0" w:line="240" w:lineRule="auto"/>
               <w:jc w:val="right"/>
+              <w:cnfStyle w:val="000000000000" w:firstRow="0" w:lastRow="0" w:firstColumn="0" w:lastColumn="0" w:oddVBand="0" w:evenVBand="0" w:oddHBand="0" w:evenHBand="0" w:firstRowFirstColumn="0" w:firstRowLastColumn="0" w:lastRowFirstColumn="0" w:lastRowLastColumn="0"/>
               <w:rPr>
                 <w:rFonts w:ascii="Aptos Narrow" w:eastAsia="Times New Roman" w:hAnsi="Aptos Narrow" w:cs="Times New Roman"/>
                 <w:color w:val="000000"/>
@@ -2699,1961 +3658,13 @@
         <w:tc>
           <w:tcPr>
             <w:tcW w:w="960" w:type="dxa"/>
-            <w:tcBorders>
-              <w:top w:val="single" w:sz="4" w:space="0" w:color="FFFFFF"/>
-              <w:left w:val="single" w:sz="4" w:space="0" w:color="FFFFFF"/>
-              <w:bottom w:val="single" w:sz="4" w:space="0" w:color="FFFFFF"/>
-              <w:right w:val="single" w:sz="4" w:space="0" w:color="FFFFFF"/>
-            </w:tcBorders>
-            <w:shd w:val="clear" w:color="B5E6A2" w:fill="B5E6A2"/>
             <w:noWrap/>
-            <w:vAlign w:val="bottom"/>
             <w:hideMark/>
           </w:tcPr>
           <w:p>
             <w:pPr>
-              <w:spacing w:after="0" w:line="240" w:lineRule="auto"/>
               <w:jc w:val="right"/>
-              <w:rPr>
-                <w:rFonts w:ascii="Aptos Narrow" w:eastAsia="Times New Roman" w:hAnsi="Aptos Narrow" w:cs="Times New Roman"/>
-                <w:color w:val="000000"/>
-                <w:lang w:eastAsia="en-GB"/>
-              </w:rPr>
-            </w:pPr>
-            <w:r>
-              <w:rPr>
-                <w:rFonts w:ascii="Aptos Narrow" w:eastAsia="Times New Roman" w:hAnsi="Aptos Narrow" w:cs="Times New Roman"/>
-                <w:color w:val="000000"/>
-                <w:lang w:eastAsia="en-GB"/>
-              </w:rPr>
-              <w:t>91</w:t>
-            </w:r>
-          </w:p>
-        </w:tc>
-        <w:tc>
-          <w:tcPr>
-            <w:tcW w:w="960" w:type="dxa"/>
-            <w:tcBorders>
-              <w:top w:val="single" w:sz="4" w:space="0" w:color="FFFFFF"/>
-              <w:left w:val="single" w:sz="4" w:space="0" w:color="FFFFFF"/>
-              <w:bottom w:val="single" w:sz="4" w:space="0" w:color="FFFFFF"/>
-              <w:right w:val="single" w:sz="4" w:space="0" w:color="FFFFFF"/>
-            </w:tcBorders>
-            <w:shd w:val="clear" w:color="B5E6A2" w:fill="B5E6A2"/>
-            <w:noWrap/>
-            <w:vAlign w:val="bottom"/>
-            <w:hideMark/>
-          </w:tcPr>
-          <w:p>
-            <w:pPr>
-              <w:spacing w:after="0" w:line="240" w:lineRule="auto"/>
-              <w:jc w:val="right"/>
-              <w:rPr>
-                <w:rFonts w:ascii="Aptos Narrow" w:eastAsia="Times New Roman" w:hAnsi="Aptos Narrow" w:cs="Times New Roman"/>
-                <w:color w:val="000000"/>
-                <w:lang w:eastAsia="en-GB"/>
-              </w:rPr>
-            </w:pPr>
-            <w:r>
-              <w:rPr>
-                <w:rFonts w:ascii="Aptos Narrow" w:eastAsia="Times New Roman" w:hAnsi="Aptos Narrow" w:cs="Times New Roman"/>
-                <w:color w:val="000000"/>
-                <w:lang w:eastAsia="en-GB"/>
-              </w:rPr>
-              <w:t>0</w:t>
-            </w:r>
-          </w:p>
-        </w:tc>
-        <w:tc>
-          <w:tcPr>
-            <w:tcW w:w="1280" w:type="dxa"/>
-            <w:tcBorders>
-              <w:top w:val="single" w:sz="4" w:space="0" w:color="FFFFFF"/>
-              <w:left w:val="single" w:sz="4" w:space="0" w:color="FFFFFF"/>
-              <w:bottom w:val="single" w:sz="4" w:space="0" w:color="FFFFFF"/>
-              <w:right w:val="nil"/>
-            </w:tcBorders>
-            <w:shd w:val="clear" w:color="B5E6A2" w:fill="B5E6A2"/>
-            <w:noWrap/>
-            <w:vAlign w:val="bottom"/>
-            <w:hideMark/>
-          </w:tcPr>
-          <w:p>
-            <w:pPr>
-              <w:spacing w:after="0" w:line="240" w:lineRule="auto"/>
-              <w:jc w:val="right"/>
-              <w:rPr>
-                <w:rFonts w:ascii="Aptos Narrow" w:eastAsia="Times New Roman" w:hAnsi="Aptos Narrow" w:cs="Times New Roman"/>
-                <w:color w:val="000000"/>
-                <w:lang w:eastAsia="en-GB"/>
-              </w:rPr>
-            </w:pPr>
-            <w:r>
-              <w:rPr>
-                <w:rFonts w:ascii="Aptos Narrow" w:eastAsia="Times New Roman" w:hAnsi="Aptos Narrow" w:cs="Times New Roman"/>
-                <w:color w:val="000000"/>
-                <w:lang w:eastAsia="en-GB"/>
-              </w:rPr>
-              <w:t>0</w:t>
-            </w:r>
-          </w:p>
-        </w:tc>
-      </w:tr>
-      <w:tr>
-        <w:trPr>
-          <w:trHeight w:val="290"/>
-        </w:trPr>
-        <w:tc>
-          <w:tcPr>
-            <w:tcW w:w="2100" w:type="dxa"/>
-            <w:tcBorders>
-              <w:top w:val="single" w:sz="4" w:space="0" w:color="FFFFFF"/>
-              <w:left w:val="nil"/>
-              <w:bottom w:val="single" w:sz="4" w:space="0" w:color="FFFFFF"/>
-              <w:right w:val="single" w:sz="4" w:space="0" w:color="FFFFFF"/>
-            </w:tcBorders>
-            <w:shd w:val="clear" w:color="000000" w:fill="4EA72E"/>
-            <w:noWrap/>
-            <w:vAlign w:val="bottom"/>
-            <w:hideMark/>
-          </w:tcPr>
-          <w:p>
-            <w:pPr>
-              <w:spacing w:after="0" w:line="240" w:lineRule="auto"/>
-              <w:rPr>
-                <w:rFonts w:ascii="Aptos Narrow" w:eastAsia="Times New Roman" w:hAnsi="Aptos Narrow" w:cs="Times New Roman"/>
-                <w:color w:val="000000"/>
-                <w:lang w:eastAsia="en-GB"/>
-              </w:rPr>
-            </w:pPr>
-            <w:r>
-              <w:rPr>
-                <w:rFonts w:ascii="Aptos Narrow" w:eastAsia="Times New Roman" w:hAnsi="Aptos Narrow" w:cs="Times New Roman"/>
-                <w:color w:val="000000"/>
-                <w:lang w:eastAsia="en-GB"/>
-              </w:rPr>
-              <w:t>Infant (Month 5)</w:t>
-            </w:r>
-          </w:p>
-        </w:tc>
-        <w:tc>
-          <w:tcPr>
-            <w:tcW w:w="960" w:type="dxa"/>
-            <w:tcBorders>
-              <w:top w:val="single" w:sz="4" w:space="0" w:color="FFFFFF"/>
-              <w:left w:val="single" w:sz="4" w:space="0" w:color="FFFFFF"/>
-              <w:bottom w:val="single" w:sz="4" w:space="0" w:color="FFFFFF"/>
-              <w:right w:val="single" w:sz="4" w:space="0" w:color="FFFFFF"/>
-            </w:tcBorders>
-            <w:shd w:val="clear" w:color="DAF2D0" w:fill="DAF2D0"/>
-            <w:noWrap/>
-            <w:vAlign w:val="bottom"/>
-            <w:hideMark/>
-          </w:tcPr>
-          <w:p>
-            <w:pPr>
-              <w:spacing w:after="0" w:line="240" w:lineRule="auto"/>
-              <w:jc w:val="right"/>
-              <w:rPr>
-                <w:rFonts w:ascii="Aptos Narrow" w:eastAsia="Times New Roman" w:hAnsi="Aptos Narrow" w:cs="Times New Roman"/>
-                <w:color w:val="000000"/>
-                <w:lang w:eastAsia="en-GB"/>
-              </w:rPr>
-            </w:pPr>
-            <w:r>
-              <w:rPr>
-                <w:rFonts w:ascii="Aptos Narrow" w:eastAsia="Times New Roman" w:hAnsi="Aptos Narrow" w:cs="Times New Roman"/>
-                <w:color w:val="000000"/>
-                <w:lang w:eastAsia="en-GB"/>
-              </w:rPr>
-              <w:t>0</w:t>
-            </w:r>
-          </w:p>
-        </w:tc>
-        <w:tc>
-          <w:tcPr>
-            <w:tcW w:w="960" w:type="dxa"/>
-            <w:tcBorders>
-              <w:top w:val="single" w:sz="4" w:space="0" w:color="FFFFFF"/>
-              <w:left w:val="single" w:sz="4" w:space="0" w:color="FFFFFF"/>
-              <w:bottom w:val="single" w:sz="4" w:space="0" w:color="FFFFFF"/>
-              <w:right w:val="single" w:sz="4" w:space="0" w:color="FFFFFF"/>
-            </w:tcBorders>
-            <w:shd w:val="clear" w:color="DAF2D0" w:fill="DAF2D0"/>
-            <w:noWrap/>
-            <w:vAlign w:val="bottom"/>
-            <w:hideMark/>
-          </w:tcPr>
-          <w:p>
-            <w:pPr>
-              <w:spacing w:after="0" w:line="240" w:lineRule="auto"/>
-              <w:jc w:val="right"/>
-              <w:rPr>
-                <w:rFonts w:ascii="Aptos Narrow" w:eastAsia="Times New Roman" w:hAnsi="Aptos Narrow" w:cs="Times New Roman"/>
-                <w:color w:val="000000"/>
-                <w:lang w:eastAsia="en-GB"/>
-              </w:rPr>
-            </w:pPr>
-            <w:r>
-              <w:rPr>
-                <w:rFonts w:ascii="Aptos Narrow" w:eastAsia="Times New Roman" w:hAnsi="Aptos Narrow" w:cs="Times New Roman"/>
-                <w:color w:val="000000"/>
-                <w:lang w:eastAsia="en-GB"/>
-              </w:rPr>
-              <w:t>0</w:t>
-            </w:r>
-          </w:p>
-        </w:tc>
-        <w:tc>
-          <w:tcPr>
-            <w:tcW w:w="960" w:type="dxa"/>
-            <w:tcBorders>
-              <w:top w:val="single" w:sz="4" w:space="0" w:color="FFFFFF"/>
-              <w:left w:val="single" w:sz="4" w:space="0" w:color="FFFFFF"/>
-              <w:bottom w:val="single" w:sz="4" w:space="0" w:color="FFFFFF"/>
-              <w:right w:val="single" w:sz="4" w:space="0" w:color="FFFFFF"/>
-            </w:tcBorders>
-            <w:shd w:val="clear" w:color="DAF2D0" w:fill="DAF2D0"/>
-            <w:noWrap/>
-            <w:vAlign w:val="bottom"/>
-            <w:hideMark/>
-          </w:tcPr>
-          <w:p>
-            <w:pPr>
-              <w:spacing w:after="0" w:line="240" w:lineRule="auto"/>
-              <w:jc w:val="right"/>
-              <w:rPr>
-                <w:rFonts w:ascii="Aptos Narrow" w:eastAsia="Times New Roman" w:hAnsi="Aptos Narrow" w:cs="Times New Roman"/>
-                <w:color w:val="000000"/>
-                <w:lang w:eastAsia="en-GB"/>
-              </w:rPr>
-            </w:pPr>
-            <w:r>
-              <w:rPr>
-                <w:rFonts w:ascii="Aptos Narrow" w:eastAsia="Times New Roman" w:hAnsi="Aptos Narrow" w:cs="Times New Roman"/>
-                <w:color w:val="000000"/>
-                <w:lang w:eastAsia="en-GB"/>
-              </w:rPr>
-              <w:t>78</w:t>
-            </w:r>
-          </w:p>
-        </w:tc>
-        <w:tc>
-          <w:tcPr>
-            <w:tcW w:w="960" w:type="dxa"/>
-            <w:tcBorders>
-              <w:top w:val="single" w:sz="4" w:space="0" w:color="FFFFFF"/>
-              <w:left w:val="single" w:sz="4" w:space="0" w:color="FFFFFF"/>
-              <w:bottom w:val="single" w:sz="4" w:space="0" w:color="FFFFFF"/>
-              <w:right w:val="single" w:sz="4" w:space="0" w:color="FFFFFF"/>
-            </w:tcBorders>
-            <w:shd w:val="clear" w:color="DAF2D0" w:fill="DAF2D0"/>
-            <w:noWrap/>
-            <w:vAlign w:val="bottom"/>
-            <w:hideMark/>
-          </w:tcPr>
-          <w:p>
-            <w:pPr>
-              <w:spacing w:after="0" w:line="240" w:lineRule="auto"/>
-              <w:jc w:val="right"/>
-              <w:rPr>
-                <w:rFonts w:ascii="Aptos Narrow" w:eastAsia="Times New Roman" w:hAnsi="Aptos Narrow" w:cs="Times New Roman"/>
-                <w:color w:val="000000"/>
-                <w:lang w:eastAsia="en-GB"/>
-              </w:rPr>
-            </w:pPr>
-            <w:r>
-              <w:rPr>
-                <w:rFonts w:ascii="Aptos Narrow" w:eastAsia="Times New Roman" w:hAnsi="Aptos Narrow" w:cs="Times New Roman"/>
-                <w:color w:val="000000"/>
-                <w:lang w:eastAsia="en-GB"/>
-              </w:rPr>
-              <w:t>0</w:t>
-            </w:r>
-          </w:p>
-        </w:tc>
-        <w:tc>
-          <w:tcPr>
-            <w:tcW w:w="1280" w:type="dxa"/>
-            <w:tcBorders>
-              <w:top w:val="single" w:sz="4" w:space="0" w:color="FFFFFF"/>
-              <w:left w:val="single" w:sz="4" w:space="0" w:color="FFFFFF"/>
-              <w:bottom w:val="single" w:sz="4" w:space="0" w:color="FFFFFF"/>
-              <w:right w:val="nil"/>
-            </w:tcBorders>
-            <w:shd w:val="clear" w:color="DAF2D0" w:fill="DAF2D0"/>
-            <w:noWrap/>
-            <w:vAlign w:val="bottom"/>
-            <w:hideMark/>
-          </w:tcPr>
-          <w:p>
-            <w:pPr>
-              <w:spacing w:after="0" w:line="240" w:lineRule="auto"/>
-              <w:jc w:val="right"/>
-              <w:rPr>
-                <w:rFonts w:ascii="Aptos Narrow" w:eastAsia="Times New Roman" w:hAnsi="Aptos Narrow" w:cs="Times New Roman"/>
-                <w:color w:val="000000"/>
-                <w:lang w:eastAsia="en-GB"/>
-              </w:rPr>
-            </w:pPr>
-            <w:r>
-              <w:rPr>
-                <w:rFonts w:ascii="Aptos Narrow" w:eastAsia="Times New Roman" w:hAnsi="Aptos Narrow" w:cs="Times New Roman"/>
-                <w:color w:val="000000"/>
-                <w:lang w:eastAsia="en-GB"/>
-              </w:rPr>
-              <w:t>0</w:t>
-            </w:r>
-          </w:p>
-        </w:tc>
-      </w:tr>
-      <w:tr>
-        <w:trPr>
-          <w:trHeight w:val="290"/>
-        </w:trPr>
-        <w:tc>
-          <w:tcPr>
-            <w:tcW w:w="2100" w:type="dxa"/>
-            <w:tcBorders>
-              <w:top w:val="single" w:sz="4" w:space="0" w:color="FFFFFF"/>
-              <w:left w:val="nil"/>
-              <w:bottom w:val="single" w:sz="4" w:space="0" w:color="FFFFFF"/>
-              <w:right w:val="single" w:sz="4" w:space="0" w:color="FFFFFF"/>
-            </w:tcBorders>
-            <w:shd w:val="clear" w:color="000000" w:fill="4EA72E"/>
-            <w:noWrap/>
-            <w:vAlign w:val="bottom"/>
-            <w:hideMark/>
-          </w:tcPr>
-          <w:p>
-            <w:pPr>
-              <w:spacing w:after="0" w:line="240" w:lineRule="auto"/>
-              <w:rPr>
-                <w:rFonts w:ascii="Aptos Narrow" w:eastAsia="Times New Roman" w:hAnsi="Aptos Narrow" w:cs="Times New Roman"/>
-                <w:color w:val="000000"/>
-                <w:lang w:eastAsia="en-GB"/>
-              </w:rPr>
-            </w:pPr>
-            <w:r>
-              <w:rPr>
-                <w:rFonts w:ascii="Aptos Narrow" w:eastAsia="Times New Roman" w:hAnsi="Aptos Narrow" w:cs="Times New Roman"/>
-                <w:color w:val="000000"/>
-                <w:lang w:eastAsia="en-GB"/>
-              </w:rPr>
-              <w:t>Maternal (Month 6)</w:t>
-            </w:r>
-          </w:p>
-        </w:tc>
-        <w:tc>
-          <w:tcPr>
-            <w:tcW w:w="960" w:type="dxa"/>
-            <w:tcBorders>
-              <w:top w:val="single" w:sz="4" w:space="0" w:color="FFFFFF"/>
-              <w:left w:val="single" w:sz="4" w:space="0" w:color="FFFFFF"/>
-              <w:bottom w:val="single" w:sz="4" w:space="0" w:color="FFFFFF"/>
-              <w:right w:val="single" w:sz="4" w:space="0" w:color="FFFFFF"/>
-            </w:tcBorders>
-            <w:shd w:val="clear" w:color="B5E6A2" w:fill="B5E6A2"/>
-            <w:noWrap/>
-            <w:vAlign w:val="bottom"/>
-            <w:hideMark/>
-          </w:tcPr>
-          <w:p>
-            <w:pPr>
-              <w:spacing w:after="0" w:line="240" w:lineRule="auto"/>
-              <w:jc w:val="right"/>
-              <w:rPr>
-                <w:rFonts w:ascii="Aptos Narrow" w:eastAsia="Times New Roman" w:hAnsi="Aptos Narrow" w:cs="Times New Roman"/>
-                <w:color w:val="000000"/>
-                <w:lang w:eastAsia="en-GB"/>
-              </w:rPr>
-            </w:pPr>
-            <w:r>
-              <w:rPr>
-                <w:rFonts w:ascii="Aptos Narrow" w:eastAsia="Times New Roman" w:hAnsi="Aptos Narrow" w:cs="Times New Roman"/>
-                <w:color w:val="000000"/>
-                <w:lang w:eastAsia="en-GB"/>
-              </w:rPr>
-              <w:t>91</w:t>
-            </w:r>
-          </w:p>
-        </w:tc>
-        <w:tc>
-          <w:tcPr>
-            <w:tcW w:w="960" w:type="dxa"/>
-            <w:tcBorders>
-              <w:top w:val="single" w:sz="4" w:space="0" w:color="FFFFFF"/>
-              <w:left w:val="single" w:sz="4" w:space="0" w:color="FFFFFF"/>
-              <w:bottom w:val="single" w:sz="4" w:space="0" w:color="FFFFFF"/>
-              <w:right w:val="single" w:sz="4" w:space="0" w:color="FFFFFF"/>
-            </w:tcBorders>
-            <w:shd w:val="clear" w:color="B5E6A2" w:fill="B5E6A2"/>
-            <w:noWrap/>
-            <w:vAlign w:val="bottom"/>
-            <w:hideMark/>
-          </w:tcPr>
-          <w:p>
-            <w:pPr>
-              <w:spacing w:after="0" w:line="240" w:lineRule="auto"/>
-              <w:jc w:val="right"/>
-              <w:rPr>
-                <w:rFonts w:ascii="Aptos Narrow" w:eastAsia="Times New Roman" w:hAnsi="Aptos Narrow" w:cs="Times New Roman"/>
-                <w:color w:val="000000"/>
-                <w:lang w:eastAsia="en-GB"/>
-              </w:rPr>
-            </w:pPr>
-            <w:r>
-              <w:rPr>
-                <w:rFonts w:ascii="Aptos Narrow" w:eastAsia="Times New Roman" w:hAnsi="Aptos Narrow" w:cs="Times New Roman"/>
-                <w:color w:val="000000"/>
-                <w:lang w:eastAsia="en-GB"/>
-              </w:rPr>
-              <w:t>88</w:t>
-            </w:r>
-          </w:p>
-        </w:tc>
-        <w:tc>
-          <w:tcPr>
-            <w:tcW w:w="960" w:type="dxa"/>
-            <w:tcBorders>
-              <w:top w:val="single" w:sz="4" w:space="0" w:color="FFFFFF"/>
-              <w:left w:val="single" w:sz="4" w:space="0" w:color="FFFFFF"/>
-              <w:bottom w:val="single" w:sz="4" w:space="0" w:color="FFFFFF"/>
-              <w:right w:val="single" w:sz="4" w:space="0" w:color="FFFFFF"/>
-            </w:tcBorders>
-            <w:shd w:val="clear" w:color="B5E6A2" w:fill="B5E6A2"/>
-            <w:noWrap/>
-            <w:vAlign w:val="bottom"/>
-            <w:hideMark/>
-          </w:tcPr>
-          <w:p>
-            <w:pPr>
-              <w:spacing w:after="0" w:line="240" w:lineRule="auto"/>
-              <w:jc w:val="right"/>
-              <w:rPr>
-                <w:rFonts w:ascii="Aptos Narrow" w:eastAsia="Times New Roman" w:hAnsi="Aptos Narrow" w:cs="Times New Roman"/>
-                <w:color w:val="000000"/>
-                <w:lang w:eastAsia="en-GB"/>
-              </w:rPr>
-            </w:pPr>
-            <w:r>
-              <w:rPr>
-                <w:rFonts w:ascii="Aptos Narrow" w:eastAsia="Times New Roman" w:hAnsi="Aptos Narrow" w:cs="Times New Roman"/>
-                <w:color w:val="000000"/>
-                <w:lang w:eastAsia="en-GB"/>
-              </w:rPr>
-              <w:t>0</w:t>
-            </w:r>
-          </w:p>
-        </w:tc>
-        <w:tc>
-          <w:tcPr>
-            <w:tcW w:w="960" w:type="dxa"/>
-            <w:tcBorders>
-              <w:top w:val="single" w:sz="4" w:space="0" w:color="FFFFFF"/>
-              <w:left w:val="single" w:sz="4" w:space="0" w:color="FFFFFF"/>
-              <w:bottom w:val="single" w:sz="4" w:space="0" w:color="FFFFFF"/>
-              <w:right w:val="single" w:sz="4" w:space="0" w:color="FFFFFF"/>
-            </w:tcBorders>
-            <w:shd w:val="clear" w:color="B5E6A2" w:fill="B5E6A2"/>
-            <w:noWrap/>
-            <w:vAlign w:val="bottom"/>
-            <w:hideMark/>
-          </w:tcPr>
-          <w:p>
-            <w:pPr>
-              <w:spacing w:after="0" w:line="240" w:lineRule="auto"/>
-              <w:jc w:val="right"/>
-              <w:rPr>
-                <w:rFonts w:ascii="Aptos Narrow" w:eastAsia="Times New Roman" w:hAnsi="Aptos Narrow" w:cs="Times New Roman"/>
-                <w:color w:val="000000"/>
-                <w:lang w:eastAsia="en-GB"/>
-              </w:rPr>
-            </w:pPr>
-            <w:r>
-              <w:rPr>
-                <w:rFonts w:ascii="Aptos Narrow" w:eastAsia="Times New Roman" w:hAnsi="Aptos Narrow" w:cs="Times New Roman"/>
-                <w:color w:val="000000"/>
-                <w:lang w:eastAsia="en-GB"/>
-              </w:rPr>
-              <w:t>92</w:t>
-            </w:r>
-          </w:p>
-        </w:tc>
-        <w:tc>
-          <w:tcPr>
-            <w:tcW w:w="1280" w:type="dxa"/>
-            <w:tcBorders>
-              <w:top w:val="single" w:sz="4" w:space="0" w:color="FFFFFF"/>
-              <w:left w:val="single" w:sz="4" w:space="0" w:color="FFFFFF"/>
-              <w:bottom w:val="single" w:sz="4" w:space="0" w:color="FFFFFF"/>
-              <w:right w:val="nil"/>
-            </w:tcBorders>
-            <w:shd w:val="clear" w:color="B5E6A2" w:fill="B5E6A2"/>
-            <w:noWrap/>
-            <w:vAlign w:val="bottom"/>
-            <w:hideMark/>
-          </w:tcPr>
-          <w:p>
-            <w:pPr>
-              <w:spacing w:after="0" w:line="240" w:lineRule="auto"/>
-              <w:jc w:val="right"/>
-              <w:rPr>
-                <w:rFonts w:ascii="Aptos Narrow" w:eastAsia="Times New Roman" w:hAnsi="Aptos Narrow" w:cs="Times New Roman"/>
-                <w:color w:val="000000"/>
-                <w:lang w:eastAsia="en-GB"/>
-              </w:rPr>
-            </w:pPr>
-            <w:r>
-              <w:rPr>
-                <w:rFonts w:ascii="Aptos Narrow" w:eastAsia="Times New Roman" w:hAnsi="Aptos Narrow" w:cs="Times New Roman"/>
-                <w:color w:val="000000"/>
-                <w:lang w:eastAsia="en-GB"/>
-              </w:rPr>
-              <w:t>0</w:t>
-            </w:r>
-          </w:p>
-        </w:tc>
-      </w:tr>
-      <w:tr>
-        <w:trPr>
-          <w:trHeight w:val="290"/>
-        </w:trPr>
-        <w:tc>
-          <w:tcPr>
-            <w:tcW w:w="2100" w:type="dxa"/>
-            <w:tcBorders>
-              <w:top w:val="single" w:sz="4" w:space="0" w:color="FFFFFF"/>
-              <w:left w:val="nil"/>
-              <w:bottom w:val="single" w:sz="4" w:space="0" w:color="FFFFFF"/>
-              <w:right w:val="single" w:sz="4" w:space="0" w:color="FFFFFF"/>
-            </w:tcBorders>
-            <w:shd w:val="clear" w:color="000000" w:fill="4EA72E"/>
-            <w:noWrap/>
-            <w:vAlign w:val="bottom"/>
-            <w:hideMark/>
-          </w:tcPr>
-          <w:p>
-            <w:pPr>
-              <w:spacing w:after="0" w:line="240" w:lineRule="auto"/>
-              <w:rPr>
-                <w:rFonts w:ascii="Aptos Narrow" w:eastAsia="Times New Roman" w:hAnsi="Aptos Narrow" w:cs="Times New Roman"/>
-                <w:color w:val="000000"/>
-                <w:lang w:eastAsia="en-GB"/>
-              </w:rPr>
-            </w:pPr>
-            <w:r>
-              <w:rPr>
-                <w:rFonts w:ascii="Aptos Narrow" w:eastAsia="Times New Roman" w:hAnsi="Aptos Narrow" w:cs="Times New Roman"/>
-                <w:color w:val="000000"/>
-                <w:lang w:eastAsia="en-GB"/>
-              </w:rPr>
-              <w:t>Infant (Month 6)</w:t>
-            </w:r>
-          </w:p>
-        </w:tc>
-        <w:tc>
-          <w:tcPr>
-            <w:tcW w:w="960" w:type="dxa"/>
-            <w:tcBorders>
-              <w:top w:val="single" w:sz="4" w:space="0" w:color="FFFFFF"/>
-              <w:left w:val="single" w:sz="4" w:space="0" w:color="FFFFFF"/>
-              <w:bottom w:val="single" w:sz="4" w:space="0" w:color="FFFFFF"/>
-              <w:right w:val="single" w:sz="4" w:space="0" w:color="FFFFFF"/>
-            </w:tcBorders>
-            <w:shd w:val="clear" w:color="DAF2D0" w:fill="DAF2D0"/>
-            <w:noWrap/>
-            <w:vAlign w:val="bottom"/>
-            <w:hideMark/>
-          </w:tcPr>
-          <w:p>
-            <w:pPr>
-              <w:spacing w:after="0" w:line="240" w:lineRule="auto"/>
-              <w:jc w:val="right"/>
-              <w:rPr>
-                <w:rFonts w:ascii="Aptos Narrow" w:eastAsia="Times New Roman" w:hAnsi="Aptos Narrow" w:cs="Times New Roman"/>
-                <w:color w:val="000000"/>
-                <w:lang w:eastAsia="en-GB"/>
-              </w:rPr>
-            </w:pPr>
-            <w:r>
-              <w:rPr>
-                <w:rFonts w:ascii="Aptos Narrow" w:eastAsia="Times New Roman" w:hAnsi="Aptos Narrow" w:cs="Times New Roman"/>
-                <w:color w:val="000000"/>
-                <w:lang w:eastAsia="en-GB"/>
-              </w:rPr>
-              <w:t>86</w:t>
-            </w:r>
-          </w:p>
-        </w:tc>
-        <w:tc>
-          <w:tcPr>
-            <w:tcW w:w="960" w:type="dxa"/>
-            <w:tcBorders>
-              <w:top w:val="single" w:sz="4" w:space="0" w:color="FFFFFF"/>
-              <w:left w:val="single" w:sz="4" w:space="0" w:color="FFFFFF"/>
-              <w:bottom w:val="single" w:sz="4" w:space="0" w:color="FFFFFF"/>
-              <w:right w:val="single" w:sz="4" w:space="0" w:color="FFFFFF"/>
-            </w:tcBorders>
-            <w:shd w:val="clear" w:color="DAF2D0" w:fill="DAF2D0"/>
-            <w:noWrap/>
-            <w:vAlign w:val="bottom"/>
-            <w:hideMark/>
-          </w:tcPr>
-          <w:p>
-            <w:pPr>
-              <w:spacing w:after="0" w:line="240" w:lineRule="auto"/>
-              <w:jc w:val="right"/>
-              <w:rPr>
-                <w:rFonts w:ascii="Aptos Narrow" w:eastAsia="Times New Roman" w:hAnsi="Aptos Narrow" w:cs="Times New Roman"/>
-                <w:color w:val="000000"/>
-                <w:lang w:eastAsia="en-GB"/>
-              </w:rPr>
-            </w:pPr>
-            <w:r>
-              <w:rPr>
-                <w:rFonts w:ascii="Aptos Narrow" w:eastAsia="Times New Roman" w:hAnsi="Aptos Narrow" w:cs="Times New Roman"/>
-                <w:color w:val="000000"/>
-                <w:lang w:eastAsia="en-GB"/>
-              </w:rPr>
-              <w:t>0</w:t>
-            </w:r>
-          </w:p>
-        </w:tc>
-        <w:tc>
-          <w:tcPr>
-            <w:tcW w:w="960" w:type="dxa"/>
-            <w:tcBorders>
-              <w:top w:val="single" w:sz="4" w:space="0" w:color="FFFFFF"/>
-              <w:left w:val="single" w:sz="4" w:space="0" w:color="FFFFFF"/>
-              <w:bottom w:val="single" w:sz="4" w:space="0" w:color="FFFFFF"/>
-              <w:right w:val="single" w:sz="4" w:space="0" w:color="FFFFFF"/>
-            </w:tcBorders>
-            <w:shd w:val="clear" w:color="DAF2D0" w:fill="DAF2D0"/>
-            <w:noWrap/>
-            <w:vAlign w:val="bottom"/>
-            <w:hideMark/>
-          </w:tcPr>
-          <w:p>
-            <w:pPr>
-              <w:spacing w:after="0" w:line="240" w:lineRule="auto"/>
-              <w:jc w:val="right"/>
-              <w:rPr>
-                <w:rFonts w:ascii="Aptos Narrow" w:eastAsia="Times New Roman" w:hAnsi="Aptos Narrow" w:cs="Times New Roman"/>
-                <w:color w:val="000000"/>
-                <w:lang w:eastAsia="en-GB"/>
-              </w:rPr>
-            </w:pPr>
-            <w:r>
-              <w:rPr>
-                <w:rFonts w:ascii="Aptos Narrow" w:eastAsia="Times New Roman" w:hAnsi="Aptos Narrow" w:cs="Times New Roman"/>
-                <w:color w:val="000000"/>
-                <w:lang w:eastAsia="en-GB"/>
-              </w:rPr>
-              <w:t>77</w:t>
-            </w:r>
-          </w:p>
-        </w:tc>
-        <w:tc>
-          <w:tcPr>
-            <w:tcW w:w="960" w:type="dxa"/>
-            <w:tcBorders>
-              <w:top w:val="single" w:sz="4" w:space="0" w:color="FFFFFF"/>
-              <w:left w:val="single" w:sz="4" w:space="0" w:color="FFFFFF"/>
-              <w:bottom w:val="single" w:sz="4" w:space="0" w:color="FFFFFF"/>
-              <w:right w:val="single" w:sz="4" w:space="0" w:color="FFFFFF"/>
-            </w:tcBorders>
-            <w:shd w:val="clear" w:color="DAF2D0" w:fill="DAF2D0"/>
-            <w:noWrap/>
-            <w:vAlign w:val="bottom"/>
-            <w:hideMark/>
-          </w:tcPr>
-          <w:p>
-            <w:pPr>
-              <w:spacing w:after="0" w:line="240" w:lineRule="auto"/>
-              <w:jc w:val="right"/>
-              <w:rPr>
-                <w:rFonts w:ascii="Aptos Narrow" w:eastAsia="Times New Roman" w:hAnsi="Aptos Narrow" w:cs="Times New Roman"/>
-                <w:color w:val="000000"/>
-                <w:lang w:eastAsia="en-GB"/>
-              </w:rPr>
-            </w:pPr>
-            <w:r>
-              <w:rPr>
-                <w:rFonts w:ascii="Aptos Narrow" w:eastAsia="Times New Roman" w:hAnsi="Aptos Narrow" w:cs="Times New Roman"/>
-                <w:color w:val="000000"/>
-                <w:lang w:eastAsia="en-GB"/>
-              </w:rPr>
-              <w:t>0</w:t>
-            </w:r>
-          </w:p>
-        </w:tc>
-        <w:tc>
-          <w:tcPr>
-            <w:tcW w:w="1280" w:type="dxa"/>
-            <w:tcBorders>
-              <w:top w:val="single" w:sz="4" w:space="0" w:color="FFFFFF"/>
-              <w:left w:val="single" w:sz="4" w:space="0" w:color="FFFFFF"/>
-              <w:bottom w:val="single" w:sz="4" w:space="0" w:color="FFFFFF"/>
-              <w:right w:val="nil"/>
-            </w:tcBorders>
-            <w:shd w:val="clear" w:color="DAF2D0" w:fill="DAF2D0"/>
-            <w:noWrap/>
-            <w:vAlign w:val="bottom"/>
-            <w:hideMark/>
-          </w:tcPr>
-          <w:p>
-            <w:pPr>
-              <w:spacing w:after="0" w:line="240" w:lineRule="auto"/>
-              <w:jc w:val="right"/>
-              <w:rPr>
-                <w:rFonts w:ascii="Aptos Narrow" w:eastAsia="Times New Roman" w:hAnsi="Aptos Narrow" w:cs="Times New Roman"/>
-                <w:color w:val="000000"/>
-                <w:lang w:eastAsia="en-GB"/>
-              </w:rPr>
-            </w:pPr>
-            <w:r>
-              <w:rPr>
-                <w:rFonts w:ascii="Aptos Narrow" w:eastAsia="Times New Roman" w:hAnsi="Aptos Narrow" w:cs="Times New Roman"/>
-                <w:color w:val="000000"/>
-                <w:lang w:eastAsia="en-GB"/>
-              </w:rPr>
-              <w:t>0</w:t>
-            </w:r>
-          </w:p>
-        </w:tc>
-      </w:tr>
-      <w:tr>
-        <w:trPr>
-          <w:trHeight w:val="290"/>
-        </w:trPr>
-        <w:tc>
-          <w:tcPr>
-            <w:tcW w:w="2100" w:type="dxa"/>
-            <w:tcBorders>
-              <w:top w:val="single" w:sz="4" w:space="0" w:color="FFFFFF"/>
-              <w:left w:val="nil"/>
-              <w:bottom w:val="single" w:sz="4" w:space="0" w:color="FFFFFF"/>
-              <w:right w:val="single" w:sz="4" w:space="0" w:color="FFFFFF"/>
-            </w:tcBorders>
-            <w:shd w:val="clear" w:color="000000" w:fill="4EA72E"/>
-            <w:noWrap/>
-            <w:vAlign w:val="bottom"/>
-            <w:hideMark/>
-          </w:tcPr>
-          <w:p>
-            <w:pPr>
-              <w:spacing w:after="0" w:line="240" w:lineRule="auto"/>
-              <w:rPr>
-                <w:rFonts w:ascii="Aptos Narrow" w:eastAsia="Times New Roman" w:hAnsi="Aptos Narrow" w:cs="Times New Roman"/>
-                <w:color w:val="000000"/>
-                <w:lang w:eastAsia="en-GB"/>
-              </w:rPr>
-            </w:pPr>
-            <w:r>
-              <w:rPr>
-                <w:rFonts w:ascii="Aptos Narrow" w:eastAsia="Times New Roman" w:hAnsi="Aptos Narrow" w:cs="Times New Roman"/>
-                <w:color w:val="000000"/>
-                <w:lang w:eastAsia="en-GB"/>
-              </w:rPr>
-              <w:t>Infant (Month 7)</w:t>
-            </w:r>
-          </w:p>
-        </w:tc>
-        <w:tc>
-          <w:tcPr>
-            <w:tcW w:w="960" w:type="dxa"/>
-            <w:tcBorders>
-              <w:top w:val="single" w:sz="4" w:space="0" w:color="FFFFFF"/>
-              <w:left w:val="single" w:sz="4" w:space="0" w:color="FFFFFF"/>
-              <w:bottom w:val="single" w:sz="4" w:space="0" w:color="FFFFFF"/>
-              <w:right w:val="single" w:sz="4" w:space="0" w:color="FFFFFF"/>
-            </w:tcBorders>
-            <w:shd w:val="clear" w:color="B5E6A2" w:fill="B5E6A2"/>
-            <w:noWrap/>
-            <w:vAlign w:val="bottom"/>
-            <w:hideMark/>
-          </w:tcPr>
-          <w:p>
-            <w:pPr>
-              <w:spacing w:after="0" w:line="240" w:lineRule="auto"/>
-              <w:jc w:val="right"/>
-              <w:rPr>
-                <w:rFonts w:ascii="Aptos Narrow" w:eastAsia="Times New Roman" w:hAnsi="Aptos Narrow" w:cs="Times New Roman"/>
-                <w:color w:val="000000"/>
-                <w:lang w:eastAsia="en-GB"/>
-              </w:rPr>
-            </w:pPr>
-            <w:r>
-              <w:rPr>
-                <w:rFonts w:ascii="Aptos Narrow" w:eastAsia="Times New Roman" w:hAnsi="Aptos Narrow" w:cs="Times New Roman"/>
-                <w:color w:val="000000"/>
-                <w:lang w:eastAsia="en-GB"/>
-              </w:rPr>
-              <w:t>0</w:t>
-            </w:r>
-          </w:p>
-        </w:tc>
-        <w:tc>
-          <w:tcPr>
-            <w:tcW w:w="960" w:type="dxa"/>
-            <w:tcBorders>
-              <w:top w:val="single" w:sz="4" w:space="0" w:color="FFFFFF"/>
-              <w:left w:val="single" w:sz="4" w:space="0" w:color="FFFFFF"/>
-              <w:bottom w:val="single" w:sz="4" w:space="0" w:color="FFFFFF"/>
-              <w:right w:val="single" w:sz="4" w:space="0" w:color="FFFFFF"/>
-            </w:tcBorders>
-            <w:shd w:val="clear" w:color="B5E6A2" w:fill="B5E6A2"/>
-            <w:noWrap/>
-            <w:vAlign w:val="bottom"/>
-            <w:hideMark/>
-          </w:tcPr>
-          <w:p>
-            <w:pPr>
-              <w:spacing w:after="0" w:line="240" w:lineRule="auto"/>
-              <w:jc w:val="right"/>
-              <w:rPr>
-                <w:rFonts w:ascii="Aptos Narrow" w:eastAsia="Times New Roman" w:hAnsi="Aptos Narrow" w:cs="Times New Roman"/>
-                <w:color w:val="000000"/>
-                <w:lang w:eastAsia="en-GB"/>
-              </w:rPr>
-            </w:pPr>
-            <w:r>
-              <w:rPr>
-                <w:rFonts w:ascii="Aptos Narrow" w:eastAsia="Times New Roman" w:hAnsi="Aptos Narrow" w:cs="Times New Roman"/>
-                <w:color w:val="000000"/>
-                <w:lang w:eastAsia="en-GB"/>
-              </w:rPr>
-              <w:t>0</w:t>
-            </w:r>
-          </w:p>
-        </w:tc>
-        <w:tc>
-          <w:tcPr>
-            <w:tcW w:w="960" w:type="dxa"/>
-            <w:tcBorders>
-              <w:top w:val="single" w:sz="4" w:space="0" w:color="FFFFFF"/>
-              <w:left w:val="single" w:sz="4" w:space="0" w:color="FFFFFF"/>
-              <w:bottom w:val="single" w:sz="4" w:space="0" w:color="FFFFFF"/>
-              <w:right w:val="single" w:sz="4" w:space="0" w:color="FFFFFF"/>
-            </w:tcBorders>
-            <w:shd w:val="clear" w:color="B5E6A2" w:fill="B5E6A2"/>
-            <w:noWrap/>
-            <w:vAlign w:val="bottom"/>
-            <w:hideMark/>
-          </w:tcPr>
-          <w:p>
-            <w:pPr>
-              <w:spacing w:after="0" w:line="240" w:lineRule="auto"/>
-              <w:jc w:val="right"/>
-              <w:rPr>
-                <w:rFonts w:ascii="Aptos Narrow" w:eastAsia="Times New Roman" w:hAnsi="Aptos Narrow" w:cs="Times New Roman"/>
-                <w:color w:val="000000"/>
-                <w:lang w:eastAsia="en-GB"/>
-              </w:rPr>
-            </w:pPr>
-            <w:r>
-              <w:rPr>
-                <w:rFonts w:ascii="Aptos Narrow" w:eastAsia="Times New Roman" w:hAnsi="Aptos Narrow" w:cs="Times New Roman"/>
-                <w:color w:val="000000"/>
-                <w:lang w:eastAsia="en-GB"/>
-              </w:rPr>
-              <w:t>62</w:t>
-            </w:r>
-          </w:p>
-        </w:tc>
-        <w:tc>
-          <w:tcPr>
-            <w:tcW w:w="960" w:type="dxa"/>
-            <w:tcBorders>
-              <w:top w:val="single" w:sz="4" w:space="0" w:color="FFFFFF"/>
-              <w:left w:val="single" w:sz="4" w:space="0" w:color="FFFFFF"/>
-              <w:bottom w:val="single" w:sz="4" w:space="0" w:color="FFFFFF"/>
-              <w:right w:val="single" w:sz="4" w:space="0" w:color="FFFFFF"/>
-            </w:tcBorders>
-            <w:shd w:val="clear" w:color="B5E6A2" w:fill="B5E6A2"/>
-            <w:noWrap/>
-            <w:vAlign w:val="bottom"/>
-            <w:hideMark/>
-          </w:tcPr>
-          <w:p>
-            <w:pPr>
-              <w:spacing w:after="0" w:line="240" w:lineRule="auto"/>
-              <w:jc w:val="right"/>
-              <w:rPr>
-                <w:rFonts w:ascii="Aptos Narrow" w:eastAsia="Times New Roman" w:hAnsi="Aptos Narrow" w:cs="Times New Roman"/>
-                <w:color w:val="000000"/>
-                <w:lang w:eastAsia="en-GB"/>
-              </w:rPr>
-            </w:pPr>
-            <w:r>
-              <w:rPr>
-                <w:rFonts w:ascii="Aptos Narrow" w:eastAsia="Times New Roman" w:hAnsi="Aptos Narrow" w:cs="Times New Roman"/>
-                <w:color w:val="000000"/>
-                <w:lang w:eastAsia="en-GB"/>
-              </w:rPr>
-              <w:t>0</w:t>
-            </w:r>
-          </w:p>
-        </w:tc>
-        <w:tc>
-          <w:tcPr>
-            <w:tcW w:w="1280" w:type="dxa"/>
-            <w:tcBorders>
-              <w:top w:val="single" w:sz="4" w:space="0" w:color="FFFFFF"/>
-              <w:left w:val="single" w:sz="4" w:space="0" w:color="FFFFFF"/>
-              <w:bottom w:val="single" w:sz="4" w:space="0" w:color="FFFFFF"/>
-              <w:right w:val="nil"/>
-            </w:tcBorders>
-            <w:shd w:val="clear" w:color="B5E6A2" w:fill="B5E6A2"/>
-            <w:noWrap/>
-            <w:vAlign w:val="bottom"/>
-            <w:hideMark/>
-          </w:tcPr>
-          <w:p>
-            <w:pPr>
-              <w:spacing w:after="0" w:line="240" w:lineRule="auto"/>
-              <w:jc w:val="right"/>
-              <w:rPr>
-                <w:rFonts w:ascii="Aptos Narrow" w:eastAsia="Times New Roman" w:hAnsi="Aptos Narrow" w:cs="Times New Roman"/>
-                <w:color w:val="000000"/>
-                <w:lang w:eastAsia="en-GB"/>
-              </w:rPr>
-            </w:pPr>
-            <w:r>
-              <w:rPr>
-                <w:rFonts w:ascii="Aptos Narrow" w:eastAsia="Times New Roman" w:hAnsi="Aptos Narrow" w:cs="Times New Roman"/>
-                <w:color w:val="000000"/>
-                <w:lang w:eastAsia="en-GB"/>
-              </w:rPr>
-              <w:t>0</w:t>
-            </w:r>
-          </w:p>
-        </w:tc>
-      </w:tr>
-      <w:tr>
-        <w:trPr>
-          <w:trHeight w:val="290"/>
-        </w:trPr>
-        <w:tc>
-          <w:tcPr>
-            <w:tcW w:w="2100" w:type="dxa"/>
-            <w:tcBorders>
-              <w:top w:val="single" w:sz="4" w:space="0" w:color="FFFFFF"/>
-              <w:left w:val="nil"/>
-              <w:bottom w:val="single" w:sz="4" w:space="0" w:color="FFFFFF"/>
-              <w:right w:val="single" w:sz="4" w:space="0" w:color="FFFFFF"/>
-            </w:tcBorders>
-            <w:shd w:val="clear" w:color="000000" w:fill="4EA72E"/>
-            <w:noWrap/>
-            <w:vAlign w:val="bottom"/>
-            <w:hideMark/>
-          </w:tcPr>
-          <w:p>
-            <w:pPr>
-              <w:spacing w:after="0" w:line="240" w:lineRule="auto"/>
-              <w:rPr>
-                <w:rFonts w:ascii="Aptos Narrow" w:eastAsia="Times New Roman" w:hAnsi="Aptos Narrow" w:cs="Times New Roman"/>
-                <w:color w:val="000000"/>
-                <w:lang w:eastAsia="en-GB"/>
-              </w:rPr>
-            </w:pPr>
-            <w:r>
-              <w:rPr>
-                <w:rFonts w:ascii="Aptos Narrow" w:eastAsia="Times New Roman" w:hAnsi="Aptos Narrow" w:cs="Times New Roman"/>
-                <w:color w:val="000000"/>
-                <w:lang w:eastAsia="en-GB"/>
-              </w:rPr>
-              <w:t>Infant (Month 8)</w:t>
-            </w:r>
-          </w:p>
-        </w:tc>
-        <w:tc>
-          <w:tcPr>
-            <w:tcW w:w="960" w:type="dxa"/>
-            <w:tcBorders>
-              <w:top w:val="single" w:sz="4" w:space="0" w:color="FFFFFF"/>
-              <w:left w:val="single" w:sz="4" w:space="0" w:color="FFFFFF"/>
-              <w:bottom w:val="single" w:sz="4" w:space="0" w:color="FFFFFF"/>
-              <w:right w:val="single" w:sz="4" w:space="0" w:color="FFFFFF"/>
-            </w:tcBorders>
-            <w:shd w:val="clear" w:color="DAF2D0" w:fill="DAF2D0"/>
-            <w:noWrap/>
-            <w:vAlign w:val="bottom"/>
-            <w:hideMark/>
-          </w:tcPr>
-          <w:p>
-            <w:pPr>
-              <w:spacing w:after="0" w:line="240" w:lineRule="auto"/>
-              <w:jc w:val="right"/>
-              <w:rPr>
-                <w:rFonts w:ascii="Aptos Narrow" w:eastAsia="Times New Roman" w:hAnsi="Aptos Narrow" w:cs="Times New Roman"/>
-                <w:color w:val="000000"/>
-                <w:lang w:eastAsia="en-GB"/>
-              </w:rPr>
-            </w:pPr>
-            <w:r>
-              <w:rPr>
-                <w:rFonts w:ascii="Aptos Narrow" w:eastAsia="Times New Roman" w:hAnsi="Aptos Narrow" w:cs="Times New Roman"/>
-                <w:color w:val="000000"/>
-                <w:lang w:eastAsia="en-GB"/>
-              </w:rPr>
-              <w:t>0</w:t>
-            </w:r>
-          </w:p>
-        </w:tc>
-        <w:tc>
-          <w:tcPr>
-            <w:tcW w:w="960" w:type="dxa"/>
-            <w:tcBorders>
-              <w:top w:val="single" w:sz="4" w:space="0" w:color="FFFFFF"/>
-              <w:left w:val="single" w:sz="4" w:space="0" w:color="FFFFFF"/>
-              <w:bottom w:val="single" w:sz="4" w:space="0" w:color="FFFFFF"/>
-              <w:right w:val="single" w:sz="4" w:space="0" w:color="FFFFFF"/>
-            </w:tcBorders>
-            <w:shd w:val="clear" w:color="DAF2D0" w:fill="DAF2D0"/>
-            <w:noWrap/>
-            <w:vAlign w:val="bottom"/>
-            <w:hideMark/>
-          </w:tcPr>
-          <w:p>
-            <w:pPr>
-              <w:spacing w:after="0" w:line="240" w:lineRule="auto"/>
-              <w:jc w:val="right"/>
-              <w:rPr>
-                <w:rFonts w:ascii="Aptos Narrow" w:eastAsia="Times New Roman" w:hAnsi="Aptos Narrow" w:cs="Times New Roman"/>
-                <w:color w:val="000000"/>
-                <w:lang w:eastAsia="en-GB"/>
-              </w:rPr>
-            </w:pPr>
-            <w:r>
-              <w:rPr>
-                <w:rFonts w:ascii="Aptos Narrow" w:eastAsia="Times New Roman" w:hAnsi="Aptos Narrow" w:cs="Times New Roman"/>
-                <w:color w:val="000000"/>
-                <w:lang w:eastAsia="en-GB"/>
-              </w:rPr>
-              <w:t>0</w:t>
-            </w:r>
-          </w:p>
-        </w:tc>
-        <w:tc>
-          <w:tcPr>
-            <w:tcW w:w="960" w:type="dxa"/>
-            <w:tcBorders>
-              <w:top w:val="single" w:sz="4" w:space="0" w:color="FFFFFF"/>
-              <w:left w:val="single" w:sz="4" w:space="0" w:color="FFFFFF"/>
-              <w:bottom w:val="single" w:sz="4" w:space="0" w:color="FFFFFF"/>
-              <w:right w:val="single" w:sz="4" w:space="0" w:color="FFFFFF"/>
-            </w:tcBorders>
-            <w:shd w:val="clear" w:color="DAF2D0" w:fill="DAF2D0"/>
-            <w:noWrap/>
-            <w:vAlign w:val="bottom"/>
-            <w:hideMark/>
-          </w:tcPr>
-          <w:p>
-            <w:pPr>
-              <w:spacing w:after="0" w:line="240" w:lineRule="auto"/>
-              <w:jc w:val="right"/>
-              <w:rPr>
-                <w:rFonts w:ascii="Aptos Narrow" w:eastAsia="Times New Roman" w:hAnsi="Aptos Narrow" w:cs="Times New Roman"/>
-                <w:color w:val="000000"/>
-                <w:lang w:eastAsia="en-GB"/>
-              </w:rPr>
-            </w:pPr>
-            <w:r>
-              <w:rPr>
-                <w:rFonts w:ascii="Aptos Narrow" w:eastAsia="Times New Roman" w:hAnsi="Aptos Narrow" w:cs="Times New Roman"/>
-                <w:color w:val="000000"/>
-                <w:lang w:eastAsia="en-GB"/>
-              </w:rPr>
-              <w:t>58</w:t>
-            </w:r>
-          </w:p>
-        </w:tc>
-        <w:tc>
-          <w:tcPr>
-            <w:tcW w:w="960" w:type="dxa"/>
-            <w:tcBorders>
-              <w:top w:val="single" w:sz="4" w:space="0" w:color="FFFFFF"/>
-              <w:left w:val="single" w:sz="4" w:space="0" w:color="FFFFFF"/>
-              <w:bottom w:val="single" w:sz="4" w:space="0" w:color="FFFFFF"/>
-              <w:right w:val="single" w:sz="4" w:space="0" w:color="FFFFFF"/>
-            </w:tcBorders>
-            <w:shd w:val="clear" w:color="DAF2D0" w:fill="DAF2D0"/>
-            <w:noWrap/>
-            <w:vAlign w:val="bottom"/>
-            <w:hideMark/>
-          </w:tcPr>
-          <w:p>
-            <w:pPr>
-              <w:spacing w:after="0" w:line="240" w:lineRule="auto"/>
-              <w:jc w:val="right"/>
-              <w:rPr>
-                <w:rFonts w:ascii="Aptos Narrow" w:eastAsia="Times New Roman" w:hAnsi="Aptos Narrow" w:cs="Times New Roman"/>
-                <w:color w:val="000000"/>
-                <w:lang w:eastAsia="en-GB"/>
-              </w:rPr>
-            </w:pPr>
-            <w:r>
-              <w:rPr>
-                <w:rFonts w:ascii="Aptos Narrow" w:eastAsia="Times New Roman" w:hAnsi="Aptos Narrow" w:cs="Times New Roman"/>
-                <w:color w:val="000000"/>
-                <w:lang w:eastAsia="en-GB"/>
-              </w:rPr>
-              <w:t>0</w:t>
-            </w:r>
-          </w:p>
-        </w:tc>
-        <w:tc>
-          <w:tcPr>
-            <w:tcW w:w="1280" w:type="dxa"/>
-            <w:tcBorders>
-              <w:top w:val="single" w:sz="4" w:space="0" w:color="FFFFFF"/>
-              <w:left w:val="single" w:sz="4" w:space="0" w:color="FFFFFF"/>
-              <w:bottom w:val="single" w:sz="4" w:space="0" w:color="FFFFFF"/>
-              <w:right w:val="nil"/>
-            </w:tcBorders>
-            <w:shd w:val="clear" w:color="DAF2D0" w:fill="DAF2D0"/>
-            <w:noWrap/>
-            <w:vAlign w:val="bottom"/>
-            <w:hideMark/>
-          </w:tcPr>
-          <w:p>
-            <w:pPr>
-              <w:spacing w:after="0" w:line="240" w:lineRule="auto"/>
-              <w:jc w:val="right"/>
-              <w:rPr>
-                <w:rFonts w:ascii="Aptos Narrow" w:eastAsia="Times New Roman" w:hAnsi="Aptos Narrow" w:cs="Times New Roman"/>
-                <w:color w:val="000000"/>
-                <w:lang w:eastAsia="en-GB"/>
-              </w:rPr>
-            </w:pPr>
-            <w:r>
-              <w:rPr>
-                <w:rFonts w:ascii="Aptos Narrow" w:eastAsia="Times New Roman" w:hAnsi="Aptos Narrow" w:cs="Times New Roman"/>
-                <w:color w:val="000000"/>
-                <w:lang w:eastAsia="en-GB"/>
-              </w:rPr>
-              <w:t>0</w:t>
-            </w:r>
-          </w:p>
-        </w:tc>
-      </w:tr>
-      <w:tr>
-        <w:trPr>
-          <w:trHeight w:val="290"/>
-        </w:trPr>
-        <w:tc>
-          <w:tcPr>
-            <w:tcW w:w="2100" w:type="dxa"/>
-            <w:tcBorders>
-              <w:top w:val="single" w:sz="4" w:space="0" w:color="FFFFFF"/>
-              <w:left w:val="nil"/>
-              <w:bottom w:val="single" w:sz="4" w:space="0" w:color="FFFFFF"/>
-              <w:right w:val="single" w:sz="4" w:space="0" w:color="FFFFFF"/>
-            </w:tcBorders>
-            <w:shd w:val="clear" w:color="000000" w:fill="4EA72E"/>
-            <w:noWrap/>
-            <w:vAlign w:val="bottom"/>
-            <w:hideMark/>
-          </w:tcPr>
-          <w:p>
-            <w:pPr>
-              <w:spacing w:after="0" w:line="240" w:lineRule="auto"/>
-              <w:rPr>
-                <w:rFonts w:ascii="Aptos Narrow" w:eastAsia="Times New Roman" w:hAnsi="Aptos Narrow" w:cs="Times New Roman"/>
-                <w:color w:val="000000"/>
-                <w:lang w:eastAsia="en-GB"/>
-              </w:rPr>
-            </w:pPr>
-            <w:r>
-              <w:rPr>
-                <w:rFonts w:ascii="Aptos Narrow" w:eastAsia="Times New Roman" w:hAnsi="Aptos Narrow" w:cs="Times New Roman"/>
-                <w:color w:val="000000"/>
-                <w:lang w:eastAsia="en-GB"/>
-              </w:rPr>
-              <w:t>Infant (Month 9)</w:t>
-            </w:r>
-          </w:p>
-        </w:tc>
-        <w:tc>
-          <w:tcPr>
-            <w:tcW w:w="960" w:type="dxa"/>
-            <w:tcBorders>
-              <w:top w:val="single" w:sz="4" w:space="0" w:color="FFFFFF"/>
-              <w:left w:val="single" w:sz="4" w:space="0" w:color="FFFFFF"/>
-              <w:bottom w:val="single" w:sz="4" w:space="0" w:color="FFFFFF"/>
-              <w:right w:val="single" w:sz="4" w:space="0" w:color="FFFFFF"/>
-            </w:tcBorders>
-            <w:shd w:val="clear" w:color="B5E6A2" w:fill="B5E6A2"/>
-            <w:noWrap/>
-            <w:vAlign w:val="bottom"/>
-            <w:hideMark/>
-          </w:tcPr>
-          <w:p>
-            <w:pPr>
-              <w:spacing w:after="0" w:line="240" w:lineRule="auto"/>
-              <w:jc w:val="right"/>
-              <w:rPr>
-                <w:rFonts w:ascii="Aptos Narrow" w:eastAsia="Times New Roman" w:hAnsi="Aptos Narrow" w:cs="Times New Roman"/>
-                <w:color w:val="000000"/>
-                <w:lang w:eastAsia="en-GB"/>
-              </w:rPr>
-            </w:pPr>
-            <w:r>
-              <w:rPr>
-                <w:rFonts w:ascii="Aptos Narrow" w:eastAsia="Times New Roman" w:hAnsi="Aptos Narrow" w:cs="Times New Roman"/>
-                <w:color w:val="000000"/>
-                <w:lang w:eastAsia="en-GB"/>
-              </w:rPr>
-              <w:t>0</w:t>
-            </w:r>
-          </w:p>
-        </w:tc>
-        <w:tc>
-          <w:tcPr>
-            <w:tcW w:w="960" w:type="dxa"/>
-            <w:tcBorders>
-              <w:top w:val="single" w:sz="4" w:space="0" w:color="FFFFFF"/>
-              <w:left w:val="single" w:sz="4" w:space="0" w:color="FFFFFF"/>
-              <w:bottom w:val="single" w:sz="4" w:space="0" w:color="FFFFFF"/>
-              <w:right w:val="single" w:sz="4" w:space="0" w:color="FFFFFF"/>
-            </w:tcBorders>
-            <w:shd w:val="clear" w:color="B5E6A2" w:fill="B5E6A2"/>
-            <w:noWrap/>
-            <w:vAlign w:val="bottom"/>
-            <w:hideMark/>
-          </w:tcPr>
-          <w:p>
-            <w:pPr>
-              <w:spacing w:after="0" w:line="240" w:lineRule="auto"/>
-              <w:jc w:val="right"/>
-              <w:rPr>
-                <w:rFonts w:ascii="Aptos Narrow" w:eastAsia="Times New Roman" w:hAnsi="Aptos Narrow" w:cs="Times New Roman"/>
-                <w:color w:val="000000"/>
-                <w:lang w:eastAsia="en-GB"/>
-              </w:rPr>
-            </w:pPr>
-            <w:r>
-              <w:rPr>
-                <w:rFonts w:ascii="Aptos Narrow" w:eastAsia="Times New Roman" w:hAnsi="Aptos Narrow" w:cs="Times New Roman"/>
-                <w:color w:val="000000"/>
-                <w:lang w:eastAsia="en-GB"/>
-              </w:rPr>
-              <w:t>0</w:t>
-            </w:r>
-          </w:p>
-        </w:tc>
-        <w:tc>
-          <w:tcPr>
-            <w:tcW w:w="960" w:type="dxa"/>
-            <w:tcBorders>
-              <w:top w:val="single" w:sz="4" w:space="0" w:color="FFFFFF"/>
-              <w:left w:val="single" w:sz="4" w:space="0" w:color="FFFFFF"/>
-              <w:bottom w:val="single" w:sz="4" w:space="0" w:color="FFFFFF"/>
-              <w:right w:val="single" w:sz="4" w:space="0" w:color="FFFFFF"/>
-            </w:tcBorders>
-            <w:shd w:val="clear" w:color="B5E6A2" w:fill="B5E6A2"/>
-            <w:noWrap/>
-            <w:vAlign w:val="bottom"/>
-            <w:hideMark/>
-          </w:tcPr>
-          <w:p>
-            <w:pPr>
-              <w:spacing w:after="0" w:line="240" w:lineRule="auto"/>
-              <w:jc w:val="right"/>
-              <w:rPr>
-                <w:rFonts w:ascii="Aptos Narrow" w:eastAsia="Times New Roman" w:hAnsi="Aptos Narrow" w:cs="Times New Roman"/>
-                <w:color w:val="000000"/>
-                <w:lang w:eastAsia="en-GB"/>
-              </w:rPr>
-            </w:pPr>
-            <w:r>
-              <w:rPr>
-                <w:rFonts w:ascii="Aptos Narrow" w:eastAsia="Times New Roman" w:hAnsi="Aptos Narrow" w:cs="Times New Roman"/>
-                <w:color w:val="000000"/>
-                <w:lang w:eastAsia="en-GB"/>
-              </w:rPr>
-              <w:t>54</w:t>
-            </w:r>
-          </w:p>
-        </w:tc>
-        <w:tc>
-          <w:tcPr>
-            <w:tcW w:w="960" w:type="dxa"/>
-            <w:tcBorders>
-              <w:top w:val="single" w:sz="4" w:space="0" w:color="FFFFFF"/>
-              <w:left w:val="single" w:sz="4" w:space="0" w:color="FFFFFF"/>
-              <w:bottom w:val="single" w:sz="4" w:space="0" w:color="FFFFFF"/>
-              <w:right w:val="single" w:sz="4" w:space="0" w:color="FFFFFF"/>
-            </w:tcBorders>
-            <w:shd w:val="clear" w:color="B5E6A2" w:fill="B5E6A2"/>
-            <w:noWrap/>
-            <w:vAlign w:val="bottom"/>
-            <w:hideMark/>
-          </w:tcPr>
-          <w:p>
-            <w:pPr>
-              <w:spacing w:after="0" w:line="240" w:lineRule="auto"/>
-              <w:jc w:val="right"/>
-              <w:rPr>
-                <w:rFonts w:ascii="Aptos Narrow" w:eastAsia="Times New Roman" w:hAnsi="Aptos Narrow" w:cs="Times New Roman"/>
-                <w:color w:val="000000"/>
-                <w:lang w:eastAsia="en-GB"/>
-              </w:rPr>
-            </w:pPr>
-            <w:r>
-              <w:rPr>
-                <w:rFonts w:ascii="Aptos Narrow" w:eastAsia="Times New Roman" w:hAnsi="Aptos Narrow" w:cs="Times New Roman"/>
-                <w:color w:val="000000"/>
-                <w:lang w:eastAsia="en-GB"/>
-              </w:rPr>
-              <w:t>0</w:t>
-            </w:r>
-          </w:p>
-        </w:tc>
-        <w:tc>
-          <w:tcPr>
-            <w:tcW w:w="1280" w:type="dxa"/>
-            <w:tcBorders>
-              <w:top w:val="single" w:sz="4" w:space="0" w:color="FFFFFF"/>
-              <w:left w:val="single" w:sz="4" w:space="0" w:color="FFFFFF"/>
-              <w:bottom w:val="single" w:sz="4" w:space="0" w:color="FFFFFF"/>
-              <w:right w:val="nil"/>
-            </w:tcBorders>
-            <w:shd w:val="clear" w:color="B5E6A2" w:fill="B5E6A2"/>
-            <w:noWrap/>
-            <w:vAlign w:val="bottom"/>
-            <w:hideMark/>
-          </w:tcPr>
-          <w:p>
-            <w:pPr>
-              <w:spacing w:after="0" w:line="240" w:lineRule="auto"/>
-              <w:jc w:val="right"/>
-              <w:rPr>
-                <w:rFonts w:ascii="Aptos Narrow" w:eastAsia="Times New Roman" w:hAnsi="Aptos Narrow" w:cs="Times New Roman"/>
-                <w:color w:val="000000"/>
-                <w:lang w:eastAsia="en-GB"/>
-              </w:rPr>
-            </w:pPr>
-            <w:r>
-              <w:rPr>
-                <w:rFonts w:ascii="Aptos Narrow" w:eastAsia="Times New Roman" w:hAnsi="Aptos Narrow" w:cs="Times New Roman"/>
-                <w:color w:val="000000"/>
-                <w:lang w:eastAsia="en-GB"/>
-              </w:rPr>
-              <w:t>0</w:t>
-            </w:r>
-          </w:p>
-        </w:tc>
-      </w:tr>
-      <w:tr>
-        <w:trPr>
-          <w:trHeight w:val="290"/>
-        </w:trPr>
-        <w:tc>
-          <w:tcPr>
-            <w:tcW w:w="2100" w:type="dxa"/>
-            <w:tcBorders>
-              <w:top w:val="single" w:sz="4" w:space="0" w:color="FFFFFF"/>
-              <w:left w:val="nil"/>
-              <w:bottom w:val="single" w:sz="4" w:space="0" w:color="FFFFFF"/>
-              <w:right w:val="single" w:sz="4" w:space="0" w:color="FFFFFF"/>
-            </w:tcBorders>
-            <w:shd w:val="clear" w:color="000000" w:fill="4EA72E"/>
-            <w:noWrap/>
-            <w:vAlign w:val="bottom"/>
-            <w:hideMark/>
-          </w:tcPr>
-          <w:p>
-            <w:pPr>
-              <w:spacing w:after="0" w:line="240" w:lineRule="auto"/>
-              <w:rPr>
-                <w:rFonts w:ascii="Aptos Narrow" w:eastAsia="Times New Roman" w:hAnsi="Aptos Narrow" w:cs="Times New Roman"/>
-                <w:color w:val="000000"/>
-                <w:lang w:eastAsia="en-GB"/>
-              </w:rPr>
-            </w:pPr>
-            <w:r>
-              <w:rPr>
-                <w:rFonts w:ascii="Aptos Narrow" w:eastAsia="Times New Roman" w:hAnsi="Aptos Narrow" w:cs="Times New Roman"/>
-                <w:color w:val="000000"/>
-                <w:lang w:eastAsia="en-GB"/>
-              </w:rPr>
-              <w:t>Week 20</w:t>
-            </w:r>
-          </w:p>
-        </w:tc>
-        <w:tc>
-          <w:tcPr>
-            <w:tcW w:w="960" w:type="dxa"/>
-            <w:tcBorders>
-              <w:top w:val="single" w:sz="4" w:space="0" w:color="FFFFFF"/>
-              <w:left w:val="single" w:sz="4" w:space="0" w:color="FFFFFF"/>
-              <w:bottom w:val="single" w:sz="4" w:space="0" w:color="FFFFFF"/>
-              <w:right w:val="single" w:sz="4" w:space="0" w:color="FFFFFF"/>
-            </w:tcBorders>
-            <w:shd w:val="clear" w:color="DAF2D0" w:fill="DAF2D0"/>
-            <w:noWrap/>
-            <w:vAlign w:val="bottom"/>
-            <w:hideMark/>
-          </w:tcPr>
-          <w:p>
-            <w:pPr>
-              <w:spacing w:after="0" w:line="240" w:lineRule="auto"/>
-              <w:jc w:val="right"/>
-              <w:rPr>
-                <w:rFonts w:ascii="Aptos Narrow" w:eastAsia="Times New Roman" w:hAnsi="Aptos Narrow" w:cs="Times New Roman"/>
-                <w:color w:val="000000"/>
-                <w:lang w:eastAsia="en-GB"/>
-              </w:rPr>
-            </w:pPr>
-            <w:r>
-              <w:rPr>
-                <w:rFonts w:ascii="Aptos Narrow" w:eastAsia="Times New Roman" w:hAnsi="Aptos Narrow" w:cs="Times New Roman"/>
-                <w:color w:val="000000"/>
-                <w:lang w:eastAsia="en-GB"/>
-              </w:rPr>
-              <w:t>421</w:t>
-            </w:r>
-          </w:p>
-        </w:tc>
-        <w:tc>
-          <w:tcPr>
-            <w:tcW w:w="960" w:type="dxa"/>
-            <w:tcBorders>
-              <w:top w:val="single" w:sz="4" w:space="0" w:color="FFFFFF"/>
-              <w:left w:val="single" w:sz="4" w:space="0" w:color="FFFFFF"/>
-              <w:bottom w:val="single" w:sz="4" w:space="0" w:color="FFFFFF"/>
-              <w:right w:val="single" w:sz="4" w:space="0" w:color="FFFFFF"/>
-            </w:tcBorders>
-            <w:shd w:val="clear" w:color="DAF2D0" w:fill="DAF2D0"/>
-            <w:noWrap/>
-            <w:vAlign w:val="bottom"/>
-            <w:hideMark/>
-          </w:tcPr>
-          <w:p>
-            <w:pPr>
-              <w:spacing w:after="0" w:line="240" w:lineRule="auto"/>
-              <w:jc w:val="right"/>
-              <w:rPr>
-                <w:rFonts w:ascii="Aptos Narrow" w:eastAsia="Times New Roman" w:hAnsi="Aptos Narrow" w:cs="Times New Roman"/>
-                <w:color w:val="000000"/>
-                <w:lang w:eastAsia="en-GB"/>
-              </w:rPr>
-            </w:pPr>
-            <w:r>
-              <w:rPr>
-                <w:rFonts w:ascii="Aptos Narrow" w:eastAsia="Times New Roman" w:hAnsi="Aptos Narrow" w:cs="Times New Roman"/>
-                <w:color w:val="000000"/>
-                <w:lang w:eastAsia="en-GB"/>
-              </w:rPr>
-              <w:t>416</w:t>
-            </w:r>
-          </w:p>
-        </w:tc>
-        <w:tc>
-          <w:tcPr>
-            <w:tcW w:w="960" w:type="dxa"/>
-            <w:tcBorders>
-              <w:top w:val="single" w:sz="4" w:space="0" w:color="FFFFFF"/>
-              <w:left w:val="single" w:sz="4" w:space="0" w:color="FFFFFF"/>
-              <w:bottom w:val="single" w:sz="4" w:space="0" w:color="FFFFFF"/>
-              <w:right w:val="single" w:sz="4" w:space="0" w:color="FFFFFF"/>
-            </w:tcBorders>
-            <w:shd w:val="clear" w:color="DAF2D0" w:fill="DAF2D0"/>
-            <w:noWrap/>
-            <w:vAlign w:val="bottom"/>
-            <w:hideMark/>
-          </w:tcPr>
-          <w:p>
-            <w:pPr>
-              <w:spacing w:after="0" w:line="240" w:lineRule="auto"/>
-              <w:jc w:val="right"/>
-              <w:rPr>
-                <w:rFonts w:ascii="Aptos Narrow" w:eastAsia="Times New Roman" w:hAnsi="Aptos Narrow" w:cs="Times New Roman"/>
-                <w:color w:val="000000"/>
-                <w:lang w:eastAsia="en-GB"/>
-              </w:rPr>
-            </w:pPr>
-            <w:r>
-              <w:rPr>
-                <w:rFonts w:ascii="Aptos Narrow" w:eastAsia="Times New Roman" w:hAnsi="Aptos Narrow" w:cs="Times New Roman"/>
-                <w:color w:val="000000"/>
-                <w:lang w:eastAsia="en-GB"/>
-              </w:rPr>
-              <w:t>0</w:t>
-            </w:r>
-          </w:p>
-        </w:tc>
-        <w:tc>
-          <w:tcPr>
-            <w:tcW w:w="960" w:type="dxa"/>
-            <w:tcBorders>
-              <w:top w:val="single" w:sz="4" w:space="0" w:color="FFFFFF"/>
-              <w:left w:val="single" w:sz="4" w:space="0" w:color="FFFFFF"/>
-              <w:bottom w:val="single" w:sz="4" w:space="0" w:color="FFFFFF"/>
-              <w:right w:val="single" w:sz="4" w:space="0" w:color="FFFFFF"/>
-            </w:tcBorders>
-            <w:shd w:val="clear" w:color="DAF2D0" w:fill="DAF2D0"/>
-            <w:noWrap/>
-            <w:vAlign w:val="bottom"/>
-            <w:hideMark/>
-          </w:tcPr>
-          <w:p>
-            <w:pPr>
-              <w:spacing w:after="0" w:line="240" w:lineRule="auto"/>
-              <w:jc w:val="right"/>
-              <w:rPr>
-                <w:rFonts w:ascii="Aptos Narrow" w:eastAsia="Times New Roman" w:hAnsi="Aptos Narrow" w:cs="Times New Roman"/>
-                <w:color w:val="000000"/>
-                <w:lang w:eastAsia="en-GB"/>
-              </w:rPr>
-            </w:pPr>
-            <w:r>
-              <w:rPr>
-                <w:rFonts w:ascii="Aptos Narrow" w:eastAsia="Times New Roman" w:hAnsi="Aptos Narrow" w:cs="Times New Roman"/>
-                <w:color w:val="000000"/>
-                <w:lang w:eastAsia="en-GB"/>
-              </w:rPr>
-              <w:t>0</w:t>
-            </w:r>
-          </w:p>
-        </w:tc>
-        <w:tc>
-          <w:tcPr>
-            <w:tcW w:w="1280" w:type="dxa"/>
-            <w:tcBorders>
-              <w:top w:val="single" w:sz="4" w:space="0" w:color="FFFFFF"/>
-              <w:left w:val="single" w:sz="4" w:space="0" w:color="FFFFFF"/>
-              <w:bottom w:val="single" w:sz="4" w:space="0" w:color="FFFFFF"/>
-              <w:right w:val="nil"/>
-            </w:tcBorders>
-            <w:shd w:val="clear" w:color="DAF2D0" w:fill="DAF2D0"/>
-            <w:noWrap/>
-            <w:vAlign w:val="bottom"/>
-            <w:hideMark/>
-          </w:tcPr>
-          <w:p>
-            <w:pPr>
-              <w:spacing w:after="0" w:line="240" w:lineRule="auto"/>
-              <w:jc w:val="right"/>
-              <w:rPr>
-                <w:rFonts w:ascii="Aptos Narrow" w:eastAsia="Times New Roman" w:hAnsi="Aptos Narrow" w:cs="Times New Roman"/>
-                <w:color w:val="000000"/>
-                <w:lang w:eastAsia="en-GB"/>
-              </w:rPr>
-            </w:pPr>
-            <w:r>
-              <w:rPr>
-                <w:rFonts w:ascii="Aptos Narrow" w:eastAsia="Times New Roman" w:hAnsi="Aptos Narrow" w:cs="Times New Roman"/>
-                <w:color w:val="000000"/>
-                <w:lang w:eastAsia="en-GB"/>
-              </w:rPr>
-              <w:t>0</w:t>
-            </w:r>
-          </w:p>
-        </w:tc>
-      </w:tr>
-      <w:tr>
-        <w:trPr>
-          <w:trHeight w:val="290"/>
-        </w:trPr>
-        <w:tc>
-          <w:tcPr>
-            <w:tcW w:w="2100" w:type="dxa"/>
-            <w:tcBorders>
-              <w:top w:val="single" w:sz="4" w:space="0" w:color="FFFFFF"/>
-              <w:left w:val="nil"/>
-              <w:bottom w:val="single" w:sz="4" w:space="0" w:color="FFFFFF"/>
-              <w:right w:val="single" w:sz="4" w:space="0" w:color="FFFFFF"/>
-            </w:tcBorders>
-            <w:shd w:val="clear" w:color="000000" w:fill="4EA72E"/>
-            <w:noWrap/>
-            <w:vAlign w:val="bottom"/>
-            <w:hideMark/>
-          </w:tcPr>
-          <w:p>
-            <w:pPr>
-              <w:spacing w:after="0" w:line="240" w:lineRule="auto"/>
-              <w:rPr>
-                <w:rFonts w:ascii="Aptos Narrow" w:eastAsia="Times New Roman" w:hAnsi="Aptos Narrow" w:cs="Times New Roman"/>
-                <w:color w:val="000000"/>
-                <w:lang w:eastAsia="en-GB"/>
-              </w:rPr>
-            </w:pPr>
-            <w:r>
-              <w:rPr>
-                <w:rFonts w:ascii="Aptos Narrow" w:eastAsia="Times New Roman" w:hAnsi="Aptos Narrow" w:cs="Times New Roman"/>
-                <w:color w:val="000000"/>
-                <w:lang w:eastAsia="en-GB"/>
-              </w:rPr>
-              <w:t>Week 28</w:t>
-            </w:r>
-          </w:p>
-        </w:tc>
-        <w:tc>
-          <w:tcPr>
-            <w:tcW w:w="960" w:type="dxa"/>
-            <w:tcBorders>
-              <w:top w:val="single" w:sz="4" w:space="0" w:color="FFFFFF"/>
-              <w:left w:val="single" w:sz="4" w:space="0" w:color="FFFFFF"/>
-              <w:bottom w:val="single" w:sz="4" w:space="0" w:color="FFFFFF"/>
-              <w:right w:val="single" w:sz="4" w:space="0" w:color="FFFFFF"/>
-            </w:tcBorders>
-            <w:shd w:val="clear" w:color="B5E6A2" w:fill="B5E6A2"/>
-            <w:noWrap/>
-            <w:vAlign w:val="bottom"/>
-            <w:hideMark/>
-          </w:tcPr>
-          <w:p>
-            <w:pPr>
-              <w:spacing w:after="0" w:line="240" w:lineRule="auto"/>
-              <w:jc w:val="right"/>
-              <w:rPr>
-                <w:rFonts w:ascii="Aptos Narrow" w:eastAsia="Times New Roman" w:hAnsi="Aptos Narrow" w:cs="Times New Roman"/>
-                <w:color w:val="000000"/>
-                <w:lang w:eastAsia="en-GB"/>
-              </w:rPr>
-            </w:pPr>
-            <w:r>
-              <w:rPr>
-                <w:rFonts w:ascii="Aptos Narrow" w:eastAsia="Times New Roman" w:hAnsi="Aptos Narrow" w:cs="Times New Roman"/>
-                <w:color w:val="000000"/>
-                <w:lang w:eastAsia="en-GB"/>
-              </w:rPr>
-              <w:t>336</w:t>
-            </w:r>
-          </w:p>
-        </w:tc>
-        <w:tc>
-          <w:tcPr>
-            <w:tcW w:w="960" w:type="dxa"/>
-            <w:tcBorders>
-              <w:top w:val="single" w:sz="4" w:space="0" w:color="FFFFFF"/>
-              <w:left w:val="single" w:sz="4" w:space="0" w:color="FFFFFF"/>
-              <w:bottom w:val="single" w:sz="4" w:space="0" w:color="FFFFFF"/>
-              <w:right w:val="single" w:sz="4" w:space="0" w:color="FFFFFF"/>
-            </w:tcBorders>
-            <w:shd w:val="clear" w:color="B5E6A2" w:fill="B5E6A2"/>
-            <w:noWrap/>
-            <w:vAlign w:val="bottom"/>
-            <w:hideMark/>
-          </w:tcPr>
-          <w:p>
-            <w:pPr>
-              <w:spacing w:after="0" w:line="240" w:lineRule="auto"/>
-              <w:jc w:val="right"/>
-              <w:rPr>
-                <w:rFonts w:ascii="Aptos Narrow" w:eastAsia="Times New Roman" w:hAnsi="Aptos Narrow" w:cs="Times New Roman"/>
-                <w:color w:val="000000"/>
-                <w:lang w:eastAsia="en-GB"/>
-              </w:rPr>
-            </w:pPr>
-            <w:r>
-              <w:rPr>
-                <w:rFonts w:ascii="Aptos Narrow" w:eastAsia="Times New Roman" w:hAnsi="Aptos Narrow" w:cs="Times New Roman"/>
-                <w:color w:val="000000"/>
-                <w:lang w:eastAsia="en-GB"/>
-              </w:rPr>
-              <w:t>333</w:t>
-            </w:r>
-          </w:p>
-        </w:tc>
-        <w:tc>
-          <w:tcPr>
-            <w:tcW w:w="960" w:type="dxa"/>
-            <w:tcBorders>
-              <w:top w:val="single" w:sz="4" w:space="0" w:color="FFFFFF"/>
-              <w:left w:val="single" w:sz="4" w:space="0" w:color="FFFFFF"/>
-              <w:bottom w:val="single" w:sz="4" w:space="0" w:color="FFFFFF"/>
-              <w:right w:val="single" w:sz="4" w:space="0" w:color="FFFFFF"/>
-            </w:tcBorders>
-            <w:shd w:val="clear" w:color="B5E6A2" w:fill="B5E6A2"/>
-            <w:noWrap/>
-            <w:vAlign w:val="bottom"/>
-            <w:hideMark/>
-          </w:tcPr>
-          <w:p>
-            <w:pPr>
-              <w:spacing w:after="0" w:line="240" w:lineRule="auto"/>
-              <w:jc w:val="right"/>
-              <w:rPr>
-                <w:rFonts w:ascii="Aptos Narrow" w:eastAsia="Times New Roman" w:hAnsi="Aptos Narrow" w:cs="Times New Roman"/>
-                <w:color w:val="000000"/>
-                <w:lang w:eastAsia="en-GB"/>
-              </w:rPr>
-            </w:pPr>
-            <w:r>
-              <w:rPr>
-                <w:rFonts w:ascii="Aptos Narrow" w:eastAsia="Times New Roman" w:hAnsi="Aptos Narrow" w:cs="Times New Roman"/>
-                <w:color w:val="000000"/>
-                <w:lang w:eastAsia="en-GB"/>
-              </w:rPr>
-              <w:t>0</w:t>
-            </w:r>
-          </w:p>
-        </w:tc>
-        <w:tc>
-          <w:tcPr>
-            <w:tcW w:w="960" w:type="dxa"/>
-            <w:tcBorders>
-              <w:top w:val="single" w:sz="4" w:space="0" w:color="FFFFFF"/>
-              <w:left w:val="single" w:sz="4" w:space="0" w:color="FFFFFF"/>
-              <w:bottom w:val="single" w:sz="4" w:space="0" w:color="FFFFFF"/>
-              <w:right w:val="single" w:sz="4" w:space="0" w:color="FFFFFF"/>
-            </w:tcBorders>
-            <w:shd w:val="clear" w:color="B5E6A2" w:fill="B5E6A2"/>
-            <w:noWrap/>
-            <w:vAlign w:val="bottom"/>
-            <w:hideMark/>
-          </w:tcPr>
-          <w:p>
-            <w:pPr>
-              <w:spacing w:after="0" w:line="240" w:lineRule="auto"/>
-              <w:jc w:val="right"/>
-              <w:rPr>
-                <w:rFonts w:ascii="Aptos Narrow" w:eastAsia="Times New Roman" w:hAnsi="Aptos Narrow" w:cs="Times New Roman"/>
-                <w:color w:val="000000"/>
-                <w:lang w:eastAsia="en-GB"/>
-              </w:rPr>
-            </w:pPr>
-            <w:r>
-              <w:rPr>
-                <w:rFonts w:ascii="Aptos Narrow" w:eastAsia="Times New Roman" w:hAnsi="Aptos Narrow" w:cs="Times New Roman"/>
-                <w:color w:val="000000"/>
-                <w:lang w:eastAsia="en-GB"/>
-              </w:rPr>
-              <w:t>0</w:t>
-            </w:r>
-          </w:p>
-        </w:tc>
-        <w:tc>
-          <w:tcPr>
-            <w:tcW w:w="1280" w:type="dxa"/>
-            <w:tcBorders>
-              <w:top w:val="single" w:sz="4" w:space="0" w:color="FFFFFF"/>
-              <w:left w:val="single" w:sz="4" w:space="0" w:color="FFFFFF"/>
-              <w:bottom w:val="single" w:sz="4" w:space="0" w:color="FFFFFF"/>
-              <w:right w:val="nil"/>
-            </w:tcBorders>
-            <w:shd w:val="clear" w:color="B5E6A2" w:fill="B5E6A2"/>
-            <w:noWrap/>
-            <w:vAlign w:val="bottom"/>
-            <w:hideMark/>
-          </w:tcPr>
-          <w:p>
-            <w:pPr>
-              <w:spacing w:after="0" w:line="240" w:lineRule="auto"/>
-              <w:jc w:val="right"/>
-              <w:rPr>
-                <w:rFonts w:ascii="Aptos Narrow" w:eastAsia="Times New Roman" w:hAnsi="Aptos Narrow" w:cs="Times New Roman"/>
-                <w:color w:val="000000"/>
-                <w:lang w:eastAsia="en-GB"/>
-              </w:rPr>
-            </w:pPr>
-            <w:r>
-              <w:rPr>
-                <w:rFonts w:ascii="Aptos Narrow" w:eastAsia="Times New Roman" w:hAnsi="Aptos Narrow" w:cs="Times New Roman"/>
-                <w:color w:val="000000"/>
-                <w:lang w:eastAsia="en-GB"/>
-              </w:rPr>
-              <w:t>0</w:t>
-            </w:r>
-          </w:p>
-        </w:tc>
-      </w:tr>
-      <w:tr>
-        <w:trPr>
-          <w:trHeight w:val="290"/>
-        </w:trPr>
-        <w:tc>
-          <w:tcPr>
-            <w:tcW w:w="2100" w:type="dxa"/>
-            <w:tcBorders>
-              <w:top w:val="single" w:sz="4" w:space="0" w:color="FFFFFF"/>
-              <w:left w:val="nil"/>
-              <w:bottom w:val="nil"/>
-              <w:right w:val="single" w:sz="4" w:space="0" w:color="FFFFFF"/>
-            </w:tcBorders>
-            <w:shd w:val="clear" w:color="000000" w:fill="4EA72E"/>
-            <w:noWrap/>
-            <w:vAlign w:val="bottom"/>
-            <w:hideMark/>
-          </w:tcPr>
-          <w:p>
-            <w:pPr>
-              <w:spacing w:after="0" w:line="240" w:lineRule="auto"/>
-              <w:rPr>
-                <w:rFonts w:ascii="Aptos Narrow" w:eastAsia="Times New Roman" w:hAnsi="Aptos Narrow" w:cs="Times New Roman"/>
-                <w:color w:val="000000"/>
-                <w:lang w:eastAsia="en-GB"/>
-              </w:rPr>
-            </w:pPr>
-            <w:r>
-              <w:rPr>
-                <w:rFonts w:ascii="Aptos Narrow" w:eastAsia="Times New Roman" w:hAnsi="Aptos Narrow" w:cs="Times New Roman"/>
-                <w:color w:val="000000"/>
-                <w:lang w:eastAsia="en-GB"/>
-              </w:rPr>
-              <w:t>Week 36</w:t>
-            </w:r>
-          </w:p>
-        </w:tc>
-        <w:tc>
-          <w:tcPr>
-            <w:tcW w:w="960" w:type="dxa"/>
-            <w:tcBorders>
-              <w:top w:val="single" w:sz="4" w:space="0" w:color="FFFFFF"/>
-              <w:left w:val="single" w:sz="4" w:space="0" w:color="FFFFFF"/>
-              <w:bottom w:val="nil"/>
-              <w:right w:val="single" w:sz="4" w:space="0" w:color="FFFFFF"/>
-            </w:tcBorders>
-            <w:shd w:val="clear" w:color="DAF2D0" w:fill="DAF2D0"/>
-            <w:noWrap/>
-            <w:vAlign w:val="bottom"/>
-            <w:hideMark/>
-          </w:tcPr>
-          <w:p>
-            <w:pPr>
-              <w:spacing w:after="0" w:line="240" w:lineRule="auto"/>
-              <w:jc w:val="right"/>
-              <w:rPr>
-                <w:rFonts w:ascii="Aptos Narrow" w:eastAsia="Times New Roman" w:hAnsi="Aptos Narrow" w:cs="Times New Roman"/>
-                <w:color w:val="000000"/>
-                <w:lang w:eastAsia="en-GB"/>
-              </w:rPr>
-            </w:pPr>
-            <w:r>
-              <w:rPr>
-                <w:rFonts w:ascii="Aptos Narrow" w:eastAsia="Times New Roman" w:hAnsi="Aptos Narrow" w:cs="Times New Roman"/>
-                <w:color w:val="000000"/>
-                <w:lang w:eastAsia="en-GB"/>
-              </w:rPr>
-              <w:t>258</w:t>
-            </w:r>
-          </w:p>
-        </w:tc>
-        <w:tc>
-          <w:tcPr>
-            <w:tcW w:w="960" w:type="dxa"/>
-            <w:tcBorders>
-              <w:top w:val="single" w:sz="4" w:space="0" w:color="FFFFFF"/>
-              <w:left w:val="single" w:sz="4" w:space="0" w:color="FFFFFF"/>
-              <w:bottom w:val="nil"/>
-              <w:right w:val="single" w:sz="4" w:space="0" w:color="FFFFFF"/>
-            </w:tcBorders>
-            <w:shd w:val="clear" w:color="DAF2D0" w:fill="DAF2D0"/>
-            <w:noWrap/>
-            <w:vAlign w:val="bottom"/>
-            <w:hideMark/>
-          </w:tcPr>
-          <w:p>
-            <w:pPr>
-              <w:spacing w:after="0" w:line="240" w:lineRule="auto"/>
-              <w:jc w:val="right"/>
-              <w:rPr>
-                <w:rFonts w:ascii="Aptos Narrow" w:eastAsia="Times New Roman" w:hAnsi="Aptos Narrow" w:cs="Times New Roman"/>
-                <w:color w:val="000000"/>
-                <w:lang w:eastAsia="en-GB"/>
-              </w:rPr>
-            </w:pPr>
-            <w:r>
-              <w:rPr>
-                <w:rFonts w:ascii="Aptos Narrow" w:eastAsia="Times New Roman" w:hAnsi="Aptos Narrow" w:cs="Times New Roman"/>
-                <w:color w:val="000000"/>
-                <w:lang w:eastAsia="en-GB"/>
-              </w:rPr>
-              <w:t>258</w:t>
-            </w:r>
-          </w:p>
-        </w:tc>
-        <w:tc>
-          <w:tcPr>
-            <w:tcW w:w="960" w:type="dxa"/>
-            <w:tcBorders>
-              <w:top w:val="single" w:sz="4" w:space="0" w:color="FFFFFF"/>
-              <w:left w:val="single" w:sz="4" w:space="0" w:color="FFFFFF"/>
-              <w:bottom w:val="nil"/>
-              <w:right w:val="single" w:sz="4" w:space="0" w:color="FFFFFF"/>
-            </w:tcBorders>
-            <w:shd w:val="clear" w:color="DAF2D0" w:fill="DAF2D0"/>
-            <w:noWrap/>
-            <w:vAlign w:val="bottom"/>
-            <w:hideMark/>
-          </w:tcPr>
-          <w:p>
-            <w:pPr>
-              <w:spacing w:after="0" w:line="240" w:lineRule="auto"/>
-              <w:jc w:val="right"/>
-              <w:rPr>
-                <w:rFonts w:ascii="Aptos Narrow" w:eastAsia="Times New Roman" w:hAnsi="Aptos Narrow" w:cs="Times New Roman"/>
-                <w:color w:val="000000"/>
-                <w:lang w:eastAsia="en-GB"/>
-              </w:rPr>
-            </w:pPr>
-            <w:r>
-              <w:rPr>
-                <w:rFonts w:ascii="Aptos Narrow" w:eastAsia="Times New Roman" w:hAnsi="Aptos Narrow" w:cs="Times New Roman"/>
-                <w:color w:val="000000"/>
-                <w:lang w:eastAsia="en-GB"/>
-              </w:rPr>
-              <w:t>0</w:t>
-            </w:r>
-          </w:p>
-        </w:tc>
-        <w:tc>
-          <w:tcPr>
-            <w:tcW w:w="960" w:type="dxa"/>
-            <w:tcBorders>
-              <w:top w:val="single" w:sz="4" w:space="0" w:color="FFFFFF"/>
-              <w:left w:val="single" w:sz="4" w:space="0" w:color="FFFFFF"/>
-              <w:bottom w:val="nil"/>
-              <w:right w:val="single" w:sz="4" w:space="0" w:color="FFFFFF"/>
-            </w:tcBorders>
-            <w:shd w:val="clear" w:color="DAF2D0" w:fill="DAF2D0"/>
-            <w:noWrap/>
-            <w:vAlign w:val="bottom"/>
-            <w:hideMark/>
-          </w:tcPr>
-          <w:p>
-            <w:pPr>
-              <w:spacing w:after="0" w:line="240" w:lineRule="auto"/>
-              <w:jc w:val="right"/>
-              <w:rPr>
-                <w:rFonts w:ascii="Aptos Narrow" w:eastAsia="Times New Roman" w:hAnsi="Aptos Narrow" w:cs="Times New Roman"/>
-                <w:color w:val="000000"/>
-                <w:lang w:eastAsia="en-GB"/>
-              </w:rPr>
-            </w:pPr>
-            <w:r>
-              <w:rPr>
-                <w:rFonts w:ascii="Aptos Narrow" w:eastAsia="Times New Roman" w:hAnsi="Aptos Narrow" w:cs="Times New Roman"/>
-                <w:color w:val="000000"/>
-                <w:lang w:eastAsia="en-GB"/>
-              </w:rPr>
-              <w:t>0</w:t>
-            </w:r>
-          </w:p>
-        </w:tc>
-        <w:tc>
-          <w:tcPr>
-            <w:tcW w:w="1280" w:type="dxa"/>
-            <w:tcBorders>
-              <w:top w:val="single" w:sz="4" w:space="0" w:color="FFFFFF"/>
-              <w:left w:val="single" w:sz="4" w:space="0" w:color="FFFFFF"/>
-              <w:bottom w:val="nil"/>
-              <w:right w:val="nil"/>
-            </w:tcBorders>
-            <w:shd w:val="clear" w:color="DAF2D0" w:fill="DAF2D0"/>
-            <w:noWrap/>
-            <w:vAlign w:val="bottom"/>
-            <w:hideMark/>
-          </w:tcPr>
-          <w:p>
-            <w:pPr>
-              <w:spacing w:after="0" w:line="240" w:lineRule="auto"/>
-              <w:jc w:val="right"/>
+              <w:cnfStyle w:val="000000000000" w:firstRow="0" w:lastRow="0" w:firstColumn="0" w:lastColumn="0" w:oddVBand="0" w:evenVBand="0" w:oddHBand="0" w:evenHBand="0" w:firstRowFirstColumn="0" w:firstRowLastColumn="0" w:lastRowFirstColumn="0" w:lastRowLastColumn="0"/>
               <w:rPr>
                 <w:rFonts w:ascii="Aptos Narrow" w:eastAsia="Times New Roman" w:hAnsi="Aptos Narrow" w:cs="Times New Roman"/>
                 <w:color w:val="000000"/>
@@ -4678,22 +3689,15 @@
           <w:tab w:val="left" w:pos="4345"/>
         </w:tabs>
         <w:jc w:val="center"/>
-        <w:rPr>
-          <w:b/>
-          <w:bCs/>
-        </w:rPr>
-      </w:pPr>
-    </w:p>
-    <w:p>
-      <w:pPr>
-        <w:tabs>
-          <w:tab w:val="left" w:pos="4345"/>
-        </w:tabs>
       </w:pPr>
     </w:p>
     <w:sectPr>
-      <w:headerReference w:type="default" r:id="rId15"/>
-      <w:footerReference w:type="default" r:id="rId16"/>
+      <w:headerReference w:type="even" r:id="rId15"/>
+      <w:headerReference w:type="default" r:id="rId16"/>
+      <w:footerReference w:type="even" r:id="rId17"/>
+      <w:footerReference w:type="default" r:id="rId18"/>
+      <w:headerReference w:type="first" r:id="rId19"/>
+      <w:footerReference w:type="first" r:id="rId20"/>
       <w:pgSz w:w="11906" w:h="16838"/>
       <w:pgMar w:top="1440" w:right="991" w:bottom="1440" w:left="567" w:header="708" w:footer="708" w:gutter="0"/>
       <w:cols w:space="708"/>
@@ -4704,7 +3708,7 @@
 </file>
 
 <file path=word/endnotes.xml><?xml version="1.0" encoding="utf-8"?>
-<w:endnotes xmlns:wpc="http://schemas.microsoft.com/office/word/2010/wordprocessingCanvas" xmlns:cx="http://schemas.microsoft.com/office/drawing/2014/chartex" xmlns:cx1="http://schemas.microsoft.com/office/drawing/2015/9/8/chartex" xmlns:cx2="http://schemas.microsoft.com/office/drawing/2015/10/21/chartex" xmlns:cx3="http://schemas.microsoft.com/office/drawing/2016/5/9/chartex" xmlns:cx4="http://schemas.microsoft.com/office/drawing/2016/5/10/chartex" xmlns:cx5="http://schemas.microsoft.com/office/drawing/2016/5/11/chartex" xmlns:cx6="http://schemas.microsoft.com/office/drawing/2016/5/12/chartex" xmlns:cx7="http://schemas.microsoft.com/office/drawing/2016/5/13/chartex" xmlns:cx8="http://schemas.microsoft.com/office/drawing/2016/5/14/chartex" xmlns:mc="http://schemas.openxmlformats.org/markup-compatibility/2006" xmlns:aink="http://schemas.microsoft.com/office/drawing/2016/ink" xmlns:am3d="http://schemas.microsoft.com/office/drawing/2017/model3d" xmlns:o="urn:schemas-microsoft-com:office:office" xmlns:oel="http://schemas.microsoft.com/office/2019/extlst" xmlns:r="http://schemas.openxmlformats.org/officeDocument/2006/relationships" xmlns:m="http://schemas.openxmlformats.org/officeDocument/2006/math" xmlns:v="urn:schemas-microsoft-com:vml" xmlns:wp14="http://schemas.microsoft.com/office/word/2010/wordprocessingDrawing" xmlns:wp="http://schemas.openxmlformats.org/drawingml/2006/wordprocessingDrawing" xmlns:w10="urn:schemas-microsoft-com:office:word" xmlns:w="http://schemas.openxmlformats.org/wordprocessingml/2006/main" xmlns:w14="http://schemas.microsoft.com/office/word/2010/wordml" xmlns:w15="http://schemas.microsoft.com/office/word/2012/wordml" xmlns:w16cex="http://schemas.microsoft.com/office/word/2018/wordml/cex" xmlns:w16cid="http://schemas.microsoft.com/office/word/2016/wordml/cid" xmlns:w16="http://schemas.microsoft.com/office/word/2018/wordml" xmlns:w16du="http://schemas.microsoft.com/office/word/2023/wordml/word16du" xmlns:w16sdtdh="http://schemas.microsoft.com/office/word/2020/wordml/sdtdatahash" xmlns:w16se="http://schemas.microsoft.com/office/word/2015/wordml/symex" xmlns:wpg="http://schemas.microsoft.com/office/word/2010/wordprocessingGroup" xmlns:wpi="http://schemas.microsoft.com/office/word/2010/wordprocessingInk" xmlns:wne="http://schemas.microsoft.com/office/word/2006/wordml" xmlns:wps="http://schemas.microsoft.com/office/word/2010/wordprocessingShape" mc:Ignorable="w14 w15 w16se w16cid w16 w16cex w16sdtdh w16du wp14">
+<w:endnotes xmlns:wpc="http://schemas.microsoft.com/office/word/2010/wordprocessingCanvas" xmlns:cx="http://schemas.microsoft.com/office/drawing/2014/chartex" xmlns:cx1="http://schemas.microsoft.com/office/drawing/2015/9/8/chartex" xmlns:cx2="http://schemas.microsoft.com/office/drawing/2015/10/21/chartex" xmlns:cx3="http://schemas.microsoft.com/office/drawing/2016/5/9/chartex" xmlns:cx4="http://schemas.microsoft.com/office/drawing/2016/5/10/chartex" xmlns:cx5="http://schemas.microsoft.com/office/drawing/2016/5/11/chartex" xmlns:cx6="http://schemas.microsoft.com/office/drawing/2016/5/12/chartex" xmlns:cx7="http://schemas.microsoft.com/office/drawing/2016/5/13/chartex" xmlns:cx8="http://schemas.microsoft.com/office/drawing/2016/5/14/chartex" xmlns:mc="http://schemas.openxmlformats.org/markup-compatibility/2006" xmlns:aink="http://schemas.microsoft.com/office/drawing/2016/ink" xmlns:am3d="http://schemas.microsoft.com/office/drawing/2017/model3d" xmlns:o="urn:schemas-microsoft-com:office:office" xmlns:oel="http://schemas.microsoft.com/office/2019/extlst" xmlns:r="http://schemas.openxmlformats.org/officeDocument/2006/relationships" xmlns:m="http://schemas.openxmlformats.org/officeDocument/2006/math" xmlns:v="urn:schemas-microsoft-com:vml" xmlns:wp14="http://schemas.microsoft.com/office/word/2010/wordprocessingDrawing" xmlns:wp="http://schemas.openxmlformats.org/drawingml/2006/wordprocessingDrawing" xmlns:w10="urn:schemas-microsoft-com:office:word" xmlns:w="http://schemas.openxmlformats.org/wordprocessingml/2006/main" xmlns:w14="http://schemas.microsoft.com/office/word/2010/wordml" xmlns:w15="http://schemas.microsoft.com/office/word/2012/wordml" xmlns:w16cex="http://schemas.microsoft.com/office/word/2018/wordml/cex" xmlns:w16cid="http://schemas.microsoft.com/office/word/2016/wordml/cid" xmlns:w16="http://schemas.microsoft.com/office/word/2018/wordml" xmlns:w16du="http://schemas.microsoft.com/office/word/2023/wordml/word16du" xmlns:w16sdtdh="http://schemas.microsoft.com/office/word/2020/wordml/sdtdatahash" xmlns:w16sdtfl="http://schemas.microsoft.com/office/word/2024/wordml/sdtformatlock" xmlns:w16se="http://schemas.microsoft.com/office/word/2015/wordml/symex" xmlns:wpg="http://schemas.microsoft.com/office/word/2010/wordprocessingGroup" xmlns:wpi="http://schemas.microsoft.com/office/word/2010/wordprocessingInk" xmlns:wne="http://schemas.microsoft.com/office/word/2006/wordml" xmlns:wps="http://schemas.microsoft.com/office/word/2010/wordprocessingShape" mc:Ignorable="w14 w15 w16se w16cid w16 w16cex w16sdtdh w16sdtfl w16du wp14">
   <w:endnote w:type="separator" w:id="-1">
     <w:p>
       <w:pPr>
@@ -4729,7 +3733,17 @@
 </file>
 
 <file path=word/footer1.xml><?xml version="1.0" encoding="utf-8"?>
-<w:ftr xmlns:wpc="http://schemas.microsoft.com/office/word/2010/wordprocessingCanvas" xmlns:cx="http://schemas.microsoft.com/office/drawing/2014/chartex" xmlns:cx1="http://schemas.microsoft.com/office/drawing/2015/9/8/chartex" xmlns:cx2="http://schemas.microsoft.com/office/drawing/2015/10/21/chartex" xmlns:cx3="http://schemas.microsoft.com/office/drawing/2016/5/9/chartex" xmlns:cx4="http://schemas.microsoft.com/office/drawing/2016/5/10/chartex" xmlns:cx5="http://schemas.microsoft.com/office/drawing/2016/5/11/chartex" xmlns:cx6="http://schemas.microsoft.com/office/drawing/2016/5/12/chartex" xmlns:cx7="http://schemas.microsoft.com/office/drawing/2016/5/13/chartex" xmlns:cx8="http://schemas.microsoft.com/office/drawing/2016/5/14/chartex" xmlns:mc="http://schemas.openxmlformats.org/markup-compatibility/2006" xmlns:aink="http://schemas.microsoft.com/office/drawing/2016/ink" xmlns:am3d="http://schemas.microsoft.com/office/drawing/2017/model3d" xmlns:o="urn:schemas-microsoft-com:office:office" xmlns:oel="http://schemas.microsoft.com/office/2019/extlst" xmlns:r="http://schemas.openxmlformats.org/officeDocument/2006/relationships" xmlns:m="http://schemas.openxmlformats.org/officeDocument/2006/math" xmlns:v="urn:schemas-microsoft-com:vml" xmlns:wp14="http://schemas.microsoft.com/office/word/2010/wordprocessingDrawing" xmlns:wp="http://schemas.openxmlformats.org/drawingml/2006/wordprocessingDrawing" xmlns:w10="urn:schemas-microsoft-com:office:word" xmlns:w="http://schemas.openxmlformats.org/wordprocessingml/2006/main" xmlns:w14="http://schemas.microsoft.com/office/word/2010/wordml" xmlns:w15="http://schemas.microsoft.com/office/word/2012/wordml" xmlns:w16cex="http://schemas.microsoft.com/office/word/2018/wordml/cex" xmlns:w16cid="http://schemas.microsoft.com/office/word/2016/wordml/cid" xmlns:w16="http://schemas.microsoft.com/office/word/2018/wordml" xmlns:w16du="http://schemas.microsoft.com/office/word/2023/wordml/word16du" xmlns:w16sdtdh="http://schemas.microsoft.com/office/word/2020/wordml/sdtdatahash" xmlns:w16se="http://schemas.microsoft.com/office/word/2015/wordml/symex" xmlns:wpg="http://schemas.microsoft.com/office/word/2010/wordprocessingGroup" xmlns:wpi="http://schemas.microsoft.com/office/word/2010/wordprocessingInk" xmlns:wne="http://schemas.microsoft.com/office/word/2006/wordml" xmlns:wps="http://schemas.microsoft.com/office/word/2010/wordprocessingShape" mc:Ignorable="w14 w15 w16se w16cid w16 w16cex w16sdtdh w16du wp14">
+<w:ftr xmlns:wpc="http://schemas.microsoft.com/office/word/2010/wordprocessingCanvas" xmlns:cx="http://schemas.microsoft.com/office/drawing/2014/chartex" xmlns:cx1="http://schemas.microsoft.com/office/drawing/2015/9/8/chartex" xmlns:cx2="http://schemas.microsoft.com/office/drawing/2015/10/21/chartex" xmlns:cx3="http://schemas.microsoft.com/office/drawing/2016/5/9/chartex" xmlns:cx4="http://schemas.microsoft.com/office/drawing/2016/5/10/chartex" xmlns:cx5="http://schemas.microsoft.com/office/drawing/2016/5/11/chartex" xmlns:cx6="http://schemas.microsoft.com/office/drawing/2016/5/12/chartex" xmlns:cx7="http://schemas.microsoft.com/office/drawing/2016/5/13/chartex" xmlns:cx8="http://schemas.microsoft.com/office/drawing/2016/5/14/chartex" xmlns:mc="http://schemas.openxmlformats.org/markup-compatibility/2006" xmlns:aink="http://schemas.microsoft.com/office/drawing/2016/ink" xmlns:am3d="http://schemas.microsoft.com/office/drawing/2017/model3d" xmlns:o="urn:schemas-microsoft-com:office:office" xmlns:oel="http://schemas.microsoft.com/office/2019/extlst" xmlns:r="http://schemas.openxmlformats.org/officeDocument/2006/relationships" xmlns:m="http://schemas.openxmlformats.org/officeDocument/2006/math" xmlns:v="urn:schemas-microsoft-com:vml" xmlns:wp14="http://schemas.microsoft.com/office/word/2010/wordprocessingDrawing" xmlns:wp="http://schemas.openxmlformats.org/drawingml/2006/wordprocessingDrawing" xmlns:w10="urn:schemas-microsoft-com:office:word" xmlns:w="http://schemas.openxmlformats.org/wordprocessingml/2006/main" xmlns:w14="http://schemas.microsoft.com/office/word/2010/wordml" xmlns:w15="http://schemas.microsoft.com/office/word/2012/wordml" xmlns:w16cex="http://schemas.microsoft.com/office/word/2018/wordml/cex" xmlns:w16cid="http://schemas.microsoft.com/office/word/2016/wordml/cid" xmlns:w16="http://schemas.microsoft.com/office/word/2018/wordml" xmlns:w16du="http://schemas.microsoft.com/office/word/2023/wordml/word16du" xmlns:w16sdtdh="http://schemas.microsoft.com/office/word/2020/wordml/sdtdatahash" xmlns:w16sdtfl="http://schemas.microsoft.com/office/word/2024/wordml/sdtformatlock" xmlns:w16se="http://schemas.microsoft.com/office/word/2015/wordml/symex" xmlns:wpg="http://schemas.microsoft.com/office/word/2010/wordprocessingGroup" xmlns:wpi="http://schemas.microsoft.com/office/word/2010/wordprocessingInk" xmlns:wne="http://schemas.microsoft.com/office/word/2006/wordml" xmlns:wps="http://schemas.microsoft.com/office/word/2010/wordprocessingShape" mc:Ignorable="w14 w15 w16se w16cid w16 w16cex w16sdtdh w16sdtfl w16du wp14">
+  <w:p>
+    <w:pPr>
+      <w:pStyle w:val="Footer"/>
+    </w:pPr>
+  </w:p>
+</w:ftr>
+</file>
+
+<file path=word/footer2.xml><?xml version="1.0" encoding="utf-8"?>
+<w:ftr xmlns:wpc="http://schemas.microsoft.com/office/word/2010/wordprocessingCanvas" xmlns:cx="http://schemas.microsoft.com/office/drawing/2014/chartex" xmlns:cx1="http://schemas.microsoft.com/office/drawing/2015/9/8/chartex" xmlns:cx2="http://schemas.microsoft.com/office/drawing/2015/10/21/chartex" xmlns:cx3="http://schemas.microsoft.com/office/drawing/2016/5/9/chartex" xmlns:cx4="http://schemas.microsoft.com/office/drawing/2016/5/10/chartex" xmlns:cx5="http://schemas.microsoft.com/office/drawing/2016/5/11/chartex" xmlns:cx6="http://schemas.microsoft.com/office/drawing/2016/5/12/chartex" xmlns:cx7="http://schemas.microsoft.com/office/drawing/2016/5/13/chartex" xmlns:cx8="http://schemas.microsoft.com/office/drawing/2016/5/14/chartex" xmlns:mc="http://schemas.openxmlformats.org/markup-compatibility/2006" xmlns:aink="http://schemas.microsoft.com/office/drawing/2016/ink" xmlns:am3d="http://schemas.microsoft.com/office/drawing/2017/model3d" xmlns:o="urn:schemas-microsoft-com:office:office" xmlns:oel="http://schemas.microsoft.com/office/2019/extlst" xmlns:r="http://schemas.openxmlformats.org/officeDocument/2006/relationships" xmlns:m="http://schemas.openxmlformats.org/officeDocument/2006/math" xmlns:v="urn:schemas-microsoft-com:vml" xmlns:wp14="http://schemas.microsoft.com/office/word/2010/wordprocessingDrawing" xmlns:wp="http://schemas.openxmlformats.org/drawingml/2006/wordprocessingDrawing" xmlns:w10="urn:schemas-microsoft-com:office:word" xmlns:w="http://schemas.openxmlformats.org/wordprocessingml/2006/main" xmlns:w14="http://schemas.microsoft.com/office/word/2010/wordml" xmlns:w15="http://schemas.microsoft.com/office/word/2012/wordml" xmlns:w16cex="http://schemas.microsoft.com/office/word/2018/wordml/cex" xmlns:w16cid="http://schemas.microsoft.com/office/word/2016/wordml/cid" xmlns:w16="http://schemas.microsoft.com/office/word/2018/wordml" xmlns:w16du="http://schemas.microsoft.com/office/word/2023/wordml/word16du" xmlns:w16sdtdh="http://schemas.microsoft.com/office/word/2020/wordml/sdtdatahash" xmlns:w16sdtfl="http://schemas.microsoft.com/office/word/2024/wordml/sdtformatlock" xmlns:w16se="http://schemas.microsoft.com/office/word/2015/wordml/symex" xmlns:wpg="http://schemas.microsoft.com/office/word/2010/wordprocessingGroup" xmlns:wpi="http://schemas.microsoft.com/office/word/2010/wordprocessingInk" xmlns:wne="http://schemas.microsoft.com/office/word/2006/wordml" xmlns:wps="http://schemas.microsoft.com/office/word/2010/wordprocessingShape" mc:Ignorable="w14 w15 w16se w16cid w16 w16cex w16sdtdh w16sdtfl w16du wp14">
   <w:p>
     <w:pPr>
       <w:pStyle w:val="Footer"/>
@@ -4738,32 +3752,45 @@
       <w:t xml:space="preserve">Report date: </w:t>
     </w:r>
     <w:r>
-      <w:t>2</w:t>
-    </w:r>
-    <w:r>
-      <w:t>3</w:t>
+      <w:t>28</w:t>
     </w:r>
     <w:r>
       <w:rPr>
         <w:vertAlign w:val="superscript"/>
       </w:rPr>
-      <w:t>rd</w:t>
+      <w:t>th</w:t>
     </w:r>
     <w:r>
       <w:t xml:space="preserve"> </w:t>
     </w:r>
     <w:r>
-      <w:t>OCT</w:t>
+      <w:t>April</w:t>
     </w:r>
     <w:r>
-      <w:t xml:space="preserve"> 2024</w:t>
+      <w:t xml:space="preserve"> </w:t>
+    </w:r>
+    <w:r>
+      <w:t xml:space="preserve"> 202</w:t>
+    </w:r>
+    <w:r>
+      <w:t>5</w:t>
     </w:r>
   </w:p>
 </w:ftr>
 </file>
 
+<file path=word/footer3.xml><?xml version="1.0" encoding="utf-8"?>
+<w:ftr xmlns:wpc="http://schemas.microsoft.com/office/word/2010/wordprocessingCanvas" xmlns:cx="http://schemas.microsoft.com/office/drawing/2014/chartex" xmlns:cx1="http://schemas.microsoft.com/office/drawing/2015/9/8/chartex" xmlns:cx2="http://schemas.microsoft.com/office/drawing/2015/10/21/chartex" xmlns:cx3="http://schemas.microsoft.com/office/drawing/2016/5/9/chartex" xmlns:cx4="http://schemas.microsoft.com/office/drawing/2016/5/10/chartex" xmlns:cx5="http://schemas.microsoft.com/office/drawing/2016/5/11/chartex" xmlns:cx6="http://schemas.microsoft.com/office/drawing/2016/5/12/chartex" xmlns:cx7="http://schemas.microsoft.com/office/drawing/2016/5/13/chartex" xmlns:cx8="http://schemas.microsoft.com/office/drawing/2016/5/14/chartex" xmlns:mc="http://schemas.openxmlformats.org/markup-compatibility/2006" xmlns:aink="http://schemas.microsoft.com/office/drawing/2016/ink" xmlns:am3d="http://schemas.microsoft.com/office/drawing/2017/model3d" xmlns:o="urn:schemas-microsoft-com:office:office" xmlns:oel="http://schemas.microsoft.com/office/2019/extlst" xmlns:r="http://schemas.openxmlformats.org/officeDocument/2006/relationships" xmlns:m="http://schemas.openxmlformats.org/officeDocument/2006/math" xmlns:v="urn:schemas-microsoft-com:vml" xmlns:wp14="http://schemas.microsoft.com/office/word/2010/wordprocessingDrawing" xmlns:wp="http://schemas.openxmlformats.org/drawingml/2006/wordprocessingDrawing" xmlns:w10="urn:schemas-microsoft-com:office:word" xmlns:w="http://schemas.openxmlformats.org/wordprocessingml/2006/main" xmlns:w14="http://schemas.microsoft.com/office/word/2010/wordml" xmlns:w15="http://schemas.microsoft.com/office/word/2012/wordml" xmlns:w16cex="http://schemas.microsoft.com/office/word/2018/wordml/cex" xmlns:w16cid="http://schemas.microsoft.com/office/word/2016/wordml/cid" xmlns:w16="http://schemas.microsoft.com/office/word/2018/wordml" xmlns:w16du="http://schemas.microsoft.com/office/word/2023/wordml/word16du" xmlns:w16sdtdh="http://schemas.microsoft.com/office/word/2020/wordml/sdtdatahash" xmlns:w16sdtfl="http://schemas.microsoft.com/office/word/2024/wordml/sdtformatlock" xmlns:w16se="http://schemas.microsoft.com/office/word/2015/wordml/symex" xmlns:wpg="http://schemas.microsoft.com/office/word/2010/wordprocessingGroup" xmlns:wpi="http://schemas.microsoft.com/office/word/2010/wordprocessingInk" xmlns:wne="http://schemas.microsoft.com/office/word/2006/wordml" xmlns:wps="http://schemas.microsoft.com/office/word/2010/wordprocessingShape" mc:Ignorable="w14 w15 w16se w16cid w16 w16cex w16sdtdh w16sdtfl w16du wp14">
+  <w:p>
+    <w:pPr>
+      <w:pStyle w:val="Footer"/>
+    </w:pPr>
+  </w:p>
+</w:ftr>
+</file>
+
 <file path=word/footnotes.xml><?xml version="1.0" encoding="utf-8"?>
-<w:footnotes xmlns:wpc="http://schemas.microsoft.com/office/word/2010/wordprocessingCanvas" xmlns:cx="http://schemas.microsoft.com/office/drawing/2014/chartex" xmlns:cx1="http://schemas.microsoft.com/office/drawing/2015/9/8/chartex" xmlns:cx2="http://schemas.microsoft.com/office/drawing/2015/10/21/chartex" xmlns:cx3="http://schemas.microsoft.com/office/drawing/2016/5/9/chartex" xmlns:cx4="http://schemas.microsoft.com/office/drawing/2016/5/10/chartex" xmlns:cx5="http://schemas.microsoft.com/office/drawing/2016/5/11/chartex" xmlns:cx6="http://schemas.microsoft.com/office/drawing/2016/5/12/chartex" xmlns:cx7="http://schemas.microsoft.com/office/drawing/2016/5/13/chartex" xmlns:cx8="http://schemas.microsoft.com/office/drawing/2016/5/14/chartex" xmlns:mc="http://schemas.openxmlformats.org/markup-compatibility/2006" xmlns:aink="http://schemas.microsoft.com/office/drawing/2016/ink" xmlns:am3d="http://schemas.microsoft.com/office/drawing/2017/model3d" xmlns:o="urn:schemas-microsoft-com:office:office" xmlns:oel="http://schemas.microsoft.com/office/2019/extlst" xmlns:r="http://schemas.openxmlformats.org/officeDocument/2006/relationships" xmlns:m="http://schemas.openxmlformats.org/officeDocument/2006/math" xmlns:v="urn:schemas-microsoft-com:vml" xmlns:wp14="http://schemas.microsoft.com/office/word/2010/wordprocessingDrawing" xmlns:wp="http://schemas.openxmlformats.org/drawingml/2006/wordprocessingDrawing" xmlns:w10="urn:schemas-microsoft-com:office:word" xmlns:w="http://schemas.openxmlformats.org/wordprocessingml/2006/main" xmlns:w14="http://schemas.microsoft.com/office/word/2010/wordml" xmlns:w15="http://schemas.microsoft.com/office/word/2012/wordml" xmlns:w16cex="http://schemas.microsoft.com/office/word/2018/wordml/cex" xmlns:w16cid="http://schemas.microsoft.com/office/word/2016/wordml/cid" xmlns:w16="http://schemas.microsoft.com/office/word/2018/wordml" xmlns:w16du="http://schemas.microsoft.com/office/word/2023/wordml/word16du" xmlns:w16sdtdh="http://schemas.microsoft.com/office/word/2020/wordml/sdtdatahash" xmlns:w16se="http://schemas.microsoft.com/office/word/2015/wordml/symex" xmlns:wpg="http://schemas.microsoft.com/office/word/2010/wordprocessingGroup" xmlns:wpi="http://schemas.microsoft.com/office/word/2010/wordprocessingInk" xmlns:wne="http://schemas.microsoft.com/office/word/2006/wordml" xmlns:wps="http://schemas.microsoft.com/office/word/2010/wordprocessingShape" mc:Ignorable="w14 w15 w16se w16cid w16 w16cex w16sdtdh w16du wp14">
+<w:footnotes xmlns:wpc="http://schemas.microsoft.com/office/word/2010/wordprocessingCanvas" xmlns:cx="http://schemas.microsoft.com/office/drawing/2014/chartex" xmlns:cx1="http://schemas.microsoft.com/office/drawing/2015/9/8/chartex" xmlns:cx2="http://schemas.microsoft.com/office/drawing/2015/10/21/chartex" xmlns:cx3="http://schemas.microsoft.com/office/drawing/2016/5/9/chartex" xmlns:cx4="http://schemas.microsoft.com/office/drawing/2016/5/10/chartex" xmlns:cx5="http://schemas.microsoft.com/office/drawing/2016/5/11/chartex" xmlns:cx6="http://schemas.microsoft.com/office/drawing/2016/5/12/chartex" xmlns:cx7="http://schemas.microsoft.com/office/drawing/2016/5/13/chartex" xmlns:cx8="http://schemas.microsoft.com/office/drawing/2016/5/14/chartex" xmlns:mc="http://schemas.openxmlformats.org/markup-compatibility/2006" xmlns:aink="http://schemas.microsoft.com/office/drawing/2016/ink" xmlns:am3d="http://schemas.microsoft.com/office/drawing/2017/model3d" xmlns:o="urn:schemas-microsoft-com:office:office" xmlns:oel="http://schemas.microsoft.com/office/2019/extlst" xmlns:r="http://schemas.openxmlformats.org/officeDocument/2006/relationships" xmlns:m="http://schemas.openxmlformats.org/officeDocument/2006/math" xmlns:v="urn:schemas-microsoft-com:vml" xmlns:wp14="http://schemas.microsoft.com/office/word/2010/wordprocessingDrawing" xmlns:wp="http://schemas.openxmlformats.org/drawingml/2006/wordprocessingDrawing" xmlns:w10="urn:schemas-microsoft-com:office:word" xmlns:w="http://schemas.openxmlformats.org/wordprocessingml/2006/main" xmlns:w14="http://schemas.microsoft.com/office/word/2010/wordml" xmlns:w15="http://schemas.microsoft.com/office/word/2012/wordml" xmlns:w16cex="http://schemas.microsoft.com/office/word/2018/wordml/cex" xmlns:w16cid="http://schemas.microsoft.com/office/word/2016/wordml/cid" xmlns:w16="http://schemas.microsoft.com/office/word/2018/wordml" xmlns:w16du="http://schemas.microsoft.com/office/word/2023/wordml/word16du" xmlns:w16sdtdh="http://schemas.microsoft.com/office/word/2020/wordml/sdtdatahash" xmlns:w16sdtfl="http://schemas.microsoft.com/office/word/2024/wordml/sdtformatlock" xmlns:w16se="http://schemas.microsoft.com/office/word/2015/wordml/symex" xmlns:wpg="http://schemas.microsoft.com/office/word/2010/wordprocessingGroup" xmlns:wpi="http://schemas.microsoft.com/office/word/2010/wordprocessingInk" xmlns:wne="http://schemas.microsoft.com/office/word/2006/wordml" xmlns:wps="http://schemas.microsoft.com/office/word/2010/wordprocessingShape" mc:Ignorable="w14 w15 w16se w16cid w16 w16cex w16sdtdh w16sdtfl w16du wp14">
   <w:footnote w:type="separator" w:id="-1">
     <w:p>
       <w:pPr>
@@ -4788,7 +3815,17 @@
 </file>
 
 <file path=word/header1.xml><?xml version="1.0" encoding="utf-8"?>
-<w:hdr xmlns:wpc="http://schemas.microsoft.com/office/word/2010/wordprocessingCanvas" xmlns:cx="http://schemas.microsoft.com/office/drawing/2014/chartex" xmlns:cx1="http://schemas.microsoft.com/office/drawing/2015/9/8/chartex" xmlns:cx2="http://schemas.microsoft.com/office/drawing/2015/10/21/chartex" xmlns:cx3="http://schemas.microsoft.com/office/drawing/2016/5/9/chartex" xmlns:cx4="http://schemas.microsoft.com/office/drawing/2016/5/10/chartex" xmlns:cx5="http://schemas.microsoft.com/office/drawing/2016/5/11/chartex" xmlns:cx6="http://schemas.microsoft.com/office/drawing/2016/5/12/chartex" xmlns:cx7="http://schemas.microsoft.com/office/drawing/2016/5/13/chartex" xmlns:cx8="http://schemas.microsoft.com/office/drawing/2016/5/14/chartex" xmlns:mc="http://schemas.openxmlformats.org/markup-compatibility/2006" xmlns:aink="http://schemas.microsoft.com/office/drawing/2016/ink" xmlns:am3d="http://schemas.microsoft.com/office/drawing/2017/model3d" xmlns:o="urn:schemas-microsoft-com:office:office" xmlns:oel="http://schemas.microsoft.com/office/2019/extlst" xmlns:r="http://schemas.openxmlformats.org/officeDocument/2006/relationships" xmlns:m="http://schemas.openxmlformats.org/officeDocument/2006/math" xmlns:v="urn:schemas-microsoft-com:vml" xmlns:wp14="http://schemas.microsoft.com/office/word/2010/wordprocessingDrawing" xmlns:wp="http://schemas.openxmlformats.org/drawingml/2006/wordprocessingDrawing" xmlns:w10="urn:schemas-microsoft-com:office:word" xmlns:w="http://schemas.openxmlformats.org/wordprocessingml/2006/main" xmlns:w14="http://schemas.microsoft.com/office/word/2010/wordml" xmlns:w15="http://schemas.microsoft.com/office/word/2012/wordml" xmlns:w16cex="http://schemas.microsoft.com/office/word/2018/wordml/cex" xmlns:w16cid="http://schemas.microsoft.com/office/word/2016/wordml/cid" xmlns:w16="http://schemas.microsoft.com/office/word/2018/wordml" xmlns:w16du="http://schemas.microsoft.com/office/word/2023/wordml/word16du" xmlns:w16sdtdh="http://schemas.microsoft.com/office/word/2020/wordml/sdtdatahash" xmlns:w16se="http://schemas.microsoft.com/office/word/2015/wordml/symex" xmlns:wpg="http://schemas.microsoft.com/office/word/2010/wordprocessingGroup" xmlns:wpi="http://schemas.microsoft.com/office/word/2010/wordprocessingInk" xmlns:wne="http://schemas.microsoft.com/office/word/2006/wordml" xmlns:wps="http://schemas.microsoft.com/office/word/2010/wordprocessingShape" mc:Ignorable="w14 w15 w16se w16cid w16 w16cex w16sdtdh w16du wp14">
+<w:hdr xmlns:wpc="http://schemas.microsoft.com/office/word/2010/wordprocessingCanvas" xmlns:cx="http://schemas.microsoft.com/office/drawing/2014/chartex" xmlns:cx1="http://schemas.microsoft.com/office/drawing/2015/9/8/chartex" xmlns:cx2="http://schemas.microsoft.com/office/drawing/2015/10/21/chartex" xmlns:cx3="http://schemas.microsoft.com/office/drawing/2016/5/9/chartex" xmlns:cx4="http://schemas.microsoft.com/office/drawing/2016/5/10/chartex" xmlns:cx5="http://schemas.microsoft.com/office/drawing/2016/5/11/chartex" xmlns:cx6="http://schemas.microsoft.com/office/drawing/2016/5/12/chartex" xmlns:cx7="http://schemas.microsoft.com/office/drawing/2016/5/13/chartex" xmlns:cx8="http://schemas.microsoft.com/office/drawing/2016/5/14/chartex" xmlns:mc="http://schemas.openxmlformats.org/markup-compatibility/2006" xmlns:aink="http://schemas.microsoft.com/office/drawing/2016/ink" xmlns:am3d="http://schemas.microsoft.com/office/drawing/2017/model3d" xmlns:o="urn:schemas-microsoft-com:office:office" xmlns:oel="http://schemas.microsoft.com/office/2019/extlst" xmlns:r="http://schemas.openxmlformats.org/officeDocument/2006/relationships" xmlns:m="http://schemas.openxmlformats.org/officeDocument/2006/math" xmlns:v="urn:schemas-microsoft-com:vml" xmlns:wp14="http://schemas.microsoft.com/office/word/2010/wordprocessingDrawing" xmlns:wp="http://schemas.openxmlformats.org/drawingml/2006/wordprocessingDrawing" xmlns:w10="urn:schemas-microsoft-com:office:word" xmlns:w="http://schemas.openxmlformats.org/wordprocessingml/2006/main" xmlns:w14="http://schemas.microsoft.com/office/word/2010/wordml" xmlns:w15="http://schemas.microsoft.com/office/word/2012/wordml" xmlns:w16cex="http://schemas.microsoft.com/office/word/2018/wordml/cex" xmlns:w16cid="http://schemas.microsoft.com/office/word/2016/wordml/cid" xmlns:w16="http://schemas.microsoft.com/office/word/2018/wordml" xmlns:w16du="http://schemas.microsoft.com/office/word/2023/wordml/word16du" xmlns:w16sdtdh="http://schemas.microsoft.com/office/word/2020/wordml/sdtdatahash" xmlns:w16sdtfl="http://schemas.microsoft.com/office/word/2024/wordml/sdtformatlock" xmlns:w16se="http://schemas.microsoft.com/office/word/2015/wordml/symex" xmlns:wpg="http://schemas.microsoft.com/office/word/2010/wordprocessingGroup" xmlns:wpi="http://schemas.microsoft.com/office/word/2010/wordprocessingInk" xmlns:wne="http://schemas.microsoft.com/office/word/2006/wordml" xmlns:wps="http://schemas.microsoft.com/office/word/2010/wordprocessingShape" mc:Ignorable="w14 w15 w16se w16cid w16 w16cex w16sdtdh w16sdtfl w16du wp14">
+  <w:p>
+    <w:pPr>
+      <w:pStyle w:val="Header"/>
+    </w:pPr>
+  </w:p>
+</w:hdr>
+</file>
+
+<file path=word/header2.xml><?xml version="1.0" encoding="utf-8"?>
+<w:hdr xmlns:wpc="http://schemas.microsoft.com/office/word/2010/wordprocessingCanvas" xmlns:cx="http://schemas.microsoft.com/office/drawing/2014/chartex" xmlns:cx1="http://schemas.microsoft.com/office/drawing/2015/9/8/chartex" xmlns:cx2="http://schemas.microsoft.com/office/drawing/2015/10/21/chartex" xmlns:cx3="http://schemas.microsoft.com/office/drawing/2016/5/9/chartex" xmlns:cx4="http://schemas.microsoft.com/office/drawing/2016/5/10/chartex" xmlns:cx5="http://schemas.microsoft.com/office/drawing/2016/5/11/chartex" xmlns:cx6="http://schemas.microsoft.com/office/drawing/2016/5/12/chartex" xmlns:cx7="http://schemas.microsoft.com/office/drawing/2016/5/13/chartex" xmlns:cx8="http://schemas.microsoft.com/office/drawing/2016/5/14/chartex" xmlns:mc="http://schemas.openxmlformats.org/markup-compatibility/2006" xmlns:aink="http://schemas.microsoft.com/office/drawing/2016/ink" xmlns:am3d="http://schemas.microsoft.com/office/drawing/2017/model3d" xmlns:o="urn:schemas-microsoft-com:office:office" xmlns:oel="http://schemas.microsoft.com/office/2019/extlst" xmlns:r="http://schemas.openxmlformats.org/officeDocument/2006/relationships" xmlns:m="http://schemas.openxmlformats.org/officeDocument/2006/math" xmlns:v="urn:schemas-microsoft-com:vml" xmlns:wp14="http://schemas.microsoft.com/office/word/2010/wordprocessingDrawing" xmlns:wp="http://schemas.openxmlformats.org/drawingml/2006/wordprocessingDrawing" xmlns:w10="urn:schemas-microsoft-com:office:word" xmlns:w="http://schemas.openxmlformats.org/wordprocessingml/2006/main" xmlns:w14="http://schemas.microsoft.com/office/word/2010/wordml" xmlns:w15="http://schemas.microsoft.com/office/word/2012/wordml" xmlns:w16cex="http://schemas.microsoft.com/office/word/2018/wordml/cex" xmlns:w16cid="http://schemas.microsoft.com/office/word/2016/wordml/cid" xmlns:w16="http://schemas.microsoft.com/office/word/2018/wordml" xmlns:w16du="http://schemas.microsoft.com/office/word/2023/wordml/word16du" xmlns:w16sdtdh="http://schemas.microsoft.com/office/word/2020/wordml/sdtdatahash" xmlns:w16sdtfl="http://schemas.microsoft.com/office/word/2024/wordml/sdtformatlock" xmlns:w16se="http://schemas.microsoft.com/office/word/2015/wordml/symex" xmlns:wpg="http://schemas.microsoft.com/office/word/2010/wordprocessingGroup" xmlns:wpi="http://schemas.microsoft.com/office/word/2010/wordprocessingInk" xmlns:wne="http://schemas.microsoft.com/office/word/2006/wordml" xmlns:wps="http://schemas.microsoft.com/office/word/2010/wordprocessingShape" mc:Ignorable="w14 w15 w16se w16cid w16 w16cex w16sdtdh w16sdtfl w16du wp14">
   <w:p>
     <w:pPr>
       <w:rPr>
@@ -4890,13 +3927,13 @@
       <w:rPr>
         <w:b/>
       </w:rPr>
-      <w:t>1</w:t>
+      <w:t>2</w:t>
     </w:r>
     <w:r>
       <w:rPr>
         <w:b/>
       </w:rPr>
-      <w:t>9</w:t>
+      <w:t>2</w:t>
     </w:r>
     <w:r>
       <w:rPr>
@@ -4908,9 +3945,8 @@
       <w:rPr>
         <w:b/>
       </w:rPr>
-      <w:t>10</w:t>
+      <w:t>28</w:t>
     </w:r>
-    <w:proofErr w:type="gramStart"/>
     <w:r>
       <w:rPr>
         <w:b/>
@@ -4928,20 +3964,19 @@
       <w:rPr>
         <w:b/>
       </w:rPr>
-      <w:t xml:space="preserve"> </w:t>
+      <w:t>April</w:t>
     </w:r>
     <w:r>
       <w:rPr>
         <w:b/>
       </w:rPr>
-      <w:t>December</w:t>
+      <w:t xml:space="preserve"> 202</w:t>
     </w:r>
-    <w:proofErr w:type="gramEnd"/>
     <w:r>
       <w:rPr>
         <w:b/>
       </w:rPr>
-      <w:t>2024</w:t>
+      <w:t>5</w:t>
     </w:r>
   </w:p>
   <w:p>
@@ -4953,8 +3988,18 @@
 </w:hdr>
 </file>
 
+<file path=word/header3.xml><?xml version="1.0" encoding="utf-8"?>
+<w:hdr xmlns:wpc="http://schemas.microsoft.com/office/word/2010/wordprocessingCanvas" xmlns:cx="http://schemas.microsoft.com/office/drawing/2014/chartex" xmlns:cx1="http://schemas.microsoft.com/office/drawing/2015/9/8/chartex" xmlns:cx2="http://schemas.microsoft.com/office/drawing/2015/10/21/chartex" xmlns:cx3="http://schemas.microsoft.com/office/drawing/2016/5/9/chartex" xmlns:cx4="http://schemas.microsoft.com/office/drawing/2016/5/10/chartex" xmlns:cx5="http://schemas.microsoft.com/office/drawing/2016/5/11/chartex" xmlns:cx6="http://schemas.microsoft.com/office/drawing/2016/5/12/chartex" xmlns:cx7="http://schemas.microsoft.com/office/drawing/2016/5/13/chartex" xmlns:cx8="http://schemas.microsoft.com/office/drawing/2016/5/14/chartex" xmlns:mc="http://schemas.openxmlformats.org/markup-compatibility/2006" xmlns:aink="http://schemas.microsoft.com/office/drawing/2016/ink" xmlns:am3d="http://schemas.microsoft.com/office/drawing/2017/model3d" xmlns:o="urn:schemas-microsoft-com:office:office" xmlns:oel="http://schemas.microsoft.com/office/2019/extlst" xmlns:r="http://schemas.openxmlformats.org/officeDocument/2006/relationships" xmlns:m="http://schemas.openxmlformats.org/officeDocument/2006/math" xmlns:v="urn:schemas-microsoft-com:vml" xmlns:wp14="http://schemas.microsoft.com/office/word/2010/wordprocessingDrawing" xmlns:wp="http://schemas.openxmlformats.org/drawingml/2006/wordprocessingDrawing" xmlns:w10="urn:schemas-microsoft-com:office:word" xmlns:w="http://schemas.openxmlformats.org/wordprocessingml/2006/main" xmlns:w14="http://schemas.microsoft.com/office/word/2010/wordml" xmlns:w15="http://schemas.microsoft.com/office/word/2012/wordml" xmlns:w16cex="http://schemas.microsoft.com/office/word/2018/wordml/cex" xmlns:w16cid="http://schemas.microsoft.com/office/word/2016/wordml/cid" xmlns:w16="http://schemas.microsoft.com/office/word/2018/wordml" xmlns:w16du="http://schemas.microsoft.com/office/word/2023/wordml/word16du" xmlns:w16sdtdh="http://schemas.microsoft.com/office/word/2020/wordml/sdtdatahash" xmlns:w16sdtfl="http://schemas.microsoft.com/office/word/2024/wordml/sdtformatlock" xmlns:w16se="http://schemas.microsoft.com/office/word/2015/wordml/symex" xmlns:wpg="http://schemas.microsoft.com/office/word/2010/wordprocessingGroup" xmlns:wpi="http://schemas.microsoft.com/office/word/2010/wordprocessingInk" xmlns:wne="http://schemas.microsoft.com/office/word/2006/wordml" xmlns:wps="http://schemas.microsoft.com/office/word/2010/wordprocessingShape" mc:Ignorable="w14 w15 w16se w16cid w16 w16cex w16sdtdh w16sdtfl w16du wp14">
+  <w:p>
+    <w:pPr>
+      <w:pStyle w:val="Header"/>
+    </w:pPr>
+  </w:p>
+</w:hdr>
+</file>
+
 <file path=word/numbering.xml><?xml version="1.0" encoding="utf-8"?>
-<w:numbering xmlns:wpc="http://schemas.microsoft.com/office/word/2010/wordprocessingCanvas" xmlns:cx="http://schemas.microsoft.com/office/drawing/2014/chartex" xmlns:cx1="http://schemas.microsoft.com/office/drawing/2015/9/8/chartex" xmlns:cx2="http://schemas.microsoft.com/office/drawing/2015/10/21/chartex" xmlns:cx3="http://schemas.microsoft.com/office/drawing/2016/5/9/chartex" xmlns:cx4="http://schemas.microsoft.com/office/drawing/2016/5/10/chartex" xmlns:cx5="http://schemas.microsoft.com/office/drawing/2016/5/11/chartex" xmlns:cx6="http://schemas.microsoft.com/office/drawing/2016/5/12/chartex" xmlns:cx7="http://schemas.microsoft.com/office/drawing/2016/5/13/chartex" xmlns:cx8="http://schemas.microsoft.com/office/drawing/2016/5/14/chartex" xmlns:mc="http://schemas.openxmlformats.org/markup-compatibility/2006" xmlns:aink="http://schemas.microsoft.com/office/drawing/2016/ink" xmlns:am3d="http://schemas.microsoft.com/office/drawing/2017/model3d" xmlns:o="urn:schemas-microsoft-com:office:office" xmlns:oel="http://schemas.microsoft.com/office/2019/extlst" xmlns:r="http://schemas.openxmlformats.org/officeDocument/2006/relationships" xmlns:m="http://schemas.openxmlformats.org/officeDocument/2006/math" xmlns:v="urn:schemas-microsoft-com:vml" xmlns:wp14="http://schemas.microsoft.com/office/word/2010/wordprocessingDrawing" xmlns:wp="http://schemas.openxmlformats.org/drawingml/2006/wordprocessingDrawing" xmlns:w10="urn:schemas-microsoft-com:office:word" xmlns:w="http://schemas.openxmlformats.org/wordprocessingml/2006/main" xmlns:w14="http://schemas.microsoft.com/office/word/2010/wordml" xmlns:w15="http://schemas.microsoft.com/office/word/2012/wordml" xmlns:w16cex="http://schemas.microsoft.com/office/word/2018/wordml/cex" xmlns:w16cid="http://schemas.microsoft.com/office/word/2016/wordml/cid" xmlns:w16="http://schemas.microsoft.com/office/word/2018/wordml" xmlns:w16du="http://schemas.microsoft.com/office/word/2023/wordml/word16du" xmlns:w16sdtdh="http://schemas.microsoft.com/office/word/2020/wordml/sdtdatahash" xmlns:w16se="http://schemas.microsoft.com/office/word/2015/wordml/symex" xmlns:wpg="http://schemas.microsoft.com/office/word/2010/wordprocessingGroup" xmlns:wpi="http://schemas.microsoft.com/office/word/2010/wordprocessingInk" xmlns:wne="http://schemas.microsoft.com/office/word/2006/wordml" xmlns:wps="http://schemas.microsoft.com/office/word/2010/wordprocessingShape" mc:Ignorable="w14 w15 w16se w16cid w16 w16cex w16sdtdh w16du wp14">
+<w:numbering xmlns:wpc="http://schemas.microsoft.com/office/word/2010/wordprocessingCanvas" xmlns:cx="http://schemas.microsoft.com/office/drawing/2014/chartex" xmlns:cx1="http://schemas.microsoft.com/office/drawing/2015/9/8/chartex" xmlns:cx2="http://schemas.microsoft.com/office/drawing/2015/10/21/chartex" xmlns:cx3="http://schemas.microsoft.com/office/drawing/2016/5/9/chartex" xmlns:cx4="http://schemas.microsoft.com/office/drawing/2016/5/10/chartex" xmlns:cx5="http://schemas.microsoft.com/office/drawing/2016/5/11/chartex" xmlns:cx6="http://schemas.microsoft.com/office/drawing/2016/5/12/chartex" xmlns:cx7="http://schemas.microsoft.com/office/drawing/2016/5/13/chartex" xmlns:cx8="http://schemas.microsoft.com/office/drawing/2016/5/14/chartex" xmlns:mc="http://schemas.openxmlformats.org/markup-compatibility/2006" xmlns:aink="http://schemas.microsoft.com/office/drawing/2016/ink" xmlns:am3d="http://schemas.microsoft.com/office/drawing/2017/model3d" xmlns:o="urn:schemas-microsoft-com:office:office" xmlns:oel="http://schemas.microsoft.com/office/2019/extlst" xmlns:r="http://schemas.openxmlformats.org/officeDocument/2006/relationships" xmlns:m="http://schemas.openxmlformats.org/officeDocument/2006/math" xmlns:v="urn:schemas-microsoft-com:vml" xmlns:wp14="http://schemas.microsoft.com/office/word/2010/wordprocessingDrawing" xmlns:wp="http://schemas.openxmlformats.org/drawingml/2006/wordprocessingDrawing" xmlns:w10="urn:schemas-microsoft-com:office:word" xmlns:w="http://schemas.openxmlformats.org/wordprocessingml/2006/main" xmlns:w14="http://schemas.microsoft.com/office/word/2010/wordml" xmlns:w15="http://schemas.microsoft.com/office/word/2012/wordml" xmlns:w16cex="http://schemas.microsoft.com/office/word/2018/wordml/cex" xmlns:w16cid="http://schemas.microsoft.com/office/word/2016/wordml/cid" xmlns:w16="http://schemas.microsoft.com/office/word/2018/wordml" xmlns:w16du="http://schemas.microsoft.com/office/word/2023/wordml/word16du" xmlns:w16sdtdh="http://schemas.microsoft.com/office/word/2020/wordml/sdtdatahash" xmlns:w16sdtfl="http://schemas.microsoft.com/office/word/2024/wordml/sdtformatlock" xmlns:w16se="http://schemas.microsoft.com/office/word/2015/wordml/symex" xmlns:wpg="http://schemas.microsoft.com/office/word/2010/wordprocessingGroup" xmlns:wpi="http://schemas.microsoft.com/office/word/2010/wordprocessingInk" xmlns:wne="http://schemas.microsoft.com/office/word/2006/wordml" xmlns:wps="http://schemas.microsoft.com/office/word/2010/wordprocessingShape" mc:Ignorable="w14 w15 w16se w16cid w16 w16cex w16sdtdh w16sdtfl w16du wp14">
   <w:abstractNum w:abstractNumId="0" w15:restartNumberingAfterBreak="0">
     <w:nsid w:val="1F467FC2"/>
     <w:multiLevelType w:val="hybridMultilevel"/>
@@ -5102,7 +4147,7 @@
 </file>
 
 <file path=word/styles.xml><?xml version="1.0" encoding="utf-8"?>
-<w:styles xmlns:mc="http://schemas.openxmlformats.org/markup-compatibility/2006" xmlns:r="http://schemas.openxmlformats.org/officeDocument/2006/relationships" xmlns:w="http://schemas.openxmlformats.org/wordprocessingml/2006/main" xmlns:w14="http://schemas.microsoft.com/office/word/2010/wordml" xmlns:w15="http://schemas.microsoft.com/office/word/2012/wordml" xmlns:w16cex="http://schemas.microsoft.com/office/word/2018/wordml/cex" xmlns:w16cid="http://schemas.microsoft.com/office/word/2016/wordml/cid" xmlns:w16="http://schemas.microsoft.com/office/word/2018/wordml" xmlns:w16du="http://schemas.microsoft.com/office/word/2023/wordml/word16du" xmlns:w16sdtdh="http://schemas.microsoft.com/office/word/2020/wordml/sdtdatahash" xmlns:w16se="http://schemas.microsoft.com/office/word/2015/wordml/symex" mc:Ignorable="w14 w15 w16se w16cid w16 w16cex w16sdtdh w16du">
+<w:styles xmlns:mc="http://schemas.openxmlformats.org/markup-compatibility/2006" xmlns:r="http://schemas.openxmlformats.org/officeDocument/2006/relationships" xmlns:w="http://schemas.openxmlformats.org/wordprocessingml/2006/main" xmlns:w14="http://schemas.microsoft.com/office/word/2010/wordml" xmlns:w15="http://schemas.microsoft.com/office/word/2012/wordml" xmlns:w16cex="http://schemas.microsoft.com/office/word/2018/wordml/cex" xmlns:w16cid="http://schemas.microsoft.com/office/word/2016/wordml/cid" xmlns:w16="http://schemas.microsoft.com/office/word/2018/wordml" xmlns:w16du="http://schemas.microsoft.com/office/word/2023/wordml/word16du" xmlns:w16sdtdh="http://schemas.microsoft.com/office/word/2020/wordml/sdtdatahash" xmlns:w16sdtfl="http://schemas.microsoft.com/office/word/2024/wordml/sdtformatlock" xmlns:w16se="http://schemas.microsoft.com/office/word/2015/wordml/symex" mc:Ignorable="w14 w15 w16se w16cid w16 w16cex w16sdtdh w16sdtfl w16du">
   <w:docDefaults>
     <w:rPrDefault>
       <w:rPr>
@@ -7753,7 +6798,7 @@
         <a:p>
           <a:r>
             <a:rPr lang="en-GB" sz="1000"/>
-            <a:t>725 | </a:t>
+            <a:t>897 | </a:t>
           </a:r>
           <a:r>
             <a:rPr lang="en-GB" sz="1000">
@@ -7761,7 +6806,7 @@
                 <a:schemeClr val="accent6"/>
               </a:solidFill>
             </a:rPr>
-            <a:t>10</a:t>
+            <a:t>00</a:t>
           </a:r>
         </a:p>
       </dgm:t>
@@ -7797,7 +6842,7 @@
         <a:p>
           <a:r>
             <a:rPr lang="en-GB" sz="1000"/>
-            <a:t>Interested:680 | </a:t>
+            <a:t>Interested: 847 | </a:t>
           </a:r>
           <a:r>
             <a:rPr lang="en-GB" sz="1000">
@@ -7805,13 +6850,14 @@
                 <a:schemeClr val="accent6"/>
               </a:solidFill>
             </a:rPr>
-            <a:t>10</a:t>
+            <a:t>00</a:t>
           </a:r>
+          <a:endParaRPr lang="en-GB" sz="1000"/>
         </a:p>
         <a:p>
           <a:r>
             <a:rPr lang="en-GB" sz="1000"/>
-            <a:t>Not intrested: 02 | </a:t>
+            <a:t>Not intrested: 04 | </a:t>
           </a:r>
           <a:r>
             <a:rPr lang="en-GB" sz="1000">
@@ -7825,7 +6871,7 @@
         <a:p>
           <a:r>
             <a:rPr lang="en-GB" sz="1000"/>
-            <a:t>Undecided:01 | </a:t>
+            <a:t>Undecided:04 | </a:t>
           </a:r>
           <a:r>
             <a:rPr lang="en-GB" sz="1000">
@@ -7839,7 +6885,7 @@
         <a:p>
           <a:r>
             <a:rPr lang="en-GB" sz="1000"/>
-            <a:t>Other:39 | </a:t>
+            <a:t>Other: 39 | </a:t>
           </a:r>
           <a:r>
             <a:rPr lang="en-GB" sz="1000">
@@ -7890,7 +6936,7 @@
         <a:p>
           <a:r>
             <a:rPr lang="en-GB" sz="1000"/>
-            <a:t>670 | </a:t>
+            <a:t>842 | </a:t>
           </a:r>
           <a:r>
             <a:rPr lang="en-GB" sz="1000">
@@ -7898,8 +6944,9 @@
                 <a:schemeClr val="accent6"/>
               </a:solidFill>
             </a:rPr>
-            <a:t>08</a:t>
+            <a:t>00</a:t>
           </a:r>
+          <a:endParaRPr lang="en-GB" sz="1000"/>
         </a:p>
       </dgm:t>
     </dgm:pt>
@@ -7991,7 +7038,7 @@
         <a:p>
           <a:r>
             <a:rPr lang="en-GB" sz="1000"/>
-            <a:t>389 | </a:t>
+            <a:t>553 | </a:t>
           </a:r>
           <a:r>
             <a:rPr lang="en-GB" sz="1000">
@@ -7999,7 +7046,7 @@
                 <a:schemeClr val="accent6"/>
               </a:solidFill>
             </a:rPr>
-            <a:t>05</a:t>
+            <a:t>00</a:t>
           </a:r>
           <a:endParaRPr lang="en-GB" sz="1000"/>
         </a:p>
@@ -8036,21 +7083,7 @@
         <a:p>
           <a:r>
             <a:rPr lang="en-GB" sz="1000"/>
-            <a:t>Eligible: 447 | </a:t>
-          </a:r>
-          <a:r>
-            <a:rPr lang="en-GB" sz="1000">
-              <a:solidFill>
-                <a:schemeClr val="accent6"/>
-              </a:solidFill>
-            </a:rPr>
-            <a:t>06</a:t>
-          </a:r>
-        </a:p>
-        <a:p>
-          <a:r>
-            <a:rPr lang="en-GB" sz="1000"/>
-            <a:t>Ineligible: 28 | </a:t>
+            <a:t>Eligible: 515 | </a:t>
           </a:r>
           <a:r>
             <a:rPr lang="en-GB" sz="1000">
@@ -8064,7 +7097,7 @@
         <a:p>
           <a:r>
             <a:rPr lang="en-GB" sz="1000"/>
-            <a:t>post screening termination: 198 | </a:t>
+            <a:t>Ineligible: 32 | </a:t>
           </a:r>
           <a:r>
             <a:rPr lang="en-GB" sz="1000">
@@ -8072,13 +7105,28 @@
                 <a:schemeClr val="accent6"/>
               </a:solidFill>
             </a:rPr>
-            <a:t>02</a:t>
+            <a:t>00</a:t>
           </a:r>
         </a:p>
         <a:p>
           <a:r>
             <a:rPr lang="en-GB" sz="1000"/>
-            <a:t>post week 20 termination: 08 | </a:t>
+            <a:t>post screening termination: 251 | </a:t>
+          </a:r>
+          <a:r>
+            <a:rPr lang="en-GB" sz="1000">
+              <a:solidFill>
+                <a:schemeClr val="accent6"/>
+              </a:solidFill>
+            </a:rPr>
+            <a:t>00</a:t>
+          </a:r>
+          <a:endParaRPr lang="en-GB" sz="1000"/>
+        </a:p>
+        <a:p>
+          <a:r>
+            <a:rPr lang="en-GB" sz="1000"/>
+            <a:t>post week 20 termination: 10 | </a:t>
           </a:r>
           <a:r>
             <a:rPr lang="en-GB" sz="1000">
@@ -8129,7 +7177,7 @@
         <a:p>
           <a:r>
             <a:rPr lang="en-GB" sz="1000"/>
-            <a:t>415 | </a:t>
+            <a:t>515 | </a:t>
           </a:r>
           <a:r>
             <a:rPr lang="en-GB" sz="1000">
@@ -8137,8 +7185,9 @@
                 <a:schemeClr val="accent6"/>
               </a:solidFill>
             </a:rPr>
-            <a:t>07</a:t>
+            <a:t>03</a:t>
           </a:r>
+          <a:endParaRPr lang="en-GB" sz="1000"/>
         </a:p>
       </dgm:t>
     </dgm:pt>
@@ -8223,6 +7272,57 @@
         </a:p>
       </dgm:t>
     </dgm:pt>
+    <dgm:pt modelId="{ADC8D171-C9EC-47E6-A77C-35CA310F3A48}">
+      <dgm:prSet custT="1"/>
+      <dgm:spPr/>
+      <dgm:t>
+        <a:bodyPr/>
+        <a:lstStyle/>
+        <a:p>
+          <a:r>
+            <a:rPr lang="en-GB" sz="1000"/>
+            <a:t>Week 28:</a:t>
+          </a:r>
+        </a:p>
+        <a:p>
+          <a:r>
+            <a:rPr lang="en-GB" sz="1000"/>
+            <a:t>460 | </a:t>
+          </a:r>
+          <a:r>
+            <a:rPr lang="en-GB" sz="1000">
+              <a:solidFill>
+                <a:schemeClr val="accent6"/>
+              </a:solidFill>
+            </a:rPr>
+            <a:t>00</a:t>
+          </a:r>
+          <a:endParaRPr lang="en-GB" sz="1000"/>
+        </a:p>
+      </dgm:t>
+    </dgm:pt>
+    <dgm:pt modelId="{3E03D4F9-281F-47DB-96FD-0161502A8B05}" type="parTrans" cxnId="{5D875773-CB4A-42BD-AB64-E03562A688A6}">
+      <dgm:prSet/>
+      <dgm:spPr/>
+      <dgm:t>
+        <a:bodyPr/>
+        <a:lstStyle/>
+        <a:p>
+          <a:endParaRPr lang="en-GB" sz="1000"/>
+        </a:p>
+      </dgm:t>
+    </dgm:pt>
+    <dgm:pt modelId="{F56E0620-D867-4109-9692-9BDF6ABC5FAD}" type="sibTrans" cxnId="{5D875773-CB4A-42BD-AB64-E03562A688A6}">
+      <dgm:prSet/>
+      <dgm:spPr/>
+      <dgm:t>
+        <a:bodyPr/>
+        <a:lstStyle/>
+        <a:p>
+          <a:endParaRPr lang="en-GB"/>
+        </a:p>
+      </dgm:t>
+    </dgm:pt>
     <dgm:pt modelId="{4DAC3CA1-FFA8-4444-8F66-B446DFEC1657}" type="asst">
       <dgm:prSet custT="1"/>
       <dgm:spPr/>
@@ -8238,7 +7338,7 @@
         <a:p>
           <a:r>
             <a:rPr lang="en-GB" sz="1000"/>
-            <a:t>10 | </a:t>
+            <a:t>16 | </a:t>
           </a:r>
           <a:r>
             <a:rPr lang="en-GB" sz="1000">
@@ -8246,7 +7346,7 @@
                 <a:schemeClr val="accent6"/>
               </a:solidFill>
             </a:rPr>
-            <a:t>01</a:t>
+            <a:t>00</a:t>
           </a:r>
         </a:p>
       </dgm:t>
@@ -8288,7 +7388,7 @@
         <a:p>
           <a:r>
             <a:rPr lang="en-GB" sz="1000"/>
-            <a:t>261 | </a:t>
+            <a:t>408 | </a:t>
           </a:r>
           <a:r>
             <a:rPr lang="en-GB" sz="1000">
@@ -8296,7 +7396,7 @@
                 <a:schemeClr val="accent6"/>
               </a:solidFill>
             </a:rPr>
-            <a:t>13</a:t>
+            <a:t>00</a:t>
           </a:r>
           <a:endParaRPr lang="en-GB" sz="1000"/>
         </a:p>
@@ -8343,7 +7443,7 @@
                 <a:schemeClr val="tx2"/>
               </a:solidFill>
             </a:rPr>
-            <a:t>03</a:t>
+            <a:t>05</a:t>
           </a:r>
           <a:r>
             <a:rPr lang="en-GB" sz="1000"/>
@@ -8383,6 +7483,57 @@
         </a:p>
       </dgm:t>
     </dgm:pt>
+    <dgm:pt modelId="{D2BAC21C-F5F8-49EB-91EC-5CBE36F519BD}">
+      <dgm:prSet custT="1"/>
+      <dgm:spPr/>
+      <dgm:t>
+        <a:bodyPr/>
+        <a:lstStyle/>
+        <a:p>
+          <a:r>
+            <a:rPr lang="en-GB" sz="1000"/>
+            <a:t>Delivery:</a:t>
+          </a:r>
+        </a:p>
+        <a:p>
+          <a:r>
+            <a:rPr lang="en-GB" sz="1000"/>
+            <a:t>394 | </a:t>
+          </a:r>
+          <a:r>
+            <a:rPr lang="en-GB" sz="1000">
+              <a:solidFill>
+                <a:schemeClr val="accent6"/>
+              </a:solidFill>
+            </a:rPr>
+            <a:t>07</a:t>
+          </a:r>
+          <a:endParaRPr lang="en-GB" sz="1000"/>
+        </a:p>
+      </dgm:t>
+    </dgm:pt>
+    <dgm:pt modelId="{9175D1ED-7017-48A2-ACC0-B9515F28EF81}" type="parTrans" cxnId="{362B1ECD-122A-4EEA-96FE-B11749CD1F4F}">
+      <dgm:prSet/>
+      <dgm:spPr/>
+      <dgm:t>
+        <a:bodyPr/>
+        <a:lstStyle/>
+        <a:p>
+          <a:endParaRPr lang="en-GB" sz="1000"/>
+        </a:p>
+      </dgm:t>
+    </dgm:pt>
+    <dgm:pt modelId="{A71A3A9E-2AD8-44DD-BBEF-C2836355DA35}" type="sibTrans" cxnId="{362B1ECD-122A-4EEA-96FE-B11749CD1F4F}">
+      <dgm:prSet/>
+      <dgm:spPr/>
+      <dgm:t>
+        <a:bodyPr/>
+        <a:lstStyle/>
+        <a:p>
+          <a:endParaRPr lang="en-GB"/>
+        </a:p>
+      </dgm:t>
+    </dgm:pt>
     <dgm:pt modelId="{1C662420-292E-491C-9817-348A540E3647}" type="asst">
       <dgm:prSet custT="1"/>
       <dgm:spPr/>
@@ -8402,7 +7553,7 @@
                 <a:schemeClr val="tx2"/>
               </a:solidFill>
             </a:rPr>
-            <a:t>06</a:t>
+            <a:t>12</a:t>
           </a:r>
           <a:r>
             <a:rPr lang="en-GB" sz="1000"/>
@@ -8414,7 +7565,7 @@
                 <a:schemeClr val="accent6"/>
               </a:solidFill>
             </a:rPr>
-            <a:t>01</a:t>
+            <a:t>00</a:t>
           </a:r>
           <a:endParaRPr lang="en-GB" sz="1000"/>
         </a:p>
@@ -8457,7 +7608,7 @@
         <a:p>
           <a:r>
             <a:rPr lang="en-GB" sz="1000"/>
-            <a:t>181 | </a:t>
+            <a:t>337 | </a:t>
           </a:r>
           <a:r>
             <a:rPr lang="en-GB" sz="1000">
@@ -8465,7 +7616,7 @@
                 <a:schemeClr val="accent6"/>
               </a:solidFill>
             </a:rPr>
-            <a:t>08</a:t>
+            <a:t>10</a:t>
           </a:r>
           <a:endParaRPr lang="en-GB" sz="1000"/>
         </a:p>
@@ -8524,7 +7675,7 @@
                 <a:schemeClr val="accent6"/>
               </a:solidFill>
             </a:rPr>
-            <a:t>01</a:t>
+            <a:t>00</a:t>
           </a:r>
           <a:endParaRPr lang="en-GB" sz="1000"/>
         </a:p>
@@ -8567,7 +7718,7 @@
         <a:p>
           <a:r>
             <a:rPr lang="en-GB" sz="1000"/>
-            <a:t>92 | </a:t>
+            <a:t>163 | </a:t>
           </a:r>
           <a:r>
             <a:rPr lang="en-GB" sz="1000">
@@ -8575,7 +7726,7 @@
                 <a:schemeClr val="accent6"/>
               </a:solidFill>
             </a:rPr>
-            <a:t>01</a:t>
+            <a:t>05</a:t>
           </a:r>
           <a:endParaRPr lang="en-GB" sz="1000"/>
         </a:p>
@@ -8622,7 +7773,7 @@
                 <a:schemeClr val="tx2"/>
               </a:solidFill>
             </a:rPr>
-            <a:t>01</a:t>
+            <a:t>02</a:t>
           </a:r>
           <a:r>
             <a:rPr lang="en-GB" sz="1000"/>
@@ -8634,7 +7785,7 @@
                 <a:schemeClr val="accent6"/>
               </a:solidFill>
             </a:rPr>
-            <a:t>01</a:t>
+            <a:t>00</a:t>
           </a:r>
           <a:endParaRPr lang="en-GB" sz="1000"/>
         </a:p>
@@ -8677,7 +7828,7 @@
         <a:p>
           <a:r>
             <a:rPr lang="en-GB" sz="1000"/>
-            <a:t>22 | </a:t>
+            <a:t>79 | </a:t>
           </a:r>
           <a:r>
             <a:rPr lang="en-GB" sz="1000">
@@ -8685,7 +7836,7 @@
                 <a:schemeClr val="accent6"/>
               </a:solidFill>
             </a:rPr>
-            <a:t>03</a:t>
+            <a:t>04</a:t>
           </a:r>
           <a:endParaRPr lang="en-GB" sz="1000"/>
         </a:p>
@@ -8739,107 +7890,6 @@
       </dgm:t>
     </dgm:pt>
     <dgm:pt modelId="{6FB14E1E-31EC-4B6E-8C5C-610A54A054AD}" type="parTrans" cxnId="{7ABC0E63-B679-4312-8DEA-A14EE90E5501}">
-      <dgm:prSet/>
-      <dgm:spPr/>
-      <dgm:t>
-        <a:bodyPr/>
-        <a:lstStyle/>
-        <a:p>
-          <a:endParaRPr lang="en-GB" sz="1000"/>
-        </a:p>
-      </dgm:t>
-    </dgm:pt>
-    <dgm:pt modelId="{ADC8D171-C9EC-47E6-A77C-35CA310F3A48}">
-      <dgm:prSet custT="1"/>
-      <dgm:spPr/>
-      <dgm:t>
-        <a:bodyPr/>
-        <a:lstStyle/>
-        <a:p>
-          <a:r>
-            <a:rPr lang="en-GB" sz="1000"/>
-            <a:t>Week 28:</a:t>
-          </a:r>
-        </a:p>
-        <a:p>
-          <a:r>
-            <a:rPr lang="en-GB" sz="1000"/>
-            <a:t>342 | </a:t>
-          </a:r>
-          <a:r>
-            <a:rPr lang="en-GB" sz="1000">
-              <a:solidFill>
-                <a:schemeClr val="accent6"/>
-              </a:solidFill>
-            </a:rPr>
-            <a:t>10</a:t>
-          </a:r>
-          <a:endParaRPr lang="en-GB" sz="1000"/>
-        </a:p>
-      </dgm:t>
-    </dgm:pt>
-    <dgm:pt modelId="{F56E0620-D867-4109-9692-9BDF6ABC5FAD}" type="sibTrans" cxnId="{5D875773-CB4A-42BD-AB64-E03562A688A6}">
-      <dgm:prSet/>
-      <dgm:spPr/>
-      <dgm:t>
-        <a:bodyPr/>
-        <a:lstStyle/>
-        <a:p>
-          <a:endParaRPr lang="en-GB"/>
-        </a:p>
-      </dgm:t>
-    </dgm:pt>
-    <dgm:pt modelId="{3E03D4F9-281F-47DB-96FD-0161502A8B05}" type="parTrans" cxnId="{5D875773-CB4A-42BD-AB64-E03562A688A6}">
-      <dgm:prSet/>
-      <dgm:spPr/>
-      <dgm:t>
-        <a:bodyPr/>
-        <a:lstStyle/>
-        <a:p>
-          <a:endParaRPr lang="en-GB" sz="1000"/>
-        </a:p>
-      </dgm:t>
-    </dgm:pt>
-    <dgm:pt modelId="{D2BAC21C-F5F8-49EB-91EC-5CBE36F519BD}">
-      <dgm:prSet custT="1"/>
-      <dgm:spPr/>
-      <dgm:t>
-        <a:bodyPr/>
-        <a:lstStyle/>
-        <a:p>
-          <a:r>
-            <a:rPr lang="en-GB" sz="1000"/>
-            <a:t>Delivery:</a:t>
-          </a:r>
-        </a:p>
-        <a:p>
-          <a:r>
-            <a:rPr lang="en-GB" sz="1000"/>
-            <a:t>232 | </a:t>
-          </a:r>
-          <a:r>
-            <a:rPr lang="en-GB" sz="1000">
-              <a:solidFill>
-                <a:schemeClr val="accent6"/>
-              </a:solidFill>
-            </a:rPr>
-            <a:t>10</a:t>
-          </a:r>
-        </a:p>
-      </dgm:t>
-    </dgm:pt>
-    <dgm:pt modelId="{A71A3A9E-2AD8-44DD-BBEF-C2836355DA35}" type="sibTrans" cxnId="{362B1ECD-122A-4EEA-96FE-B11749CD1F4F}">
-      <dgm:prSet/>
-      <dgm:spPr/>
-      <dgm:t>
-        <a:bodyPr/>
-        <a:lstStyle/>
-        <a:p>
-          <a:endParaRPr lang="en-GB"/>
-        </a:p>
-      </dgm:t>
-    </dgm:pt>
-    <dgm:pt modelId="{9175D1ED-7017-48A2-ACC0-B9515F28EF81}" type="parTrans" cxnId="{362B1ECD-122A-4EEA-96FE-B11749CD1F4F}">
       <dgm:prSet/>
       <dgm:spPr/>
       <dgm:t>
@@ -11055,7 +10105,7 @@
           </a:pPr>
           <a:r>
             <a:rPr lang="en-GB" sz="1000" kern="1200"/>
-            <a:t>725 | </a:t>
+            <a:t>897 | </a:t>
           </a:r>
           <a:r>
             <a:rPr lang="en-GB" sz="1000" kern="1200">
@@ -11063,7 +10113,7 @@
                 <a:schemeClr val="accent6"/>
               </a:solidFill>
             </a:rPr>
-            <a:t>10</a:t>
+            <a:t>00</a:t>
           </a:r>
         </a:p>
       </dsp:txBody>
@@ -11160,7 +10210,7 @@
           </a:pPr>
           <a:r>
             <a:rPr lang="en-GB" sz="1000" kern="1200"/>
-            <a:t>670 | </a:t>
+            <a:t>842 | </a:t>
           </a:r>
           <a:r>
             <a:rPr lang="en-GB" sz="1000" kern="1200">
@@ -11168,8 +10218,9 @@
                 <a:schemeClr val="accent6"/>
               </a:solidFill>
             </a:rPr>
-            <a:t>08</a:t>
+            <a:t>00</a:t>
           </a:r>
+          <a:endParaRPr lang="en-GB" sz="1000" kern="1200"/>
         </a:p>
       </dsp:txBody>
       <dsp:txXfrm>
@@ -11265,7 +10316,7 @@
           </a:pPr>
           <a:r>
             <a:rPr lang="en-GB" sz="1000" kern="1200"/>
-            <a:t>389 | </a:t>
+            <a:t>553 | </a:t>
           </a:r>
           <a:r>
             <a:rPr lang="en-GB" sz="1000" kern="1200">
@@ -11273,7 +10324,7 @@
                 <a:schemeClr val="accent6"/>
               </a:solidFill>
             </a:rPr>
-            <a:t>05</a:t>
+            <a:t>00</a:t>
           </a:r>
           <a:endParaRPr lang="en-GB" sz="1000" kern="1200"/>
         </a:p>
@@ -11371,7 +10422,7 @@
           </a:pPr>
           <a:r>
             <a:rPr lang="en-GB" sz="1000" kern="1200"/>
-            <a:t>415 | </a:t>
+            <a:t>515 | </a:t>
           </a:r>
           <a:r>
             <a:rPr lang="en-GB" sz="1000" kern="1200">
@@ -11379,8 +10430,9 @@
                 <a:schemeClr val="accent6"/>
               </a:solidFill>
             </a:rPr>
-            <a:t>07</a:t>
+            <a:t>03</a:t>
           </a:r>
+          <a:endParaRPr lang="en-GB" sz="1000" kern="1200"/>
         </a:p>
       </dsp:txBody>
       <dsp:txXfrm>
@@ -11476,7 +10528,7 @@
           </a:pPr>
           <a:r>
             <a:rPr lang="en-GB" sz="1000" kern="1200"/>
-            <a:t>342 | </a:t>
+            <a:t>460 | </a:t>
           </a:r>
           <a:r>
             <a:rPr lang="en-GB" sz="1000" kern="1200">
@@ -11484,7 +10536,7 @@
                 <a:schemeClr val="accent6"/>
               </a:solidFill>
             </a:rPr>
-            <a:t>10</a:t>
+            <a:t>00</a:t>
           </a:r>
           <a:endParaRPr lang="en-GB" sz="1000" kern="1200"/>
         </a:p>
@@ -11582,7 +10634,7 @@
           </a:pPr>
           <a:r>
             <a:rPr lang="en-GB" sz="1000" kern="1200"/>
-            <a:t>261 | </a:t>
+            <a:t>408 | </a:t>
           </a:r>
           <a:r>
             <a:rPr lang="en-GB" sz="1000" kern="1200">
@@ -11590,7 +10642,7 @@
                 <a:schemeClr val="accent6"/>
               </a:solidFill>
             </a:rPr>
-            <a:t>13</a:t>
+            <a:t>00</a:t>
           </a:r>
           <a:endParaRPr lang="en-GB" sz="1000" kern="1200"/>
         </a:p>
@@ -11688,7 +10740,7 @@
           </a:pPr>
           <a:r>
             <a:rPr lang="en-GB" sz="1000" kern="1200"/>
-            <a:t>232 | </a:t>
+            <a:t>394 | </a:t>
           </a:r>
           <a:r>
             <a:rPr lang="en-GB" sz="1000" kern="1200">
@@ -11696,8 +10748,9 @@
                 <a:schemeClr val="accent6"/>
               </a:solidFill>
             </a:rPr>
-            <a:t>10</a:t>
+            <a:t>07</a:t>
           </a:r>
+          <a:endParaRPr lang="en-GB" sz="1000" kern="1200"/>
         </a:p>
       </dsp:txBody>
       <dsp:txXfrm>
@@ -11793,7 +10846,7 @@
           </a:pPr>
           <a:r>
             <a:rPr lang="en-GB" sz="1000" kern="1200"/>
-            <a:t>181 | </a:t>
+            <a:t>337 | </a:t>
           </a:r>
           <a:r>
             <a:rPr lang="en-GB" sz="1000" kern="1200">
@@ -11801,7 +10854,7 @@
                 <a:schemeClr val="accent6"/>
               </a:solidFill>
             </a:rPr>
-            <a:t>08</a:t>
+            <a:t>10</a:t>
           </a:r>
           <a:endParaRPr lang="en-GB" sz="1000" kern="1200"/>
         </a:p>
@@ -11899,7 +10952,7 @@
           </a:pPr>
           <a:r>
             <a:rPr lang="en-GB" sz="1000" kern="1200"/>
-            <a:t>92 | </a:t>
+            <a:t>163 | </a:t>
           </a:r>
           <a:r>
             <a:rPr lang="en-GB" sz="1000" kern="1200">
@@ -11907,7 +10960,7 @@
                 <a:schemeClr val="accent6"/>
               </a:solidFill>
             </a:rPr>
-            <a:t>01</a:t>
+            <a:t>05</a:t>
           </a:r>
           <a:endParaRPr lang="en-GB" sz="1000" kern="1200"/>
         </a:p>
@@ -12005,7 +11058,7 @@
           </a:pPr>
           <a:r>
             <a:rPr lang="en-GB" sz="1000" kern="1200"/>
-            <a:t>22 | </a:t>
+            <a:t>79 | </a:t>
           </a:r>
           <a:r>
             <a:rPr lang="en-GB" sz="1000" kern="1200">
@@ -12013,7 +11066,7 @@
                 <a:schemeClr val="accent6"/>
               </a:solidFill>
             </a:rPr>
-            <a:t>03</a:t>
+            <a:t>04</a:t>
           </a:r>
           <a:endParaRPr lang="en-GB" sz="1000" kern="1200"/>
         </a:p>
@@ -12194,7 +11247,7 @@
                 <a:schemeClr val="tx2"/>
               </a:solidFill>
             </a:rPr>
-            <a:t>01</a:t>
+            <a:t>02</a:t>
           </a:r>
           <a:r>
             <a:rPr lang="en-GB" sz="1000" kern="1200"/>
@@ -12206,7 +11259,7 @@
                 <a:schemeClr val="accent6"/>
               </a:solidFill>
             </a:rPr>
-            <a:t>01</a:t>
+            <a:t>00</a:t>
           </a:r>
           <a:endParaRPr lang="en-GB" sz="1000" kern="1200"/>
         </a:p>
@@ -12320,7 +11373,7 @@
                 <a:schemeClr val="accent6"/>
               </a:solidFill>
             </a:rPr>
-            <a:t>01</a:t>
+            <a:t>00</a:t>
           </a:r>
           <a:endParaRPr lang="en-GB" sz="1000" kern="1200"/>
         </a:p>
@@ -12422,7 +11475,7 @@
                 <a:schemeClr val="tx2"/>
               </a:solidFill>
             </a:rPr>
-            <a:t>06</a:t>
+            <a:t>12</a:t>
           </a:r>
           <a:r>
             <a:rPr lang="en-GB" sz="1000" kern="1200"/>
@@ -12434,7 +11487,7 @@
                 <a:schemeClr val="accent6"/>
               </a:solidFill>
             </a:rPr>
-            <a:t>01</a:t>
+            <a:t>00</a:t>
           </a:r>
           <a:endParaRPr lang="en-GB" sz="1000" kern="1200"/>
         </a:p>
@@ -12536,7 +11589,7 @@
                 <a:schemeClr val="tx2"/>
               </a:solidFill>
             </a:rPr>
-            <a:t>03</a:t>
+            <a:t>05</a:t>
           </a:r>
           <a:r>
             <a:rPr lang="en-GB" sz="1000" kern="1200"/>
@@ -12646,7 +11699,7 @@
           </a:pPr>
           <a:r>
             <a:rPr lang="en-GB" sz="1000" kern="1200"/>
-            <a:t>10 | </a:t>
+            <a:t>16 | </a:t>
           </a:r>
           <a:r>
             <a:rPr lang="en-GB" sz="1000" kern="1200">
@@ -12654,7 +11707,7 @@
                 <a:schemeClr val="accent6"/>
               </a:solidFill>
             </a:rPr>
-            <a:t>01</a:t>
+            <a:t>00</a:t>
           </a:r>
         </a:p>
       </dsp:txBody>
@@ -12847,33 +11900,7 @@
           </a:pPr>
           <a:r>
             <a:rPr lang="en-GB" sz="1000" kern="1200"/>
-            <a:t>Eligible: 447 | </a:t>
-          </a:r>
-          <a:r>
-            <a:rPr lang="en-GB" sz="1000" kern="1200">
-              <a:solidFill>
-                <a:schemeClr val="accent6"/>
-              </a:solidFill>
-            </a:rPr>
-            <a:t>06</a:t>
-          </a:r>
-        </a:p>
-        <a:p>
-          <a:pPr marL="0" lvl="0" indent="0" algn="ctr" defTabSz="444500">
-            <a:lnSpc>
-              <a:spcPct val="90000"/>
-            </a:lnSpc>
-            <a:spcBef>
-              <a:spcPct val="0"/>
-            </a:spcBef>
-            <a:spcAft>
-              <a:spcPct val="35000"/>
-            </a:spcAft>
-            <a:buNone/>
-          </a:pPr>
-          <a:r>
-            <a:rPr lang="en-GB" sz="1000" kern="1200"/>
-            <a:t>Ineligible: 28 | </a:t>
+            <a:t>Eligible: 515 | </a:t>
           </a:r>
           <a:r>
             <a:rPr lang="en-GB" sz="1000" kern="1200">
@@ -12899,7 +11926,7 @@
           </a:pPr>
           <a:r>
             <a:rPr lang="en-GB" sz="1000" kern="1200"/>
-            <a:t>post screening termination: 198 | </a:t>
+            <a:t>Ineligible: 32 | </a:t>
           </a:r>
           <a:r>
             <a:rPr lang="en-GB" sz="1000" kern="1200">
@@ -12907,7 +11934,7 @@
                 <a:schemeClr val="accent6"/>
               </a:solidFill>
             </a:rPr>
-            <a:t>02</a:t>
+            <a:t>00</a:t>
           </a:r>
         </a:p>
         <a:p>
@@ -12925,7 +11952,34 @@
           </a:pPr>
           <a:r>
             <a:rPr lang="en-GB" sz="1000" kern="1200"/>
-            <a:t>post week 20 termination: 08 | </a:t>
+            <a:t>post screening termination: 251 | </a:t>
+          </a:r>
+          <a:r>
+            <a:rPr lang="en-GB" sz="1000" kern="1200">
+              <a:solidFill>
+                <a:schemeClr val="accent6"/>
+              </a:solidFill>
+            </a:rPr>
+            <a:t>00</a:t>
+          </a:r>
+          <a:endParaRPr lang="en-GB" sz="1000" kern="1200"/>
+        </a:p>
+        <a:p>
+          <a:pPr marL="0" lvl="0" indent="0" algn="ctr" defTabSz="444500">
+            <a:lnSpc>
+              <a:spcPct val="90000"/>
+            </a:lnSpc>
+            <a:spcBef>
+              <a:spcPct val="0"/>
+            </a:spcBef>
+            <a:spcAft>
+              <a:spcPct val="35000"/>
+            </a:spcAft>
+            <a:buNone/>
+          </a:pPr>
+          <a:r>
+            <a:rPr lang="en-GB" sz="1000" kern="1200"/>
+            <a:t>post week 20 termination: 10 | </a:t>
           </a:r>
           <a:r>
             <a:rPr lang="en-GB" sz="1000" kern="1200">
@@ -13119,7 +12173,7 @@
           </a:pPr>
           <a:r>
             <a:rPr lang="en-GB" sz="1000" kern="1200"/>
-            <a:t>Interested:680 | </a:t>
+            <a:t>Interested: 847 | </a:t>
           </a:r>
           <a:r>
             <a:rPr lang="en-GB" sz="1000" kern="1200">
@@ -13127,8 +12181,9 @@
                 <a:schemeClr val="accent6"/>
               </a:solidFill>
             </a:rPr>
-            <a:t>10</a:t>
+            <a:t>00</a:t>
           </a:r>
+          <a:endParaRPr lang="en-GB" sz="1000" kern="1200"/>
         </a:p>
         <a:p>
           <a:pPr marL="0" lvl="0" indent="0" algn="ctr" defTabSz="444500">
@@ -13145,7 +12200,7 @@
           </a:pPr>
           <a:r>
             <a:rPr lang="en-GB" sz="1000" kern="1200"/>
-            <a:t>Not intrested: 02 | </a:t>
+            <a:t>Not intrested: 04 | </a:t>
           </a:r>
           <a:r>
             <a:rPr lang="en-GB" sz="1000" kern="1200">
@@ -13171,7 +12226,7 @@
           </a:pPr>
           <a:r>
             <a:rPr lang="en-GB" sz="1000" kern="1200"/>
-            <a:t>Undecided:01 | </a:t>
+            <a:t>Undecided:04 | </a:t>
           </a:r>
           <a:r>
             <a:rPr lang="en-GB" sz="1000" kern="1200">
@@ -13197,7 +12252,7 @@
           </a:pPr>
           <a:r>
             <a:rPr lang="en-GB" sz="1000" kern="1200"/>
-            <a:t>Other:39 | </a:t>
+            <a:t>Other: 39 | </a:t>
           </a:r>
           <a:r>
             <a:rPr lang="en-GB" sz="1000" kern="1200">
@@ -15695,12 +14750,11 @@
 </file>
 
 <file path=customXml/item1.xml><?xml version="1.0" encoding="utf-8"?>
-<?mso-contentType ?>
-<FormTemplates xmlns="http://schemas.microsoft.com/sharepoint/v3/contenttype/forms">
-  <Display>DocumentLibraryForm</Display>
-  <Edit>DocumentLibraryForm</Edit>
-  <New>DocumentLibraryForm</New>
-</FormTemplates>
+<p:properties xmlns:p="http://schemas.microsoft.com/office/2006/metadata/properties" xmlns:xsi="http://www.w3.org/2001/XMLSchema-instance" xmlns:pc="http://schemas.microsoft.com/office/infopath/2007/PartnerControls">
+  <documentManagement>
+    <_activity xmlns="89114d93-40b0-4de1-aa32-14ecbdb0e84d" xsi:nil="true"/>
+  </documentManagement>
+</p:properties>
 </file>
 
 <file path=customXml/item2.xml><?xml version="1.0" encoding="utf-8"?>
@@ -15957,17 +15011,27 @@
 </file>
 
 <file path=customXml/item3.xml><?xml version="1.0" encoding="utf-8"?>
-<p:properties xmlns:p="http://schemas.microsoft.com/office/2006/metadata/properties" xmlns:xsi="http://www.w3.org/2001/XMLSchema-instance" xmlns:pc="http://schemas.microsoft.com/office/infopath/2007/PartnerControls">
-  <documentManagement>
-    <_activity xmlns="89114d93-40b0-4de1-aa32-14ecbdb0e84d" xsi:nil="true"/>
-  </documentManagement>
-</p:properties>
+<?mso-contentType ?>
+<FormTemplates xmlns="http://schemas.microsoft.com/sharepoint/v3/contenttype/forms">
+  <Display>DocumentLibraryForm</Display>
+  <Edit>DocumentLibraryForm</Edit>
+  <New>DocumentLibraryForm</New>
+</FormTemplates>
 </file>
 
 <file path=customXml/itemProps1.xml><?xml version="1.0" encoding="utf-8"?>
-<ds:datastoreItem xmlns:ds="http://schemas.openxmlformats.org/officeDocument/2006/customXml" ds:itemID="{8CFE9C57-FF40-468F-8676-70E434452378}">
+<ds:datastoreItem xmlns:ds="http://schemas.openxmlformats.org/officeDocument/2006/customXml" ds:itemID="{84B28EF5-0868-45FB-8B16-735A5E7AF75C}">
   <ds:schemaRefs>
-    <ds:schemaRef ds:uri="http://schemas.microsoft.com/sharepoint/v3/contenttype/forms"/>
+    <ds:schemaRef ds:uri="http://www.w3.org/XML/1998/namespace"/>
+    <ds:schemaRef ds:uri="http://purl.org/dc/dcmitype/"/>
+    <ds:schemaRef ds:uri="http://schemas.microsoft.com/office/2006/documentManagement/types"/>
+    <ds:schemaRef ds:uri="http://schemas.openxmlformats.org/package/2006/metadata/core-properties"/>
+    <ds:schemaRef ds:uri="http://schemas.microsoft.com/office/2006/metadata/properties"/>
+    <ds:schemaRef ds:uri="89114d93-40b0-4de1-aa32-14ecbdb0e84d"/>
+    <ds:schemaRef ds:uri="http://purl.org/dc/elements/1.1/"/>
+    <ds:schemaRef ds:uri="http://schemas.microsoft.com/office/infopath/2007/PartnerControls"/>
+    <ds:schemaRef ds:uri="0ff8adc4-58f0-4cfe-ad48-79a46b32a9f8"/>
+    <ds:schemaRef ds:uri="http://purl.org/dc/terms/"/>
   </ds:schemaRefs>
 </ds:datastoreItem>
 </file>
@@ -15992,11 +15056,9 @@
 </file>
 
 <file path=customXml/itemProps3.xml><?xml version="1.0" encoding="utf-8"?>
-<ds:datastoreItem xmlns:ds="http://schemas.openxmlformats.org/officeDocument/2006/customXml" ds:itemID="{84B28EF5-0868-45FB-8B16-735A5E7AF75C}">
+<ds:datastoreItem xmlns:ds="http://schemas.openxmlformats.org/officeDocument/2006/customXml" ds:itemID="{8CFE9C57-FF40-468F-8676-70E434452378}">
   <ds:schemaRefs>
-    <ds:schemaRef ds:uri="http://schemas.microsoft.com/office/2006/metadata/properties"/>
-    <ds:schemaRef ds:uri="http://schemas.microsoft.com/office/infopath/2007/PartnerControls"/>
-    <ds:schemaRef ds:uri="89114d93-40b0-4de1-aa32-14ecbdb0e84d"/>
+    <ds:schemaRef ds:uri="http://schemas.microsoft.com/sharepoint/v3/contenttype/forms"/>
   </ds:schemaRefs>
 </ds:datastoreItem>
 </file>